--- a/Deliverables/Object Design Document_LaCantina.docx
+++ b/Deliverables/Object Design Document_LaCantina.docx
@@ -205,7 +205,23 @@
           <w:b/>
           <w:sz w:val="36"/>
         </w:rPr>
-        <w:t xml:space="preserve">.0 </w:t>
+        <w:t>.</w:t>
+      </w:r>
+      <w:r>
+        <w:rPr>
+          <w:rFonts w:ascii="Arial" w:eastAsia="Arial" w:hAnsi="Arial" w:cs="Arial"/>
+          <w:b/>
+          <w:sz w:val="36"/>
+        </w:rPr>
+        <w:t>1</w:t>
+      </w:r>
+      <w:r>
+        <w:rPr>
+          <w:rFonts w:ascii="Arial" w:eastAsia="Arial" w:hAnsi="Arial" w:cs="Arial"/>
+          <w:b/>
+          <w:sz w:val="36"/>
+        </w:rPr>
+        <w:t xml:space="preserve"> </w:t>
       </w:r>
     </w:p>
     <w:p>
@@ -418,7 +434,19 @@
               <w:rPr>
                 <w:sz w:val="20"/>
               </w:rPr>
-              <w:t xml:space="preserve">.0 </w:t>
+              <w:t>.</w:t>
+            </w:r>
+            <w:r>
+              <w:rPr>
+                <w:sz w:val="20"/>
+              </w:rPr>
+              <w:t>1</w:t>
+            </w:r>
+            <w:r>
+              <w:rPr>
+                <w:sz w:val="20"/>
+              </w:rPr>
+              <w:t xml:space="preserve"> </w:t>
             </w:r>
           </w:p>
         </w:tc>
@@ -501,7 +529,13 @@
               <w:rPr>
                 <w:sz w:val="20"/>
               </w:rPr>
-              <w:t>22</w:t>
+              <w:t>2</w:t>
+            </w:r>
+            <w:r>
+              <w:rPr>
+                <w:sz w:val="20"/>
+              </w:rPr>
+              <w:t>7</w:t>
             </w:r>
             <w:r>
               <w:rPr>
@@ -1021,6 +1055,12 @@
               </w:rPr>
               <w:t>GRAZIOSO Fabrizio</w:t>
             </w:r>
+            <w:r>
+              <w:rPr>
+                <w:sz w:val="20"/>
+              </w:rPr>
+              <w:t>, CICALESE Gabriele</w:t>
+            </w:r>
           </w:p>
         </w:tc>
       </w:tr>
@@ -1350,6 +1390,115 @@
           </w:p>
         </w:tc>
       </w:tr>
+      <w:tr>
+        <w:trPr>
+          <w:trHeight w:val="338"/>
+        </w:trPr>
+        <w:tc>
+          <w:tcPr>
+            <w:tcW w:w="1927" w:type="dxa"/>
+            <w:tcBorders>
+              <w:top w:val="single" w:sz="2" w:space="0" w:color="000000"/>
+              <w:left w:val="single" w:sz="2" w:space="0" w:color="000000"/>
+              <w:bottom w:val="single" w:sz="2" w:space="0" w:color="000000"/>
+              <w:right w:val="single" w:sz="2" w:space="0" w:color="000000"/>
+            </w:tcBorders>
+          </w:tcPr>
+          <w:p>
+            <w:pPr>
+              <w:spacing w:after="0" w:line="259" w:lineRule="auto"/>
+              <w:ind w:left="3" w:firstLine="0"/>
+              <w:rPr>
+                <w:sz w:val="20"/>
+              </w:rPr>
+            </w:pPr>
+            <w:r>
+              <w:rPr>
+                <w:sz w:val="20"/>
+              </w:rPr>
+              <w:t>27/12/2025</w:t>
+            </w:r>
+          </w:p>
+        </w:tc>
+        <w:tc>
+          <w:tcPr>
+            <w:tcW w:w="965" w:type="dxa"/>
+            <w:tcBorders>
+              <w:top w:val="single" w:sz="2" w:space="0" w:color="000000"/>
+              <w:left w:val="single" w:sz="2" w:space="0" w:color="000000"/>
+              <w:bottom w:val="single" w:sz="2" w:space="0" w:color="000000"/>
+              <w:right w:val="single" w:sz="2" w:space="0" w:color="000000"/>
+            </w:tcBorders>
+          </w:tcPr>
+          <w:p>
+            <w:pPr>
+              <w:spacing w:after="0" w:line="259" w:lineRule="auto"/>
+              <w:ind w:left="0" w:firstLine="0"/>
+              <w:rPr>
+                <w:sz w:val="20"/>
+              </w:rPr>
+            </w:pPr>
+            <w:r>
+              <w:rPr>
+                <w:sz w:val="20"/>
+              </w:rPr>
+              <w:t>1.1</w:t>
+            </w:r>
+          </w:p>
+        </w:tc>
+        <w:tc>
+          <w:tcPr>
+            <w:tcW w:w="4334" w:type="dxa"/>
+            <w:tcBorders>
+              <w:top w:val="single" w:sz="2" w:space="0" w:color="000000"/>
+              <w:left w:val="single" w:sz="2" w:space="0" w:color="000000"/>
+              <w:bottom w:val="single" w:sz="2" w:space="0" w:color="000000"/>
+              <w:right w:val="single" w:sz="2" w:space="0" w:color="000000"/>
+            </w:tcBorders>
+          </w:tcPr>
+          <w:p>
+            <w:pPr>
+              <w:spacing w:after="0" w:line="259" w:lineRule="auto"/>
+              <w:ind w:left="2" w:firstLine="0"/>
+              <w:rPr>
+                <w:sz w:val="20"/>
+              </w:rPr>
+            </w:pPr>
+            <w:r>
+              <w:rPr>
+                <w:sz w:val="20"/>
+              </w:rPr>
+              <w:t>Aggiunta dei Package e delle Classi implementate</w:t>
+            </w:r>
+          </w:p>
+        </w:tc>
+        <w:tc>
+          <w:tcPr>
+            <w:tcW w:w="2410" w:type="dxa"/>
+            <w:tcBorders>
+              <w:top w:val="single" w:sz="2" w:space="0" w:color="000000"/>
+              <w:left w:val="single" w:sz="2" w:space="0" w:color="000000"/>
+              <w:bottom w:val="single" w:sz="2" w:space="0" w:color="000000"/>
+              <w:right w:val="single" w:sz="2" w:space="0" w:color="000000"/>
+            </w:tcBorders>
+          </w:tcPr>
+          <w:p>
+            <w:pPr>
+              <w:spacing w:after="0" w:line="259" w:lineRule="auto"/>
+              <w:ind w:left="2" w:firstLine="0"/>
+              <w:rPr>
+                <w:sz w:val="20"/>
+              </w:rPr>
+            </w:pPr>
+            <w:r>
+              <w:rPr>
+                <w:sz w:val="20"/>
+              </w:rPr>
+              <w:t>CICALESE Gabriele</w:t>
+            </w:r>
+          </w:p>
+        </w:tc>
+      </w:tr>
     </w:tbl>
     <w:p>
       <w:pPr>
@@ -4897,47 +5046,22 @@
         </w:numPr>
         <w:rPr>
           <w:rFonts w:eastAsia="Calibri"/>
-        </w:rPr>
-      </w:pPr>
-      <w:proofErr w:type="spellStart"/>
+          <w:lang w:val="en-US"/>
+        </w:rPr>
+      </w:pPr>
       <w:r>
         <w:rPr>
           <w:rFonts w:eastAsia="Calibri"/>
           <w:i/>
           <w:iCs/>
-        </w:rPr>
-        <w:t>Requirements</w:t>
-      </w:r>
-      <w:proofErr w:type="spellEnd"/>
-      <w:r>
-        <w:rPr>
-          <w:rFonts w:eastAsia="Calibri"/>
-          <w:i/>
-          <w:iCs/>
-        </w:rPr>
-        <w:t xml:space="preserve"> Analysis </w:t>
-      </w:r>
-      <w:proofErr w:type="spellStart"/>
-      <w:r>
-        <w:rPr>
-          <w:rFonts w:eastAsia="Calibri"/>
-          <w:i/>
-          <w:iCs/>
-        </w:rPr>
-        <w:t>Document</w:t>
-      </w:r>
-      <w:proofErr w:type="spellEnd"/>
-      <w:r>
-        <w:rPr>
-          <w:rFonts w:eastAsia="Calibri"/>
-          <w:i/>
-          <w:iCs/>
-        </w:rPr>
-        <w:t xml:space="preserve"> (RAD) v2.1</w:t>
-      </w:r>
-      <w:r>
-        <w:rPr>
-          <w:rFonts w:eastAsia="Calibri"/>
+          <w:lang w:val="en-US"/>
+        </w:rPr>
+        <w:t>Requirements Analysis Document (RAD) v2.1</w:t>
+      </w:r>
+      <w:r>
+        <w:rPr>
+          <w:rFonts w:eastAsia="Calibri"/>
+          <w:lang w:val="en-US"/>
         </w:rPr>
         <w:t xml:space="preserve"> - La Cantina.</w:t>
       </w:r>
@@ -5902,19 +6026,38 @@
         </w:numPr>
         <w:rPr>
           <w:rFonts w:eastAsia="Calibri"/>
-        </w:rPr>
-      </w:pPr>
-      <w:r>
-        <w:rPr>
-          <w:rFonts w:eastAsia="Calibri"/>
-        </w:rPr>
-        <w:t xml:space="preserve">public Utente </w:t>
+          <w:lang w:val="en-US"/>
+        </w:rPr>
+      </w:pPr>
+      <w:r>
+        <w:rPr>
+          <w:rFonts w:eastAsia="Calibri"/>
+          <w:lang w:val="en-US"/>
+        </w:rPr>
+        <w:t xml:space="preserve">public </w:t>
+      </w:r>
+      <w:proofErr w:type="spellStart"/>
+      <w:r>
+        <w:rPr>
+          <w:rFonts w:eastAsia="Calibri"/>
+          <w:lang w:val="en-US"/>
+        </w:rPr>
+        <w:t>Utente</w:t>
+      </w:r>
+      <w:proofErr w:type="spellEnd"/>
+      <w:r>
+        <w:rPr>
+          <w:rFonts w:eastAsia="Calibri"/>
+          <w:lang w:val="en-US"/>
+        </w:rPr>
+        <w:t xml:space="preserve"> </w:t>
       </w:r>
       <w:proofErr w:type="spellStart"/>
       <w:proofErr w:type="gramStart"/>
       <w:r>
         <w:rPr>
           <w:rFonts w:eastAsia="Calibri"/>
+          <w:lang w:val="en-US"/>
         </w:rPr>
         <w:t>doRetrieveByEmailPassword</w:t>
       </w:r>
@@ -5922,51 +6065,17 @@
       <w:r>
         <w:rPr>
           <w:rFonts w:eastAsia="Calibri"/>
+          <w:lang w:val="en-US"/>
         </w:rPr>
         <w:t>(</w:t>
       </w:r>
-      <w:proofErr w:type="spellStart"/>
       <w:proofErr w:type="gramEnd"/>
       <w:r>
         <w:rPr>
           <w:rFonts w:eastAsia="Calibri"/>
-        </w:rPr>
-        <w:t>String</w:t>
-      </w:r>
-      <w:proofErr w:type="spellEnd"/>
-      <w:r>
-        <w:rPr>
-          <w:rFonts w:eastAsia="Calibri"/>
-        </w:rPr>
-        <w:t xml:space="preserve"> </w:t>
-      </w:r>
-      <w:proofErr w:type="gramStart"/>
-      <w:r>
-        <w:rPr>
-          <w:rFonts w:eastAsia="Calibri"/>
-        </w:rPr>
-        <w:t>email</w:t>
-      </w:r>
-      <w:proofErr w:type="gramEnd"/>
-      <w:r>
-        <w:rPr>
-          <w:rFonts w:eastAsia="Calibri"/>
-        </w:rPr>
-        <w:t xml:space="preserve">, </w:t>
-      </w:r>
-      <w:proofErr w:type="spellStart"/>
-      <w:r>
-        <w:rPr>
-          <w:rFonts w:eastAsia="Calibri"/>
-        </w:rPr>
-        <w:t>String</w:t>
-      </w:r>
-      <w:proofErr w:type="spellEnd"/>
-      <w:r>
-        <w:rPr>
-          <w:rFonts w:eastAsia="Calibri"/>
-        </w:rPr>
-        <w:t xml:space="preserve"> password)</w:t>
+          <w:lang w:val="en-US"/>
+        </w:rPr>
+        <w:t>String email, String password)</w:t>
       </w:r>
     </w:p>
     <w:p>
@@ -6288,41 +6397,22 @@
         </w:numPr>
         <w:rPr>
           <w:rFonts w:eastAsia="Calibri"/>
-        </w:rPr>
-      </w:pPr>
-      <w:proofErr w:type="spellStart"/>
-      <w:r>
-        <w:rPr>
-          <w:rFonts w:eastAsia="Calibri"/>
-        </w:rPr>
-        <w:t>protected</w:t>
-      </w:r>
-      <w:proofErr w:type="spellEnd"/>
-      <w:r>
-        <w:rPr>
-          <w:rFonts w:eastAsia="Calibri"/>
-        </w:rPr>
-        <w:t xml:space="preserve"> </w:t>
-      </w:r>
-      <w:proofErr w:type="spellStart"/>
-      <w:r>
-        <w:rPr>
-          <w:rFonts w:eastAsia="Calibri"/>
-        </w:rPr>
-        <w:t>void</w:t>
-      </w:r>
-      <w:proofErr w:type="spellEnd"/>
-      <w:r>
-        <w:rPr>
-          <w:rFonts w:eastAsia="Calibri"/>
-        </w:rPr>
-        <w:t xml:space="preserve"> </w:t>
+          <w:lang w:val="en-US"/>
+        </w:rPr>
+      </w:pPr>
+      <w:r>
+        <w:rPr>
+          <w:rFonts w:eastAsia="Calibri"/>
+          <w:lang w:val="en-US"/>
+        </w:rPr>
+        <w:t xml:space="preserve">protected void </w:t>
       </w:r>
       <w:proofErr w:type="spellStart"/>
       <w:proofErr w:type="gramStart"/>
       <w:r>
         <w:rPr>
           <w:rFonts w:eastAsia="Calibri"/>
+          <w:lang w:val="en-US"/>
         </w:rPr>
         <w:t>doPost</w:t>
       </w:r>
@@ -6330,6 +6420,7 @@
       <w:r>
         <w:rPr>
           <w:rFonts w:eastAsia="Calibri"/>
+          <w:lang w:val="en-US"/>
         </w:rPr>
         <w:t>(</w:t>
       </w:r>
@@ -6338,6 +6429,7 @@
       <w:r>
         <w:rPr>
           <w:rFonts w:eastAsia="Calibri"/>
+          <w:lang w:val="en-US"/>
         </w:rPr>
         <w:t>HttpServletRequest</w:t>
       </w:r>
@@ -6345,50 +6437,25 @@
       <w:r>
         <w:rPr>
           <w:rFonts w:eastAsia="Calibri"/>
-        </w:rPr>
-        <w:t xml:space="preserve"> </w:t>
+          <w:lang w:val="en-US"/>
+        </w:rPr>
+        <w:t xml:space="preserve"> request, </w:t>
       </w:r>
       <w:proofErr w:type="spellStart"/>
       <w:r>
         <w:rPr>
           <w:rFonts w:eastAsia="Calibri"/>
-        </w:rPr>
-        <w:t>request</w:t>
+          <w:lang w:val="en-US"/>
+        </w:rPr>
+        <w:t>HttpServletResponse</w:t>
       </w:r>
       <w:proofErr w:type="spellEnd"/>
       <w:r>
         <w:rPr>
           <w:rFonts w:eastAsia="Calibri"/>
-        </w:rPr>
-        <w:t xml:space="preserve">, </w:t>
-      </w:r>
-      <w:proofErr w:type="spellStart"/>
-      <w:r>
-        <w:rPr>
-          <w:rFonts w:eastAsia="Calibri"/>
-        </w:rPr>
-        <w:t>HttpServletResponse</w:t>
-      </w:r>
-      <w:proofErr w:type="spellEnd"/>
-      <w:r>
-        <w:rPr>
-          <w:rFonts w:eastAsia="Calibri"/>
-        </w:rPr>
-        <w:t xml:space="preserve"> </w:t>
-      </w:r>
-      <w:proofErr w:type="spellStart"/>
-      <w:r>
-        <w:rPr>
-          <w:rFonts w:eastAsia="Calibri"/>
-        </w:rPr>
-        <w:t>response</w:t>
-      </w:r>
-      <w:proofErr w:type="spellEnd"/>
-      <w:r>
-        <w:rPr>
-          <w:rFonts w:eastAsia="Calibri"/>
-        </w:rPr>
-        <w:t>)</w:t>
+          <w:lang w:val="en-US"/>
+        </w:rPr>
+        <w:t xml:space="preserve"> response)</w:t>
       </w:r>
     </w:p>
     <w:p>
@@ -6581,19 +6648,38 @@
         </w:numPr>
         <w:rPr>
           <w:rFonts w:eastAsia="Calibri"/>
-        </w:rPr>
-      </w:pPr>
-      <w:r>
-        <w:rPr>
-          <w:rFonts w:eastAsia="Calibri"/>
-        </w:rPr>
-        <w:t xml:space="preserve">public Prodotto </w:t>
+          <w:lang w:val="en-US"/>
+        </w:rPr>
+      </w:pPr>
+      <w:r>
+        <w:rPr>
+          <w:rFonts w:eastAsia="Calibri"/>
+          <w:lang w:val="en-US"/>
+        </w:rPr>
+        <w:t xml:space="preserve">public </w:t>
+      </w:r>
+      <w:proofErr w:type="spellStart"/>
+      <w:r>
+        <w:rPr>
+          <w:rFonts w:eastAsia="Calibri"/>
+          <w:lang w:val="en-US"/>
+        </w:rPr>
+        <w:t>Prodotto</w:t>
+      </w:r>
+      <w:proofErr w:type="spellEnd"/>
+      <w:r>
+        <w:rPr>
+          <w:rFonts w:eastAsia="Calibri"/>
+          <w:lang w:val="en-US"/>
+        </w:rPr>
+        <w:t xml:space="preserve"> </w:t>
       </w:r>
       <w:proofErr w:type="spellStart"/>
       <w:proofErr w:type="gramStart"/>
       <w:r>
         <w:rPr>
           <w:rFonts w:eastAsia="Calibri"/>
+          <w:lang w:val="en-US"/>
         </w:rPr>
         <w:t>doRetrieveByKey</w:t>
       </w:r>
@@ -6601,23 +6687,17 @@
       <w:r>
         <w:rPr>
           <w:rFonts w:eastAsia="Calibri"/>
+          <w:lang w:val="en-US"/>
         </w:rPr>
         <w:t>(</w:t>
       </w:r>
-      <w:proofErr w:type="spellStart"/>
       <w:proofErr w:type="gramEnd"/>
       <w:r>
         <w:rPr>
           <w:rFonts w:eastAsia="Calibri"/>
-        </w:rPr>
-        <w:t>int</w:t>
-      </w:r>
-      <w:proofErr w:type="spellEnd"/>
-      <w:r>
-        <w:rPr>
-          <w:rFonts w:eastAsia="Calibri"/>
-        </w:rPr>
-        <w:t xml:space="preserve"> id)</w:t>
+          <w:lang w:val="en-US"/>
+        </w:rPr>
+        <w:t>int id)</w:t>
       </w:r>
     </w:p>
     <w:p>
@@ -6687,13 +6767,7 @@
         <w:rPr>
           <w:rFonts w:eastAsia="Calibri"/>
         </w:rPr>
-        <w:t xml:space="preserve">Sottosistema </w:t>
-      </w:r>
-      <w:r>
-        <w:rPr>
-          <w:rFonts w:eastAsia="Calibri"/>
-        </w:rPr>
-        <w:t>Cart</w:t>
+        <w:t>Sottosistema Cart</w:t>
       </w:r>
       <w:bookmarkEnd w:id="16"/>
     </w:p>
@@ -6709,13 +6783,7 @@
         <w:rPr>
           <w:color w:val="000000" w:themeColor="text1"/>
         </w:rPr>
-        <w:t xml:space="preserve">Class: </w:t>
-      </w:r>
-      <w:r>
-        <w:rPr>
-          <w:color w:val="000000" w:themeColor="text1"/>
-        </w:rPr>
-        <w:t>Carrello</w:t>
+        <w:t>Class: Carrello</w:t>
       </w:r>
       <w:bookmarkEnd w:id="17"/>
       <w:r>
@@ -7009,34 +7077,23 @@
         </w:numPr>
         <w:rPr>
           <w:rFonts w:eastAsia="Calibri"/>
-        </w:rPr>
-      </w:pPr>
-      <w:r>
-        <w:rPr>
-          <w:rFonts w:eastAsia="Calibri"/>
+          <w:lang w:val="en-US"/>
+        </w:rPr>
+      </w:pPr>
+      <w:r>
+        <w:rPr>
+          <w:rFonts w:eastAsia="Calibri"/>
+          <w:lang w:val="en-US"/>
         </w:rPr>
         <w:lastRenderedPageBreak/>
-        <w:t xml:space="preserve">public </w:t>
-      </w:r>
-      <w:proofErr w:type="spellStart"/>
-      <w:r>
-        <w:rPr>
-          <w:rFonts w:eastAsia="Calibri"/>
-        </w:rPr>
-        <w:t>void</w:t>
-      </w:r>
-      <w:proofErr w:type="spellEnd"/>
-      <w:r>
-        <w:rPr>
-          <w:rFonts w:eastAsia="Calibri"/>
-        </w:rPr>
-        <w:t xml:space="preserve"> </w:t>
+        <w:t xml:space="preserve">public void </w:t>
       </w:r>
       <w:proofErr w:type="spellStart"/>
       <w:proofErr w:type="gramStart"/>
       <w:r>
         <w:rPr>
           <w:rFonts w:eastAsia="Calibri"/>
+          <w:lang w:val="en-US"/>
         </w:rPr>
         <w:t>removeProduct</w:t>
       </w:r>
@@ -7044,35 +7101,31 @@
       <w:r>
         <w:rPr>
           <w:rFonts w:eastAsia="Calibri"/>
+          <w:lang w:val="en-US"/>
         </w:rPr>
         <w:t>(</w:t>
       </w:r>
+      <w:proofErr w:type="gramEnd"/>
+      <w:r>
+        <w:rPr>
+          <w:rFonts w:eastAsia="Calibri"/>
+          <w:lang w:val="en-US"/>
+        </w:rPr>
+        <w:t xml:space="preserve">int </w:t>
+      </w:r>
       <w:proofErr w:type="spellStart"/>
-      <w:proofErr w:type="gramEnd"/>
-      <w:r>
-        <w:rPr>
-          <w:rFonts w:eastAsia="Calibri"/>
-        </w:rPr>
-        <w:t>int</w:t>
+      <w:r>
+        <w:rPr>
+          <w:rFonts w:eastAsia="Calibri"/>
+          <w:lang w:val="en-US"/>
+        </w:rPr>
+        <w:t>idProdotto</w:t>
       </w:r>
       <w:proofErr w:type="spellEnd"/>
       <w:r>
         <w:rPr>
           <w:rFonts w:eastAsia="Calibri"/>
-        </w:rPr>
-        <w:t xml:space="preserve"> </w:t>
-      </w:r>
-      <w:proofErr w:type="spellStart"/>
-      <w:r>
-        <w:rPr>
-          <w:rFonts w:eastAsia="Calibri"/>
-        </w:rPr>
-        <w:t>idProdotto</w:t>
-      </w:r>
-      <w:proofErr w:type="spellEnd"/>
-      <w:r>
-        <w:rPr>
-          <w:rFonts w:eastAsia="Calibri"/>
+          <w:lang w:val="en-US"/>
         </w:rPr>
         <w:t>)</w:t>
       </w:r>
@@ -7591,59 +7644,72 @@
         </w:numPr>
         <w:rPr>
           <w:rFonts w:eastAsia="Calibri"/>
-        </w:rPr>
-      </w:pPr>
-      <w:proofErr w:type="spellStart"/>
+          <w:lang w:val="en-US"/>
+        </w:rPr>
+      </w:pPr>
       <w:r>
         <w:rPr>
           <w:rFonts w:eastAsia="Calibri"/>
           <w:i/>
           <w:iCs/>
-        </w:rPr>
-        <w:t>Exceptions</w:t>
+          <w:lang w:val="en-US"/>
+        </w:rPr>
+        <w:t>Exceptions:</w:t>
+      </w:r>
+      <w:r>
+        <w:rPr>
+          <w:rFonts w:eastAsia="Calibri"/>
+          <w:lang w:val="en-US"/>
+        </w:rPr>
+        <w:t xml:space="preserve"> </w:t>
+      </w:r>
+      <w:proofErr w:type="spellStart"/>
+      <w:r>
+        <w:rPr>
+          <w:rFonts w:eastAsia="Calibri"/>
+          <w:lang w:val="en-US"/>
+        </w:rPr>
+        <w:t>SQLException</w:t>
       </w:r>
       <w:proofErr w:type="spellEnd"/>
       <w:r>
         <w:rPr>
           <w:rFonts w:eastAsia="Calibri"/>
-          <w:i/>
-          <w:iCs/>
-        </w:rPr>
-        <w:t>:</w:t>
-      </w:r>
-      <w:r>
-        <w:rPr>
-          <w:rFonts w:eastAsia="Calibri"/>
-        </w:rPr>
-        <w:t xml:space="preserve"> </w:t>
+          <w:lang w:val="en-US"/>
+        </w:rPr>
+        <w:t xml:space="preserve"> (</w:t>
       </w:r>
       <w:proofErr w:type="spellStart"/>
       <w:r>
         <w:rPr>
           <w:rFonts w:eastAsia="Calibri"/>
-        </w:rPr>
-        <w:t>SQLException</w:t>
+          <w:lang w:val="en-US"/>
+        </w:rPr>
+        <w:t>effettua</w:t>
       </w:r>
       <w:proofErr w:type="spellEnd"/>
       <w:r>
         <w:rPr>
           <w:rFonts w:eastAsia="Calibri"/>
-        </w:rPr>
-        <w:t xml:space="preserve"> (effettua </w:t>
+          <w:lang w:val="en-US"/>
+        </w:rPr>
+        <w:t xml:space="preserve"> rollback se </w:t>
       </w:r>
       <w:proofErr w:type="spellStart"/>
       <w:r>
         <w:rPr>
           <w:rFonts w:eastAsia="Calibri"/>
-        </w:rPr>
-        <w:t>rollback</w:t>
+          <w:lang w:val="en-US"/>
+        </w:rPr>
+        <w:t>fallisce</w:t>
       </w:r>
       <w:proofErr w:type="spellEnd"/>
       <w:r>
         <w:rPr>
           <w:rFonts w:eastAsia="Calibri"/>
-        </w:rPr>
-        <w:t xml:space="preserve"> se fallisce).</w:t>
+          <w:lang w:val="en-US"/>
+        </w:rPr>
+        <w:t>).</w:t>
       </w:r>
     </w:p>
     <w:p>
@@ -7825,33 +7891,22 @@
         </w:numPr>
         <w:rPr>
           <w:rFonts w:eastAsia="Calibri"/>
-        </w:rPr>
-      </w:pPr>
-      <w:r>
-        <w:rPr>
-          <w:rFonts w:eastAsia="Calibri"/>
-        </w:rPr>
-        <w:t xml:space="preserve">public </w:t>
-      </w:r>
-      <w:proofErr w:type="spellStart"/>
-      <w:r>
-        <w:rPr>
-          <w:rFonts w:eastAsia="Calibri"/>
-        </w:rPr>
-        <w:t>void</w:t>
-      </w:r>
-      <w:proofErr w:type="spellEnd"/>
-      <w:r>
-        <w:rPr>
-          <w:rFonts w:eastAsia="Calibri"/>
-        </w:rPr>
-        <w:t xml:space="preserve"> </w:t>
+          <w:lang w:val="en-US"/>
+        </w:rPr>
+      </w:pPr>
+      <w:r>
+        <w:rPr>
+          <w:rFonts w:eastAsia="Calibri"/>
+          <w:lang w:val="en-US"/>
+        </w:rPr>
+        <w:t xml:space="preserve">public void </w:t>
       </w:r>
       <w:proofErr w:type="spellStart"/>
       <w:proofErr w:type="gramStart"/>
       <w:r>
         <w:rPr>
           <w:rFonts w:eastAsia="Calibri"/>
+          <w:lang w:val="en-US"/>
         </w:rPr>
         <w:t>processCheckout</w:t>
       </w:r>
@@ -7859,6 +7914,7 @@
       <w:r>
         <w:rPr>
           <w:rFonts w:eastAsia="Calibri"/>
+          <w:lang w:val="en-US"/>
         </w:rPr>
         <w:t>(</w:t>
       </w:r>
@@ -7867,6 +7923,7 @@
       <w:r>
         <w:rPr>
           <w:rFonts w:eastAsia="Calibri"/>
+          <w:lang w:val="en-US"/>
         </w:rPr>
         <w:t>HttpServletRequest</w:t>
       </w:r>
@@ -7874,34 +7931,23 @@
       <w:r>
         <w:rPr>
           <w:rFonts w:eastAsia="Calibri"/>
-        </w:rPr>
-        <w:t xml:space="preserve"> </w:t>
+          <w:lang w:val="en-US"/>
+        </w:rPr>
+        <w:t xml:space="preserve"> req, </w:t>
       </w:r>
       <w:proofErr w:type="spellStart"/>
       <w:r>
         <w:rPr>
           <w:rFonts w:eastAsia="Calibri"/>
-        </w:rPr>
-        <w:t>req</w:t>
+          <w:lang w:val="en-US"/>
+        </w:rPr>
+        <w:t>HttpServletResponse</w:t>
       </w:r>
       <w:proofErr w:type="spellEnd"/>
       <w:r>
         <w:rPr>
           <w:rFonts w:eastAsia="Calibri"/>
-        </w:rPr>
-        <w:t xml:space="preserve">, </w:t>
-      </w:r>
-      <w:proofErr w:type="spellStart"/>
-      <w:r>
-        <w:rPr>
-          <w:rFonts w:eastAsia="Calibri"/>
-        </w:rPr>
-        <w:t>HttpServletResponse</w:t>
-      </w:r>
-      <w:proofErr w:type="spellEnd"/>
-      <w:r>
-        <w:rPr>
-          <w:rFonts w:eastAsia="Calibri"/>
+          <w:lang w:val="en-US"/>
         </w:rPr>
         <w:t xml:space="preserve"> res)</w:t>
       </w:r>
@@ -8060,33 +8106,22 @@
         </w:numPr>
         <w:rPr>
           <w:rFonts w:eastAsia="Calibri"/>
-        </w:rPr>
-      </w:pPr>
-      <w:r>
-        <w:rPr>
-          <w:rFonts w:eastAsia="Calibri"/>
-        </w:rPr>
-        <w:t xml:space="preserve">public </w:t>
-      </w:r>
-      <w:proofErr w:type="spellStart"/>
-      <w:r>
-        <w:rPr>
-          <w:rFonts w:eastAsia="Calibri"/>
-        </w:rPr>
-        <w:t>void</w:t>
-      </w:r>
-      <w:proofErr w:type="spellEnd"/>
-      <w:r>
-        <w:rPr>
-          <w:rFonts w:eastAsia="Calibri"/>
-        </w:rPr>
-        <w:t xml:space="preserve"> </w:t>
+          <w:lang w:val="en-US"/>
+        </w:rPr>
+      </w:pPr>
+      <w:r>
+        <w:rPr>
+          <w:rFonts w:eastAsia="Calibri"/>
+          <w:lang w:val="en-US"/>
+        </w:rPr>
+        <w:t xml:space="preserve">public void </w:t>
       </w:r>
       <w:proofErr w:type="spellStart"/>
       <w:proofErr w:type="gramStart"/>
       <w:r>
         <w:rPr>
           <w:rFonts w:eastAsia="Calibri"/>
+          <w:lang w:val="en-US"/>
         </w:rPr>
         <w:t>updateStock</w:t>
       </w:r>
@@ -8094,63 +8129,47 @@
       <w:r>
         <w:rPr>
           <w:rFonts w:eastAsia="Calibri"/>
+          <w:lang w:val="en-US"/>
         </w:rPr>
         <w:t>(</w:t>
       </w:r>
+      <w:proofErr w:type="gramEnd"/>
+      <w:r>
+        <w:rPr>
+          <w:rFonts w:eastAsia="Calibri"/>
+          <w:lang w:val="en-US"/>
+        </w:rPr>
+        <w:t xml:space="preserve">int </w:t>
+      </w:r>
       <w:proofErr w:type="spellStart"/>
-      <w:proofErr w:type="gramEnd"/>
-      <w:r>
-        <w:rPr>
-          <w:rFonts w:eastAsia="Calibri"/>
-        </w:rPr>
-        <w:t>int</w:t>
+      <w:r>
+        <w:rPr>
+          <w:rFonts w:eastAsia="Calibri"/>
+          <w:lang w:val="en-US"/>
+        </w:rPr>
+        <w:t>idProdotto</w:t>
       </w:r>
       <w:proofErr w:type="spellEnd"/>
       <w:r>
         <w:rPr>
           <w:rFonts w:eastAsia="Calibri"/>
-        </w:rPr>
-        <w:t xml:space="preserve"> </w:t>
+          <w:lang w:val="en-US"/>
+        </w:rPr>
+        <w:t xml:space="preserve">, int </w:t>
       </w:r>
       <w:proofErr w:type="spellStart"/>
       <w:r>
         <w:rPr>
           <w:rFonts w:eastAsia="Calibri"/>
-        </w:rPr>
-        <w:t>idProdotto</w:t>
+          <w:lang w:val="en-US"/>
+        </w:rPr>
+        <w:t>newQuantity</w:t>
       </w:r>
       <w:proofErr w:type="spellEnd"/>
       <w:r>
         <w:rPr>
           <w:rFonts w:eastAsia="Calibri"/>
-        </w:rPr>
-        <w:t xml:space="preserve">, </w:t>
-      </w:r>
-      <w:proofErr w:type="spellStart"/>
-      <w:r>
-        <w:rPr>
-          <w:rFonts w:eastAsia="Calibri"/>
-        </w:rPr>
-        <w:t>int</w:t>
-      </w:r>
-      <w:proofErr w:type="spellEnd"/>
-      <w:r>
-        <w:rPr>
-          <w:rFonts w:eastAsia="Calibri"/>
-        </w:rPr>
-        <w:t xml:space="preserve"> </w:t>
-      </w:r>
-      <w:proofErr w:type="spellStart"/>
-      <w:r>
-        <w:rPr>
-          <w:rFonts w:eastAsia="Calibri"/>
-        </w:rPr>
-        <w:t>newQuantity</w:t>
-      </w:r>
-      <w:proofErr w:type="spellEnd"/>
-      <w:r>
-        <w:rPr>
-          <w:rFonts w:eastAsia="Calibri"/>
+          <w:lang w:val="en-US"/>
         </w:rPr>
         <w:t>)</w:t>
       </w:r>
@@ -8188,33 +8207,22 @@
         </w:numPr>
         <w:rPr>
           <w:rFonts w:eastAsia="Calibri"/>
-        </w:rPr>
-      </w:pPr>
-      <w:r>
-        <w:rPr>
-          <w:rFonts w:eastAsia="Calibri"/>
-        </w:rPr>
-        <w:t xml:space="preserve">public </w:t>
-      </w:r>
-      <w:proofErr w:type="spellStart"/>
-      <w:r>
-        <w:rPr>
-          <w:rFonts w:eastAsia="Calibri"/>
-        </w:rPr>
-        <w:t>void</w:t>
-      </w:r>
-      <w:proofErr w:type="spellEnd"/>
-      <w:r>
-        <w:rPr>
-          <w:rFonts w:eastAsia="Calibri"/>
-        </w:rPr>
-        <w:t xml:space="preserve"> </w:t>
+          <w:lang w:val="en-US"/>
+        </w:rPr>
+      </w:pPr>
+      <w:r>
+        <w:rPr>
+          <w:rFonts w:eastAsia="Calibri"/>
+          <w:lang w:val="en-US"/>
+        </w:rPr>
+        <w:t xml:space="preserve">public void </w:t>
       </w:r>
       <w:proofErr w:type="spellStart"/>
       <w:proofErr w:type="gramStart"/>
       <w:r>
         <w:rPr>
           <w:rFonts w:eastAsia="Calibri"/>
+          <w:lang w:val="en-US"/>
         </w:rPr>
         <w:t>updatePrice</w:t>
       </w:r>
@@ -8222,49 +8230,47 @@
       <w:r>
         <w:rPr>
           <w:rFonts w:eastAsia="Calibri"/>
+          <w:lang w:val="en-US"/>
         </w:rPr>
         <w:t>(</w:t>
       </w:r>
+      <w:proofErr w:type="gramEnd"/>
+      <w:r>
+        <w:rPr>
+          <w:rFonts w:eastAsia="Calibri"/>
+          <w:lang w:val="en-US"/>
+        </w:rPr>
+        <w:t xml:space="preserve">int </w:t>
+      </w:r>
       <w:proofErr w:type="spellStart"/>
-      <w:proofErr w:type="gramEnd"/>
-      <w:r>
-        <w:rPr>
-          <w:rFonts w:eastAsia="Calibri"/>
-        </w:rPr>
-        <w:t>int</w:t>
+      <w:r>
+        <w:rPr>
+          <w:rFonts w:eastAsia="Calibri"/>
+          <w:lang w:val="en-US"/>
+        </w:rPr>
+        <w:t>idProdotto</w:t>
       </w:r>
       <w:proofErr w:type="spellEnd"/>
       <w:r>
         <w:rPr>
           <w:rFonts w:eastAsia="Calibri"/>
-        </w:rPr>
-        <w:t xml:space="preserve"> </w:t>
+          <w:lang w:val="en-US"/>
+        </w:rPr>
+        <w:t xml:space="preserve">, double </w:t>
       </w:r>
       <w:proofErr w:type="spellStart"/>
       <w:r>
         <w:rPr>
           <w:rFonts w:eastAsia="Calibri"/>
-        </w:rPr>
-        <w:t>idProdotto</w:t>
+          <w:lang w:val="en-US"/>
+        </w:rPr>
+        <w:t>newPrice</w:t>
       </w:r>
       <w:proofErr w:type="spellEnd"/>
       <w:r>
         <w:rPr>
           <w:rFonts w:eastAsia="Calibri"/>
-        </w:rPr>
-        <w:t xml:space="preserve">, double </w:t>
-      </w:r>
-      <w:proofErr w:type="spellStart"/>
-      <w:r>
-        <w:rPr>
-          <w:rFonts w:eastAsia="Calibri"/>
-        </w:rPr>
-        <w:t>newPrice</w:t>
-      </w:r>
-      <w:proofErr w:type="spellEnd"/>
-      <w:r>
-        <w:rPr>
-          <w:rFonts w:eastAsia="Calibri"/>
+          <w:lang w:val="en-US"/>
         </w:rPr>
         <w:t>)</w:t>
       </w:r>
@@ -18844,6 +18850,7 @@
   <w:style w:type="character" w:default="1" w:styleId="Carpredefinitoparagrafo">
     <w:name w:val="Default Paragraph Font"/>
     <w:uiPriority w:val="1"/>
+    <w:semiHidden/>
     <w:unhideWhenUsed/>
   </w:style>
   <w:style w:type="table" w:default="1" w:styleId="Tabellanormale">
@@ -19378,21 +19385,10 @@
 </file>
 
 <file path=customXml/item1.xml><?xml version="1.0" encoding="utf-8"?>
-<p:properties xmlns:p="http://schemas.microsoft.com/office/2006/metadata/properties" xmlns:xsi="http://www.w3.org/2001/XMLSchema-instance" xmlns:pc="http://schemas.microsoft.com/office/infopath/2007/PartnerControls">
-  <documentManagement/>
-</p:properties>
+<b:Sources xmlns:b="http://schemas.openxmlformats.org/officeDocument/2006/bibliography" xmlns="http://schemas.openxmlformats.org/officeDocument/2006/bibliography" SelectedStyle="\APASixthEditionOfficeOnline.xsl" StyleName="APA" Version="6"/>
 </file>
 
 <file path=customXml/item2.xml><?xml version="1.0" encoding="utf-8"?>
-<?mso-contentType ?>
-<FormTemplates xmlns="http://schemas.microsoft.com/sharepoint/v3/contenttype/forms">
-  <Display>DocumentLibraryForm</Display>
-  <Edit>DocumentLibraryForm</Edit>
-  <New>DocumentLibraryForm</New>
-</FormTemplates>
-</file>
-
-<file path=customXml/item3.xml><?xml version="1.0" encoding="utf-8"?>
 <ct:contentTypeSchema xmlns:ct="http://schemas.microsoft.com/office/2006/metadata/contentType" xmlns:ma="http://schemas.microsoft.com/office/2006/metadata/properties/metaAttributes" ct:_="" ma:_="" ma:contentTypeName="Documento" ma:contentTypeID="0x0101008735E1A1E3DB9B468BD081DF3D5EE4C5" ma:contentTypeVersion="5" ma:contentTypeDescription="Creare un nuovo documento." ma:contentTypeScope="" ma:versionID="4cffa7bdbf8f556a59a6086f420dbf55">
   <xsd:schema xmlns:xsd="http://www.w3.org/2001/XMLSchema" xmlns:xs="http://www.w3.org/2001/XMLSchema" xmlns:p="http://schemas.microsoft.com/office/2006/metadata/properties" xmlns:ns3="278bc505-b149-4ee6-b4a0-87f1604e9ae3" targetNamespace="http://schemas.microsoft.com/office/2006/metadata/properties" ma:root="true" ma:fieldsID="3e08cdb1cdba0e97dee47bf0dd687e4a" ns3:_="">
     <xsd:import namespace="278bc505-b149-4ee6-b4a0-87f1604e9ae3"/>
@@ -19542,28 +19538,30 @@
 </ct:contentTypeSchema>
 </file>
 
+<file path=customXml/item3.xml><?xml version="1.0" encoding="utf-8"?>
+<?mso-contentType ?>
+<FormTemplates xmlns="http://schemas.microsoft.com/sharepoint/v3/contenttype/forms">
+  <Display>DocumentLibraryForm</Display>
+  <Edit>DocumentLibraryForm</Edit>
+  <New>DocumentLibraryForm</New>
+</FormTemplates>
+</file>
+
 <file path=customXml/item4.xml><?xml version="1.0" encoding="utf-8"?>
-<b:Sources xmlns:b="http://schemas.openxmlformats.org/officeDocument/2006/bibliography" xmlns="http://schemas.openxmlformats.org/officeDocument/2006/bibliography" SelectedStyle="\APASixthEditionOfficeOnline.xsl" StyleName="APA" Version="6"/>
+<p:properties xmlns:p="http://schemas.microsoft.com/office/2006/metadata/properties" xmlns:xsi="http://www.w3.org/2001/XMLSchema-instance" xmlns:pc="http://schemas.microsoft.com/office/infopath/2007/PartnerControls">
+  <documentManagement/>
+</p:properties>
 </file>
 
 <file path=customXml/itemProps1.xml><?xml version="1.0" encoding="utf-8"?>
-<ds:datastoreItem xmlns:ds="http://schemas.openxmlformats.org/officeDocument/2006/customXml" ds:itemID="{51DF1343-6F6A-49CF-8F0D-A1B9CDDAEF08}">
+<ds:datastoreItem xmlns:ds="http://schemas.openxmlformats.org/officeDocument/2006/customXml" ds:itemID="{B726DA7B-7F08-4F38-91B3-8F37E803A1DB}">
   <ds:schemaRefs>
-    <ds:schemaRef ds:uri="http://schemas.microsoft.com/office/2006/metadata/properties"/>
-    <ds:schemaRef ds:uri="http://schemas.microsoft.com/office/infopath/2007/PartnerControls"/>
+    <ds:schemaRef ds:uri="http://schemas.openxmlformats.org/officeDocument/2006/bibliography"/>
   </ds:schemaRefs>
 </ds:datastoreItem>
 </file>
 
 <file path=customXml/itemProps2.xml><?xml version="1.0" encoding="utf-8"?>
-<ds:datastoreItem xmlns:ds="http://schemas.openxmlformats.org/officeDocument/2006/customXml" ds:itemID="{958F5005-38DC-4AAA-8D36-40059757E2C1}">
-  <ds:schemaRefs>
-    <ds:schemaRef ds:uri="http://schemas.microsoft.com/sharepoint/v3/contenttype/forms"/>
-  </ds:schemaRefs>
-</ds:datastoreItem>
-</file>
-
-<file path=customXml/itemProps3.xml><?xml version="1.0" encoding="utf-8"?>
 <ds:datastoreItem xmlns:ds="http://schemas.openxmlformats.org/officeDocument/2006/customXml" ds:itemID="{CBDD167C-33D1-4502-87EE-7D3FEA7C29B7}">
   <ds:schemaRefs>
     <ds:schemaRef ds:uri="http://schemas.microsoft.com/office/2006/metadata/contentType"/>
@@ -19581,10 +19579,19 @@
 </ds:datastoreItem>
 </file>
 
+<file path=customXml/itemProps3.xml><?xml version="1.0" encoding="utf-8"?>
+<ds:datastoreItem xmlns:ds="http://schemas.openxmlformats.org/officeDocument/2006/customXml" ds:itemID="{958F5005-38DC-4AAA-8D36-40059757E2C1}">
+  <ds:schemaRefs>
+    <ds:schemaRef ds:uri="http://schemas.microsoft.com/sharepoint/v3/contenttype/forms"/>
+  </ds:schemaRefs>
+</ds:datastoreItem>
+</file>
+
 <file path=customXml/itemProps4.xml><?xml version="1.0" encoding="utf-8"?>
-<ds:datastoreItem xmlns:ds="http://schemas.openxmlformats.org/officeDocument/2006/customXml" ds:itemID="{B726DA7B-7F08-4F38-91B3-8F37E803A1DB}">
+<ds:datastoreItem xmlns:ds="http://schemas.openxmlformats.org/officeDocument/2006/customXml" ds:itemID="{51DF1343-6F6A-49CF-8F0D-A1B9CDDAEF08}">
   <ds:schemaRefs>
-    <ds:schemaRef ds:uri="http://schemas.openxmlformats.org/officeDocument/2006/bibliography"/>
+    <ds:schemaRef ds:uri="http://schemas.microsoft.com/office/2006/metadata/properties"/>
+    <ds:schemaRef ds:uri="http://schemas.microsoft.com/office/infopath/2007/PartnerControls"/>
   </ds:schemaRefs>
 </ds:datastoreItem>
 </file>
--- a/Deliverables/Object Design Document_LaCantina.docx
+++ b/Deliverables/Object Design Document_LaCantina.docx
@@ -4239,21 +4239,7 @@
         <w:rPr>
           <w:rFonts w:eastAsia="Calibri"/>
         </w:rPr>
-        <w:t xml:space="preserve"> Sebbene questo comporti una maggiore verbosità nel codice dei DAO, garantisce un controllo granulare sulle query SQL, ottimizzando le performance e la sicurezza (prevenzione SQL </w:t>
-      </w:r>
-      <w:proofErr w:type="gramStart"/>
-      <w:r>
-        <w:rPr>
-          <w:rFonts w:eastAsia="Calibri"/>
-        </w:rPr>
-        <w:t>Injection )</w:t>
-      </w:r>
-      <w:proofErr w:type="gramEnd"/>
-      <w:r>
-        <w:rPr>
-          <w:rFonts w:eastAsia="Calibri"/>
-        </w:rPr>
-        <w:t>, riducendo l'overhead di astrazione.</w:t>
+        <w:t xml:space="preserve"> Sebbene questo comporti una maggiore verbosità nel codice dei DAO, garantisce un controllo granulare sulle query SQL, ottimizzando le performance e la sicurezza (prevenzione SQL Injection), riducendo l'overhead di astrazione.</w:t>
       </w:r>
     </w:p>
     <w:p>
@@ -4429,16 +4415,48 @@
         <w:rPr>
           <w:rFonts w:eastAsia="Calibri"/>
         </w:rPr>
-        <w:t xml:space="preserve">I metodi dei DAO devono seguire il prefisso standard do (es. </w:t>
+        <w:t xml:space="preserve">I metodi dei DAO devono seguire il </w:t>
+      </w:r>
+      <w:r>
+        <w:rPr>
+          <w:rFonts w:eastAsia="Calibri"/>
+        </w:rPr>
+        <w:t xml:space="preserve">suffisso </w:t>
+      </w:r>
+      <w:r>
+        <w:rPr>
+          <w:rFonts w:eastAsia="Calibri"/>
+        </w:rPr>
+        <w:t xml:space="preserve">standard </w:t>
+      </w:r>
+      <w:r>
+        <w:rPr>
+          <w:rFonts w:eastAsia="Calibri"/>
+        </w:rPr>
+        <w:t>DAO</w:t>
+      </w:r>
+      <w:r>
+        <w:rPr>
+          <w:rFonts w:eastAsia="Calibri"/>
+        </w:rPr>
+        <w:t xml:space="preserve"> (</w:t>
       </w:r>
       <w:proofErr w:type="spellStart"/>
-      <w:r>
-        <w:rPr>
-          <w:rFonts w:eastAsia="Calibri"/>
-        </w:rPr>
-        <w:t>doSave</w:t>
+      <w:proofErr w:type="gramStart"/>
+      <w:r>
+        <w:rPr>
+          <w:rFonts w:eastAsia="Calibri"/>
+        </w:rPr>
+        <w:t>es.</w:t>
+      </w:r>
+      <w:r>
+        <w:rPr>
+          <w:rFonts w:eastAsia="Calibri"/>
+        </w:rPr>
+        <w:t>UserDao</w:t>
       </w:r>
       <w:proofErr w:type="spellEnd"/>
+      <w:proofErr w:type="gramEnd"/>
       <w:r>
         <w:rPr>
           <w:rFonts w:eastAsia="Calibri"/>
@@ -4450,7 +4468,7 @@
         <w:rPr>
           <w:rFonts w:eastAsia="Calibri"/>
         </w:rPr>
-        <w:t>doRetrieveByKey</w:t>
+        <w:t>ProdottoDAO</w:t>
       </w:r>
       <w:proofErr w:type="spellEnd"/>
       <w:r>
@@ -4464,7 +4482,7 @@
         <w:rPr>
           <w:rFonts w:eastAsia="Calibri"/>
         </w:rPr>
-        <w:t>doUpdate</w:t>
+        <w:t>OrdineDAO</w:t>
       </w:r>
       <w:proofErr w:type="spellEnd"/>
       <w:r>
@@ -5144,27 +5162,86 @@
       <w:pPr>
         <w:pStyle w:val="Titolo1"/>
       </w:pPr>
-      <w:bookmarkStart w:id="5" w:name="_Toc217324631"/>
-      <w:r>
-        <w:t>Packages</w:t>
-      </w:r>
-      <w:bookmarkEnd w:id="5"/>
-    </w:p>
-    <w:p>
-      <w:pPr>
-        <w:rPr>
-          <w:rFonts w:eastAsia="Calibri"/>
-        </w:rPr>
-      </w:pPr>
-      <w:r>
-        <w:rPr>
-          <w:rFonts w:eastAsia="Calibri"/>
-        </w:rPr>
-        <w:t>Il codice sorgente è organizzato in package Java che riflettono la decomposizione in sottosistemi definita nel SDD e l'architettura MVC.</w:t>
-      </w:r>
-    </w:p>
-    <w:p>
-      <w:pPr>
+      <w:proofErr w:type="spellStart"/>
+      <w:r>
+        <w:t>Src</w:t>
+      </w:r>
+      <w:proofErr w:type="spellEnd"/>
+    </w:p>
+    <w:p>
+      <w:pPr>
+        <w:rPr>
+          <w:rFonts w:eastAsia="Calibri"/>
+        </w:rPr>
+      </w:pPr>
+      <w:r>
+        <w:rPr>
+          <w:rFonts w:eastAsia="Calibri"/>
+        </w:rPr>
+        <w:t xml:space="preserve">All’interno delle cartelle del progetto è presente una sottocartella Database contenente il codice </w:t>
+      </w:r>
+      <w:proofErr w:type="spellStart"/>
+      <w:r>
+        <w:rPr>
+          <w:rFonts w:eastAsia="Calibri"/>
+        </w:rPr>
+        <w:t>sql</w:t>
+      </w:r>
+      <w:proofErr w:type="spellEnd"/>
+      <w:r>
+        <w:rPr>
+          <w:rFonts w:eastAsia="Calibri"/>
+        </w:rPr>
+        <w:t xml:space="preserve"> mentre un’altra sottocartella IMG contiene tutti i file multimediali utilizzati. Inoltre, </w:t>
+      </w:r>
+      <w:proofErr w:type="gramStart"/>
+      <w:r>
+        <w:rPr>
+          <w:rFonts w:eastAsia="Calibri"/>
+        </w:rPr>
+        <w:t>il</w:t>
+      </w:r>
+      <w:r>
+        <w:rPr>
+          <w:rFonts w:eastAsia="Calibri"/>
+        </w:rPr>
+        <w:t xml:space="preserve"> codice sorgente</w:t>
+      </w:r>
+      <w:r>
+        <w:rPr>
+          <w:rFonts w:eastAsia="Calibri"/>
+        </w:rPr>
+        <w:t>,</w:t>
+      </w:r>
+      <w:proofErr w:type="gramEnd"/>
+      <w:r>
+        <w:rPr>
+          <w:rFonts w:eastAsia="Calibri"/>
+        </w:rPr>
+        <w:t xml:space="preserve"> è organizzato in package Java che riflettono la decomposizione in sottosistemi definita nel SDD e l'architettura MV</w:t>
+      </w:r>
+      <w:r>
+        <w:rPr>
+          <w:rFonts w:eastAsia="Calibri"/>
+        </w:rPr>
+        <w:t>C</w:t>
+      </w:r>
+      <w:r>
+        <w:rPr>
+          <w:rFonts w:eastAsia="Calibri"/>
+        </w:rPr>
+        <w:t>.</w:t>
+      </w:r>
+      <w:r>
+        <w:rPr>
+          <w:rFonts w:eastAsia="Calibri"/>
+        </w:rPr>
+        <w:t xml:space="preserve"> </w:t>
+      </w:r>
+    </w:p>
+    <w:p>
+      <w:pPr>
+        <w:ind w:left="0" w:firstLine="0"/>
         <w:rPr>
           <w:rFonts w:eastAsia="Calibri"/>
         </w:rPr>
@@ -5175,25 +5252,58 @@
         <w:pStyle w:val="Titolo2"/>
         <w:rPr>
           <w:rFonts w:eastAsia="Calibri"/>
-        </w:rPr>
-      </w:pPr>
-      <w:bookmarkStart w:id="6" w:name="_Toc217324632"/>
+          <w:lang w:val="en-US"/>
+        </w:rPr>
+      </w:pPr>
+      <w:bookmarkStart w:id="5" w:name="_Toc217324632"/>
       <w:proofErr w:type="spellStart"/>
       <w:proofErr w:type="gramStart"/>
       <w:r>
         <w:rPr>
           <w:rFonts w:eastAsia="Calibri"/>
-        </w:rPr>
-        <w:t>It.lacantina</w:t>
+          <w:lang w:val="en-US"/>
+        </w:rPr>
+        <w:t>i</w:t>
+      </w:r>
+      <w:r>
+        <w:rPr>
+          <w:rFonts w:eastAsia="Calibri"/>
+          <w:lang w:val="en-US"/>
+        </w:rPr>
+        <w:t>t.</w:t>
+      </w:r>
+      <w:r>
+        <w:rPr>
+          <w:rFonts w:eastAsia="Calibri"/>
+          <w:lang w:val="en-US"/>
+        </w:rPr>
+        <w:t>unisa</w:t>
       </w:r>
       <w:proofErr w:type="gramEnd"/>
       <w:r>
         <w:rPr>
           <w:rFonts w:eastAsia="Calibri"/>
-        </w:rPr>
-        <w:t>.model</w:t>
-      </w:r>
-      <w:bookmarkEnd w:id="6"/>
+          <w:lang w:val="en-US"/>
+        </w:rPr>
+        <w:t>.</w:t>
+      </w:r>
+      <w:proofErr w:type="gramStart"/>
+      <w:r>
+        <w:rPr>
+          <w:rFonts w:eastAsia="Calibri"/>
+          <w:lang w:val="en-US"/>
+        </w:rPr>
+        <w:t>lacantina.model</w:t>
+      </w:r>
+      <w:bookmarkEnd w:id="5"/>
+      <w:proofErr w:type="gramEnd"/>
+      <w:r>
+        <w:rPr>
+          <w:rFonts w:eastAsia="Calibri"/>
+          <w:lang w:val="en-US"/>
+        </w:rPr>
+        <w:t>.domain</w:t>
+      </w:r>
       <w:proofErr w:type="spellEnd"/>
     </w:p>
     <w:p>
@@ -5206,23 +5316,67 @@
         <w:rPr>
           <w:rFonts w:eastAsia="Calibri"/>
         </w:rPr>
-        <w:t xml:space="preserve">Contiene le classi </w:t>
-      </w:r>
-      <w:proofErr w:type="spellStart"/>
+        <w:t xml:space="preserve">Contiene </w:t>
+      </w:r>
+      <w:r>
+        <w:rPr>
+          <w:rFonts w:eastAsia="Calibri"/>
+        </w:rPr>
+        <w:t>tutti gli oggetti del dominio applicativo descritte sotto forma di classi, tali oggetti fanno riferimento alle entità presenti nel database e memorizzate all’interno della sessione utente come per la classe “Car</w:t>
+      </w:r>
+      <w:r>
+        <w:rPr>
+          <w:rFonts w:eastAsia="Calibri"/>
+        </w:rPr>
+        <w:t>rello”</w:t>
+      </w:r>
+      <w:r>
+        <w:rPr>
+          <w:rFonts w:eastAsia="Calibri"/>
+        </w:rPr>
+        <w:t xml:space="preserve">. </w:t>
+      </w:r>
+      <w:r>
+        <w:rPr>
+          <w:rFonts w:eastAsia="Calibri"/>
+        </w:rPr>
+        <w:t>Tali classi</w:t>
+      </w:r>
       <w:r>
         <w:rPr>
           <w:rFonts w:eastAsia="Calibri"/>
           <w:b/>
           <w:bCs/>
         </w:rPr>
-        <w:t>Entity</w:t>
-      </w:r>
-      <w:proofErr w:type="spellEnd"/>
-      <w:r>
-        <w:rPr>
-          <w:rFonts w:eastAsia="Calibri"/>
-        </w:rPr>
-        <w:t xml:space="preserve"> (POJO) che rappresentano i dati del dominio. Queste classi non contengono logica di business complessa ma solo attributi e metodi di accesso.</w:t>
+        <w:t xml:space="preserve"> </w:t>
+      </w:r>
+      <w:r>
+        <w:rPr>
+          <w:rFonts w:eastAsia="Calibri"/>
+          <w:b/>
+          <w:bCs/>
+        </w:rPr>
+        <w:t>rappresentano i dati del domini</w:t>
+      </w:r>
+      <w:r>
+        <w:rPr>
+          <w:rFonts w:eastAsia="Calibri"/>
+          <w:b/>
+          <w:bCs/>
+        </w:rPr>
+        <w:t>o</w:t>
+      </w:r>
+      <w:r>
+        <w:rPr>
+          <w:rFonts w:eastAsia="Calibri"/>
+        </w:rPr>
+        <w:t xml:space="preserve"> e</w:t>
+      </w:r>
+      <w:r>
+        <w:rPr>
+          <w:rFonts w:eastAsia="Calibri"/>
+        </w:rPr>
+        <w:t xml:space="preserve"> non contengono logica di business complessa ma solo attributi e metodi di accesso.</w:t>
       </w:r>
     </w:p>
     <w:p>
@@ -5241,7 +5395,23 @@
           <w:b/>
           <w:bCs/>
         </w:rPr>
-        <w:t>Classi principali:</w:t>
+        <w:t xml:space="preserve">Classi </w:t>
+      </w:r>
+      <w:r>
+        <w:rPr>
+          <w:rFonts w:eastAsia="Calibri"/>
+          <w:b/>
+          <w:bCs/>
+        </w:rPr>
+        <w:t>implementate</w:t>
+      </w:r>
+      <w:r>
+        <w:rPr>
+          <w:rFonts w:eastAsia="Calibri"/>
+          <w:b/>
+          <w:bCs/>
+        </w:rPr>
+        <w:t>:</w:t>
       </w:r>
       <w:r>
         <w:rPr>
@@ -5263,10 +5433,17 @@
         </w:rPr>
         <w:t xml:space="preserve">, </w:t>
       </w:r>
+      <w:r>
+        <w:rPr>
+          <w:rFonts w:eastAsia="Calibri"/>
+        </w:rPr>
+        <w:t xml:space="preserve">Carrello, </w:t>
+      </w:r>
       <w:proofErr w:type="spellStart"/>
       <w:r>
         <w:rPr>
           <w:rFonts w:eastAsia="Calibri"/>
+          <w:highlight w:val="yellow"/>
         </w:rPr>
         <w:t>AziendaFornitrice</w:t>
       </w:r>
@@ -5319,15 +5496,27 @@
           <w:rFonts w:eastAsia="Calibri"/>
         </w:rPr>
       </w:pPr>
-      <w:bookmarkStart w:id="7" w:name="_Toc217324633"/>
+      <w:bookmarkStart w:id="6" w:name="_Toc217324633"/>
       <w:proofErr w:type="spellStart"/>
       <w:r>
         <w:rPr>
           <w:rFonts w:eastAsia="Calibri"/>
         </w:rPr>
-        <w:t>It.lacantina.model.dao</w:t>
-      </w:r>
-      <w:bookmarkEnd w:id="7"/>
+        <w:t>It.</w:t>
+      </w:r>
+      <w:r>
+        <w:rPr>
+          <w:rFonts w:eastAsia="Calibri"/>
+        </w:rPr>
+        <w:t>unisa.</w:t>
+      </w:r>
+      <w:r>
+        <w:rPr>
+          <w:rFonts w:eastAsia="Calibri"/>
+        </w:rPr>
+        <w:t>lacantina.model.dao</w:t>
+      </w:r>
+      <w:bookmarkEnd w:id="6"/>
       <w:proofErr w:type="spellEnd"/>
     </w:p>
     <w:p>
@@ -5387,7 +5576,23 @@
           <w:b/>
           <w:bCs/>
         </w:rPr>
-        <w:t>Classi principali:</w:t>
+        <w:t>Class</w:t>
+      </w:r>
+      <w:r>
+        <w:rPr>
+          <w:rFonts w:eastAsia="Calibri"/>
+          <w:b/>
+          <w:bCs/>
+        </w:rPr>
+        <w:t>i implementate</w:t>
+      </w:r>
+      <w:r>
+        <w:rPr>
+          <w:rFonts w:eastAsia="Calibri"/>
+          <w:b/>
+          <w:bCs/>
+        </w:rPr>
+        <w:t>:</w:t>
       </w:r>
       <w:r>
         <w:rPr>
@@ -5429,6 +5634,20 @@
           <w:rFonts w:eastAsia="Calibri"/>
         </w:rPr>
         <w:t>OrdineDAO</w:t>
+      </w:r>
+      <w:proofErr w:type="spellEnd"/>
+      <w:r>
+        <w:rPr>
+          <w:rFonts w:eastAsia="Calibri"/>
+        </w:rPr>
+        <w:t xml:space="preserve">, </w:t>
+      </w:r>
+      <w:proofErr w:type="spellStart"/>
+      <w:r>
+        <w:rPr>
+          <w:rFonts w:eastAsia="Calibri"/>
+        </w:rPr>
+        <w:t>RigaOrdineDAO</w:t>
       </w:r>
       <w:proofErr w:type="spellEnd"/>
       <w:r>
@@ -5463,19 +5682,11 @@
         <w:t xml:space="preserve"> </w:t>
       </w:r>
       <w:proofErr w:type="spellStart"/>
-      <w:proofErr w:type="gramStart"/>
-      <w:r>
-        <w:rPr>
-          <w:rFonts w:eastAsia="Calibri"/>
-        </w:rPr>
-        <w:t>it.lacantina</w:t>
-      </w:r>
-      <w:proofErr w:type="gramEnd"/>
-      <w:r>
-        <w:rPr>
-          <w:rFonts w:eastAsia="Calibri"/>
-        </w:rPr>
-        <w:t>.model</w:t>
+      <w:r>
+        <w:rPr>
+          <w:rFonts w:eastAsia="Calibri"/>
+        </w:rPr>
+        <w:t>it.lacantina.model</w:t>
       </w:r>
       <w:proofErr w:type="spellEnd"/>
       <w:r>
@@ -5510,6 +5721,12 @@
         <w:rPr>
           <w:rFonts w:eastAsia="Calibri"/>
         </w:rPr>
+        <w:t>, java.util</w:t>
+      </w:r>
+      <w:r>
+        <w:rPr>
+          <w:rFonts w:eastAsia="Calibri"/>
+        </w:rPr>
         <w:t>.</w:t>
       </w:r>
     </w:p>
@@ -5527,24 +5744,38 @@
           <w:rFonts w:eastAsia="Calibri"/>
         </w:rPr>
       </w:pPr>
-      <w:bookmarkStart w:id="8" w:name="_Toc217324634"/>
+      <w:bookmarkStart w:id="7" w:name="_Toc217324634"/>
       <w:proofErr w:type="spellStart"/>
       <w:proofErr w:type="gramStart"/>
       <w:r>
         <w:rPr>
           <w:rFonts w:eastAsia="Calibri"/>
         </w:rPr>
-        <w:t>It.lacantina</w:t>
+        <w:t>It.unisa</w:t>
       </w:r>
       <w:proofErr w:type="gramEnd"/>
       <w:r>
         <w:rPr>
           <w:rFonts w:eastAsia="Calibri"/>
         </w:rPr>
-        <w:t>.control</w:t>
-      </w:r>
-      <w:bookmarkEnd w:id="8"/>
+        <w:t>.</w:t>
+      </w:r>
+      <w:proofErr w:type="gramStart"/>
+      <w:r>
+        <w:rPr>
+          <w:rFonts w:eastAsia="Calibri"/>
+        </w:rPr>
+        <w:t>lacantina.control</w:t>
+      </w:r>
+      <w:bookmarkEnd w:id="7"/>
+      <w:r>
+        <w:rPr>
+          <w:rFonts w:eastAsia="Calibri"/>
+        </w:rPr>
+        <w:t>ler</w:t>
+      </w:r>
       <w:proofErr w:type="spellEnd"/>
+      <w:proofErr w:type="gramEnd"/>
     </w:p>
     <w:p>
       <w:pPr>
@@ -5586,7 +5817,19 @@
         <w:rPr>
           <w:rFonts w:eastAsia="Calibri"/>
         </w:rPr>
-        <w:t xml:space="preserve"> (JSP), interagisce con i DAO e il Carrello, e determina la pagina di risposta.</w:t>
+        <w:t xml:space="preserve"> (JSP), interagisce con i DAO, e determina la pagina di risposta</w:t>
+      </w:r>
+      <w:r>
+        <w:rPr>
+          <w:rFonts w:eastAsia="Calibri"/>
+        </w:rPr>
+        <w:t xml:space="preserve"> con l’esito dell’operazione eseguita dall’utente</w:t>
+      </w:r>
+      <w:r>
+        <w:rPr>
+          <w:rFonts w:eastAsia="Calibri"/>
+        </w:rPr>
+        <w:t>.</w:t>
       </w:r>
     </w:p>
     <w:p>
@@ -5605,7 +5848,23 @@
           <w:b/>
           <w:bCs/>
         </w:rPr>
-        <w:t>Classi principali:</w:t>
+        <w:t>Classi</w:t>
+      </w:r>
+      <w:r>
+        <w:rPr>
+          <w:rFonts w:eastAsia="Calibri"/>
+          <w:b/>
+          <w:bCs/>
+        </w:rPr>
+        <w:t xml:space="preserve"> implementate</w:t>
+      </w:r>
+      <w:r>
+        <w:rPr>
+          <w:rFonts w:eastAsia="Calibri"/>
+          <w:b/>
+          <w:bCs/>
+        </w:rPr>
+        <w:t>:</w:t>
       </w:r>
       <w:r>
         <w:rPr>
@@ -5618,13 +5877,33 @@
         <w:rPr>
           <w:rFonts w:eastAsia="Calibri"/>
         </w:rPr>
-        <w:t>AutenticazioneControl</w:t>
+        <w:t>AddToCartServlet</w:t>
       </w:r>
       <w:proofErr w:type="spellEnd"/>
       <w:r>
         <w:rPr>
           <w:rFonts w:eastAsia="Calibri"/>
         </w:rPr>
+        <w:t>,</w:t>
+      </w:r>
+      <w:r>
+        <w:rPr>
+          <w:rFonts w:eastAsia="Calibri"/>
+        </w:rPr>
+        <w:t xml:space="preserve"> </w:t>
+      </w:r>
+      <w:proofErr w:type="spellStart"/>
+      <w:r>
+        <w:rPr>
+          <w:rFonts w:eastAsia="Calibri"/>
+        </w:rPr>
+        <w:t>AdminAddStockServlet</w:t>
+      </w:r>
+      <w:proofErr w:type="spellEnd"/>
+      <w:r>
+        <w:rPr>
+          <w:rFonts w:eastAsia="Calibri"/>
+        </w:rPr>
         <w:t xml:space="preserve">, </w:t>
       </w:r>
       <w:proofErr w:type="spellStart"/>
@@ -5632,7 +5911,7 @@
         <w:rPr>
           <w:rFonts w:eastAsia="Calibri"/>
         </w:rPr>
-        <w:t>GestioneCarrelloControl</w:t>
+        <w:t>AdminDeleteProdottoServlet</w:t>
       </w:r>
       <w:proofErr w:type="spellEnd"/>
       <w:r>
@@ -5646,7 +5925,7 @@
         <w:rPr>
           <w:rFonts w:eastAsia="Calibri"/>
         </w:rPr>
-        <w:t>CheckoutControl</w:t>
+        <w:t>AdminInsertNewProductServlet</w:t>
       </w:r>
       <w:proofErr w:type="spellEnd"/>
       <w:r>
@@ -5660,15 +5939,122 @@
         <w:rPr>
           <w:rFonts w:eastAsia="Calibri"/>
         </w:rPr>
-        <w:t>AdminProdottoControl</w:t>
+        <w:t>AdminRemoveStockServlet</w:t>
       </w:r>
       <w:proofErr w:type="spellEnd"/>
       <w:r>
         <w:rPr>
           <w:rFonts w:eastAsia="Calibri"/>
         </w:rPr>
-        <w:t>.</w:t>
-      </w:r>
+        <w:t xml:space="preserve">, </w:t>
+      </w:r>
+      <w:proofErr w:type="spellStart"/>
+      <w:r>
+        <w:rPr>
+          <w:rFonts w:eastAsia="Calibri"/>
+        </w:rPr>
+        <w:lastRenderedPageBreak/>
+        <w:t>CheckOutServlet</w:t>
+      </w:r>
+      <w:proofErr w:type="spellEnd"/>
+      <w:r>
+        <w:rPr>
+          <w:rFonts w:eastAsia="Calibri"/>
+        </w:rPr>
+        <w:t xml:space="preserve">, </w:t>
+      </w:r>
+      <w:proofErr w:type="spellStart"/>
+      <w:r>
+        <w:rPr>
+          <w:rFonts w:eastAsia="Calibri"/>
+        </w:rPr>
+        <w:t>LoginServlet</w:t>
+      </w:r>
+      <w:proofErr w:type="spellEnd"/>
+      <w:r>
+        <w:rPr>
+          <w:rFonts w:eastAsia="Calibri"/>
+        </w:rPr>
+        <w:t xml:space="preserve">, </w:t>
+      </w:r>
+      <w:proofErr w:type="spellStart"/>
+      <w:r>
+        <w:rPr>
+          <w:rFonts w:eastAsia="Calibri"/>
+        </w:rPr>
+        <w:t>LougoutServlet</w:t>
+      </w:r>
+      <w:proofErr w:type="spellEnd"/>
+      <w:r>
+        <w:rPr>
+          <w:rFonts w:eastAsia="Calibri"/>
+        </w:rPr>
+        <w:t xml:space="preserve">, </w:t>
+      </w:r>
+      <w:proofErr w:type="spellStart"/>
+      <w:r>
+        <w:rPr>
+          <w:rFonts w:eastAsia="Calibri"/>
+        </w:rPr>
+        <w:t>ModifyOrderDataServlet</w:t>
+      </w:r>
+      <w:proofErr w:type="spellEnd"/>
+      <w:r>
+        <w:rPr>
+          <w:rFonts w:eastAsia="Calibri"/>
+        </w:rPr>
+        <w:t xml:space="preserve">, </w:t>
+      </w:r>
+      <w:proofErr w:type="spellStart"/>
+      <w:r>
+        <w:rPr>
+          <w:rFonts w:eastAsia="Calibri"/>
+        </w:rPr>
+        <w:t>OrderNowServlet</w:t>
+      </w:r>
+      <w:proofErr w:type="spellEnd"/>
+      <w:r>
+        <w:rPr>
+          <w:rFonts w:eastAsia="Calibri"/>
+        </w:rPr>
+        <w:t xml:space="preserve">, </w:t>
+      </w:r>
+      <w:proofErr w:type="spellStart"/>
+      <w:r>
+        <w:rPr>
+          <w:rFonts w:eastAsia="Calibri"/>
+        </w:rPr>
+        <w:t>QuantityIncDecServlet</w:t>
+      </w:r>
+      <w:proofErr w:type="spellEnd"/>
+      <w:r>
+        <w:rPr>
+          <w:rFonts w:eastAsia="Calibri"/>
+        </w:rPr>
+        <w:t xml:space="preserve">, </w:t>
+      </w:r>
+      <w:proofErr w:type="spellStart"/>
+      <w:r>
+        <w:rPr>
+          <w:rFonts w:eastAsia="Calibri"/>
+        </w:rPr>
+        <w:t>RegisterServlet</w:t>
+      </w:r>
+      <w:proofErr w:type="spellEnd"/>
+      <w:r>
+        <w:rPr>
+          <w:rFonts w:eastAsia="Calibri"/>
+        </w:rPr>
+        <w:t xml:space="preserve">, </w:t>
+      </w:r>
+      <w:proofErr w:type="spellStart"/>
+      <w:r>
+        <w:rPr>
+          <w:rFonts w:eastAsia="Calibri"/>
+        </w:rPr>
+        <w:t>RemoveFromCartServlet</w:t>
+      </w:r>
+      <w:proofErr w:type="spellEnd"/>
     </w:p>
     <w:p>
       <w:pPr>
@@ -5724,33 +6110,500 @@
         <w:t>it.lacantina.model.dao</w:t>
       </w:r>
       <w:proofErr w:type="spellEnd"/>
-      <w:r>
-        <w:rPr>
-          <w:rFonts w:eastAsia="Calibri"/>
-        </w:rPr>
-        <w:t xml:space="preserve">, </w:t>
+    </w:p>
+    <w:p>
+      <w:pPr>
+        <w:rPr>
+          <w:rFonts w:eastAsia="Calibri"/>
+          <w:b/>
+          <w:i/>
+          <w:sz w:val="28"/>
+        </w:rPr>
+      </w:pPr>
+      <w:r>
+        <w:rPr>
+          <w:rFonts w:eastAsia="Calibri"/>
+          <w:b/>
+          <w:i/>
+          <w:sz w:val="28"/>
+        </w:rPr>
+        <w:t xml:space="preserve">2.4 </w:t>
       </w:r>
       <w:proofErr w:type="spellStart"/>
       <w:proofErr w:type="gramStart"/>
       <w:r>
         <w:rPr>
           <w:rFonts w:eastAsia="Calibri"/>
-        </w:rPr>
-        <w:t>it.lacantina</w:t>
+          <w:b/>
+          <w:i/>
+          <w:sz w:val="28"/>
+        </w:rPr>
+        <w:t>it.unisa</w:t>
       </w:r>
       <w:proofErr w:type="gramEnd"/>
       <w:r>
         <w:rPr>
           <w:rFonts w:eastAsia="Calibri"/>
-        </w:rPr>
-        <w:t>.bean</w:t>
+          <w:b/>
+          <w:i/>
+          <w:sz w:val="28"/>
+        </w:rPr>
+        <w:t>.</w:t>
+      </w:r>
+      <w:proofErr w:type="gramStart"/>
+      <w:r>
+        <w:rPr>
+          <w:rFonts w:eastAsia="Calibri"/>
+          <w:b/>
+          <w:i/>
+          <w:sz w:val="28"/>
+        </w:rPr>
+        <w:t>lacantina.util</w:t>
       </w:r>
       <w:proofErr w:type="spellEnd"/>
-      <w:r>
-        <w:rPr>
-          <w:rFonts w:eastAsia="Calibri"/>
-        </w:rPr>
-        <w:t>.</w:t>
+      <w:proofErr w:type="gramEnd"/>
+      <w:r>
+        <w:rPr>
+          <w:rFonts w:eastAsia="Calibri"/>
+          <w:b/>
+          <w:i/>
+          <w:sz w:val="28"/>
+        </w:rPr>
+        <w:t xml:space="preserve"> </w:t>
+      </w:r>
+    </w:p>
+    <w:p>
+      <w:pPr>
+        <w:rPr>
+          <w:rFonts w:eastAsia="Calibri"/>
+          <w:bCs/>
+          <w:i/>
+        </w:rPr>
+      </w:pPr>
+      <w:r>
+        <w:rPr>
+          <w:rFonts w:eastAsia="Calibri"/>
+          <w:bCs/>
+          <w:i/>
+        </w:rPr>
+        <w:t xml:space="preserve">Contiene unicamente la classe Java </w:t>
+      </w:r>
+      <w:proofErr w:type="spellStart"/>
+      <w:r>
+        <w:rPr>
+          <w:rFonts w:eastAsia="Calibri"/>
+          <w:bCs/>
+          <w:i/>
+        </w:rPr>
+        <w:t>ConnectToDB</w:t>
+      </w:r>
+      <w:proofErr w:type="spellEnd"/>
+      <w:r>
+        <w:rPr>
+          <w:rFonts w:eastAsia="Calibri"/>
+          <w:bCs/>
+          <w:i/>
+        </w:rPr>
+        <w:t xml:space="preserve"> che sfrutta JDBC per effettuare la connessione al database impostando i parametri di root.</w:t>
+      </w:r>
+    </w:p>
+    <w:p>
+      <w:pPr>
+        <w:rPr>
+          <w:rFonts w:eastAsia="Calibri"/>
+          <w:b/>
+          <w:i/>
+        </w:rPr>
+      </w:pPr>
+    </w:p>
+    <w:p>
+      <w:pPr>
+        <w:numPr>
+          <w:ilvl w:val="0"/>
+          <w:numId w:val="64"/>
+        </w:numPr>
+        <w:rPr>
+          <w:rFonts w:eastAsia="Calibri"/>
+        </w:rPr>
+      </w:pPr>
+      <w:r>
+        <w:rPr>
+          <w:rFonts w:eastAsia="Calibri"/>
+          <w:b/>
+          <w:bCs/>
+        </w:rPr>
+        <w:t>Classi implementate:</w:t>
+      </w:r>
+      <w:r>
+        <w:rPr>
+          <w:rFonts w:eastAsia="Calibri"/>
+        </w:rPr>
+        <w:t xml:space="preserve"> </w:t>
+      </w:r>
+      <w:proofErr w:type="spellStart"/>
+      <w:r>
+        <w:rPr>
+          <w:rFonts w:eastAsia="Calibri"/>
+        </w:rPr>
+        <w:t>ConnectToDB</w:t>
+      </w:r>
+      <w:proofErr w:type="spellEnd"/>
+    </w:p>
+    <w:p>
+      <w:pPr>
+        <w:numPr>
+          <w:ilvl w:val="0"/>
+          <w:numId w:val="64"/>
+        </w:numPr>
+        <w:rPr>
+          <w:rFonts w:eastAsia="Calibri"/>
+        </w:rPr>
+      </w:pPr>
+      <w:r>
+        <w:rPr>
+          <w:rFonts w:eastAsia="Calibri"/>
+          <w:b/>
+          <w:bCs/>
+        </w:rPr>
+        <w:t>Dipendenze:</w:t>
+      </w:r>
+      <w:r>
+        <w:rPr>
+          <w:rFonts w:eastAsia="Calibri"/>
+        </w:rPr>
+        <w:t xml:space="preserve"> </w:t>
+      </w:r>
+      <w:proofErr w:type="spellStart"/>
+      <w:r>
+        <w:rPr>
+          <w:rFonts w:eastAsia="Calibri"/>
+        </w:rPr>
+        <w:t>java.sql</w:t>
+      </w:r>
+      <w:proofErr w:type="spellEnd"/>
+    </w:p>
+    <w:p>
+      <w:pPr>
+        <w:rPr>
+          <w:rFonts w:eastAsia="Calibri"/>
+          <w:b/>
+          <w:bCs/>
+        </w:rPr>
+      </w:pPr>
+    </w:p>
+    <w:p>
+      <w:pPr>
+        <w:pStyle w:val="Titolo1"/>
+      </w:pPr>
+      <w:r>
+        <w:t>Package</w:t>
+      </w:r>
+    </w:p>
+    <w:p>
+      <w:pPr>
+        <w:rPr>
+          <w:rFonts w:eastAsia="Calibri"/>
+        </w:rPr>
+      </w:pPr>
+    </w:p>
+    <w:p>
+      <w:pPr>
+        <w:rPr>
+          <w:rFonts w:eastAsia="Calibri"/>
+        </w:rPr>
+      </w:pPr>
+    </w:p>
+    <w:p>
+      <w:pPr>
+        <w:rPr>
+          <w:rFonts w:eastAsia="Calibri"/>
+        </w:rPr>
+      </w:pPr>
+    </w:p>
+    <w:p>
+      <w:pPr>
+        <w:rPr>
+          <w:rFonts w:eastAsia="Calibri"/>
+          <w:b/>
+          <w:i/>
+          <w:sz w:val="28"/>
+        </w:rPr>
+      </w:pPr>
+    </w:p>
+    <w:p>
+      <w:pPr>
+        <w:rPr>
+          <w:rFonts w:eastAsia="Calibri"/>
+          <w:b/>
+          <w:i/>
+          <w:sz w:val="28"/>
+        </w:rPr>
+      </w:pPr>
+    </w:p>
+    <w:p>
+      <w:pPr>
+        <w:rPr>
+          <w:rFonts w:eastAsia="Calibri"/>
+          <w:b/>
+          <w:i/>
+          <w:sz w:val="28"/>
+        </w:rPr>
+      </w:pPr>
+    </w:p>
+    <w:p>
+      <w:pPr>
+        <w:rPr>
+          <w:rFonts w:eastAsia="Calibri"/>
+          <w:b/>
+          <w:i/>
+          <w:sz w:val="28"/>
+        </w:rPr>
+      </w:pPr>
+    </w:p>
+    <w:p>
+      <w:pPr>
+        <w:rPr>
+          <w:rFonts w:eastAsia="Calibri"/>
+          <w:b/>
+          <w:i/>
+          <w:sz w:val="28"/>
+        </w:rPr>
+      </w:pPr>
+    </w:p>
+    <w:p>
+      <w:pPr>
+        <w:rPr>
+          <w:rFonts w:eastAsia="Calibri"/>
+          <w:b/>
+          <w:i/>
+          <w:sz w:val="28"/>
+        </w:rPr>
+      </w:pPr>
+    </w:p>
+    <w:p>
+      <w:pPr>
+        <w:rPr>
+          <w:rFonts w:eastAsia="Calibri"/>
+          <w:b/>
+          <w:i/>
+          <w:sz w:val="28"/>
+        </w:rPr>
+      </w:pPr>
+    </w:p>
+    <w:p>
+      <w:pPr>
+        <w:rPr>
+          <w:rFonts w:eastAsia="Calibri"/>
+          <w:b/>
+          <w:i/>
+          <w:sz w:val="28"/>
+        </w:rPr>
+      </w:pPr>
+    </w:p>
+    <w:p>
+      <w:pPr>
+        <w:rPr>
+          <w:rFonts w:eastAsia="Calibri"/>
+          <w:b/>
+          <w:i/>
+          <w:sz w:val="28"/>
+        </w:rPr>
+      </w:pPr>
+    </w:p>
+    <w:p>
+      <w:pPr>
+        <w:rPr>
+          <w:rFonts w:eastAsia="Calibri"/>
+          <w:b/>
+          <w:i/>
+          <w:sz w:val="28"/>
+        </w:rPr>
+      </w:pPr>
+    </w:p>
+    <w:p>
+      <w:pPr>
+        <w:rPr>
+          <w:rFonts w:eastAsia="Calibri"/>
+          <w:b/>
+          <w:i/>
+          <w:sz w:val="28"/>
+        </w:rPr>
+      </w:pPr>
+    </w:p>
+    <w:p>
+      <w:pPr>
+        <w:rPr>
+          <w:rFonts w:eastAsia="Calibri"/>
+          <w:b/>
+          <w:i/>
+          <w:sz w:val="28"/>
+        </w:rPr>
+      </w:pPr>
+    </w:p>
+    <w:p>
+      <w:pPr>
+        <w:rPr>
+          <w:rFonts w:eastAsia="Calibri"/>
+          <w:b/>
+          <w:i/>
+          <w:sz w:val="28"/>
+        </w:rPr>
+      </w:pPr>
+    </w:p>
+    <w:p>
+      <w:pPr>
+        <w:rPr>
+          <w:rFonts w:eastAsia="Calibri"/>
+          <w:b/>
+          <w:i/>
+          <w:sz w:val="28"/>
+        </w:rPr>
+      </w:pPr>
+    </w:p>
+    <w:p>
+      <w:pPr>
+        <w:rPr>
+          <w:rFonts w:eastAsia="Calibri"/>
+          <w:b/>
+          <w:i/>
+          <w:sz w:val="28"/>
+        </w:rPr>
+      </w:pPr>
+    </w:p>
+    <w:p>
+      <w:pPr>
+        <w:rPr>
+          <w:rFonts w:eastAsia="Calibri"/>
+          <w:b/>
+          <w:i/>
+          <w:sz w:val="28"/>
+        </w:rPr>
+      </w:pPr>
+    </w:p>
+    <w:p>
+      <w:pPr>
+        <w:rPr>
+          <w:rFonts w:eastAsia="Calibri"/>
+          <w:b/>
+          <w:i/>
+          <w:sz w:val="28"/>
+        </w:rPr>
+      </w:pPr>
+    </w:p>
+    <w:p>
+      <w:pPr>
+        <w:rPr>
+          <w:rFonts w:eastAsia="Calibri"/>
+          <w:b/>
+          <w:i/>
+          <w:sz w:val="28"/>
+        </w:rPr>
+      </w:pPr>
+    </w:p>
+    <w:p>
+      <w:pPr>
+        <w:rPr>
+          <w:rFonts w:eastAsia="Calibri"/>
+          <w:b/>
+          <w:i/>
+          <w:sz w:val="28"/>
+        </w:rPr>
+      </w:pPr>
+    </w:p>
+    <w:p>
+      <w:pPr>
+        <w:rPr>
+          <w:rFonts w:eastAsia="Calibri"/>
+          <w:b/>
+          <w:i/>
+          <w:sz w:val="28"/>
+        </w:rPr>
+      </w:pPr>
+    </w:p>
+    <w:p>
+      <w:pPr>
+        <w:rPr>
+          <w:rFonts w:eastAsia="Calibri"/>
+          <w:b/>
+          <w:i/>
+          <w:sz w:val="28"/>
+        </w:rPr>
+      </w:pPr>
+    </w:p>
+    <w:p>
+      <w:pPr>
+        <w:rPr>
+          <w:rFonts w:eastAsia="Calibri"/>
+          <w:b/>
+          <w:i/>
+          <w:sz w:val="28"/>
+        </w:rPr>
+      </w:pPr>
+    </w:p>
+    <w:p>
+      <w:pPr>
+        <w:rPr>
+          <w:rFonts w:eastAsia="Calibri"/>
+          <w:b/>
+          <w:i/>
+          <w:sz w:val="28"/>
+        </w:rPr>
+      </w:pPr>
+    </w:p>
+    <w:p>
+      <w:pPr>
+        <w:rPr>
+          <w:rFonts w:eastAsia="Calibri"/>
+          <w:b/>
+          <w:i/>
+          <w:sz w:val="28"/>
+        </w:rPr>
+      </w:pPr>
+    </w:p>
+    <w:p>
+      <w:pPr>
+        <w:rPr>
+          <w:rFonts w:eastAsia="Calibri"/>
+          <w:b/>
+          <w:i/>
+          <w:sz w:val="28"/>
+        </w:rPr>
+      </w:pPr>
+    </w:p>
+    <w:p>
+      <w:pPr>
+        <w:rPr>
+          <w:rFonts w:eastAsia="Calibri"/>
+        </w:rPr>
+      </w:pPr>
+    </w:p>
+    <w:p>
+      <w:pPr>
+        <w:pStyle w:val="Titolo1"/>
+      </w:pPr>
+      <w:bookmarkStart w:id="8" w:name="_Toc217324636"/>
+      <w:r>
+        <w:lastRenderedPageBreak/>
+        <w:t xml:space="preserve">Class </w:t>
+      </w:r>
+      <w:proofErr w:type="spellStart"/>
+      <w:r>
+        <w:t>Interfaces</w:t>
+      </w:r>
+      <w:bookmarkEnd w:id="8"/>
+      <w:proofErr w:type="spellEnd"/>
+    </w:p>
+    <w:p>
+      <w:pPr>
+        <w:rPr>
+          <w:rFonts w:eastAsia="Calibri"/>
+        </w:rPr>
+      </w:pPr>
+      <w:r>
+        <w:rPr>
+          <w:rFonts w:eastAsia="Calibri"/>
+        </w:rPr>
+        <w:t>Questa sezione descrive le interfacce pubbliche delle classi chiave per i sottosistemi da implementare.</w:t>
       </w:r>
     </w:p>
     <w:p>
@@ -5767,227 +6620,45 @@
           <w:rFonts w:eastAsia="Calibri"/>
         </w:rPr>
       </w:pPr>
-      <w:bookmarkStart w:id="9" w:name="_Toc217324635"/>
+      <w:bookmarkStart w:id="9" w:name="_Toc217324637"/>
+      <w:r>
+        <w:rPr>
+          <w:rFonts w:eastAsia="Calibri"/>
+        </w:rPr>
+        <w:t xml:space="preserve">Sottosistema </w:t>
+      </w:r>
       <w:proofErr w:type="spellStart"/>
-      <w:proofErr w:type="gramStart"/>
-      <w:r>
-        <w:rPr>
-          <w:rFonts w:eastAsia="Calibri"/>
-        </w:rPr>
-        <w:t>It.lacantina</w:t>
-      </w:r>
-      <w:proofErr w:type="gramEnd"/>
-      <w:r>
-        <w:rPr>
-          <w:rFonts w:eastAsia="Calibri"/>
-        </w:rPr>
-        <w:t>.bean</w:t>
+      <w:r>
+        <w:rPr>
+          <w:rFonts w:eastAsia="Calibri"/>
+        </w:rPr>
+        <w:t>UserManagement</w:t>
       </w:r>
       <w:bookmarkEnd w:id="9"/>
       <w:proofErr w:type="spellEnd"/>
     </w:p>
     <w:p>
       <w:pPr>
-        <w:rPr>
-          <w:rFonts w:eastAsia="Calibri"/>
-        </w:rPr>
-      </w:pPr>
-      <w:r>
-        <w:rPr>
-          <w:rFonts w:eastAsia="Calibri"/>
-        </w:rPr>
-        <w:t>Contiene classi di supporto non persistenti o oggetti complessi mantenuti in sessione.</w:t>
-      </w:r>
-    </w:p>
-    <w:p>
-      <w:pPr>
-        <w:numPr>
-          <w:ilvl w:val="0"/>
-          <w:numId w:val="65"/>
-        </w:numPr>
-        <w:rPr>
-          <w:rFonts w:eastAsia="Calibri"/>
-        </w:rPr>
-      </w:pPr>
-      <w:r>
-        <w:rPr>
-          <w:rFonts w:eastAsia="Calibri"/>
-          <w:b/>
-          <w:bCs/>
-        </w:rPr>
-        <w:t>Classi principali:</w:t>
-      </w:r>
-      <w:r>
-        <w:rPr>
-          <w:rFonts w:eastAsia="Calibri"/>
-        </w:rPr>
-        <w:t xml:space="preserve"> Carrello (Rappresenta il sottosistema </w:t>
-      </w:r>
-      <w:proofErr w:type="gramStart"/>
-      <w:r>
-        <w:rPr>
-          <w:rFonts w:eastAsia="Calibri"/>
-          <w:i/>
-          <w:iCs/>
-        </w:rPr>
-        <w:t>Cart</w:t>
-      </w:r>
-      <w:r>
-        <w:rPr>
-          <w:rFonts w:eastAsia="Calibri"/>
-        </w:rPr>
-        <w:t xml:space="preserve"> )</w:t>
-      </w:r>
-      <w:proofErr w:type="gramEnd"/>
-      <w:r>
-        <w:rPr>
-          <w:rFonts w:eastAsia="Calibri"/>
-        </w:rPr>
-        <w:t>.</w:t>
-      </w:r>
-    </w:p>
-    <w:p>
-      <w:pPr>
-        <w:numPr>
-          <w:ilvl w:val="0"/>
-          <w:numId w:val="65"/>
-        </w:numPr>
-        <w:rPr>
-          <w:rFonts w:eastAsia="Calibri"/>
-        </w:rPr>
-      </w:pPr>
-      <w:r>
-        <w:rPr>
-          <w:rFonts w:eastAsia="Calibri"/>
-          <w:b/>
-          <w:bCs/>
-        </w:rPr>
-        <w:t>Dipendenze:</w:t>
-      </w:r>
-      <w:r>
-        <w:rPr>
-          <w:rFonts w:eastAsia="Calibri"/>
-        </w:rPr>
-        <w:t xml:space="preserve"> </w:t>
+        <w:pStyle w:val="Titolo3"/>
+        <w:rPr>
+          <w:color w:val="000000" w:themeColor="text1"/>
+        </w:rPr>
+      </w:pPr>
+      <w:bookmarkStart w:id="10" w:name="_Toc217324638"/>
+      <w:r>
+        <w:rPr>
+          <w:color w:val="000000" w:themeColor="text1"/>
+        </w:rPr>
+        <w:t xml:space="preserve">Class: </w:t>
       </w:r>
       <w:proofErr w:type="spellStart"/>
-      <w:proofErr w:type="gramStart"/>
-      <w:r>
-        <w:rPr>
-          <w:rFonts w:eastAsia="Calibri"/>
-        </w:rPr>
-        <w:t>it.lacantina</w:t>
-      </w:r>
-      <w:proofErr w:type="gramEnd"/>
-      <w:r>
-        <w:rPr>
-          <w:rFonts w:eastAsia="Calibri"/>
-        </w:rPr>
-        <w:t>.model</w:t>
-      </w:r>
-      <w:proofErr w:type="spellEnd"/>
-      <w:r>
-        <w:rPr>
-          <w:rFonts w:eastAsia="Calibri"/>
-        </w:rPr>
-        <w:t xml:space="preserve"> (contiene oggetti Prodotto).</w:t>
-      </w:r>
-    </w:p>
-    <w:p>
-      <w:pPr>
-        <w:rPr>
-          <w:rFonts w:eastAsia="Calibri"/>
-        </w:rPr>
-      </w:pPr>
-    </w:p>
-    <w:p>
-      <w:pPr>
-        <w:rPr>
-          <w:rFonts w:eastAsia="Calibri"/>
-        </w:rPr>
-      </w:pPr>
-    </w:p>
-    <w:p>
-      <w:pPr>
-        <w:pStyle w:val="Titolo1"/>
-      </w:pPr>
-      <w:bookmarkStart w:id="10" w:name="_Toc217324636"/>
-      <w:r>
-        <w:t xml:space="preserve">Class </w:t>
-      </w:r>
-      <w:proofErr w:type="spellStart"/>
-      <w:r>
-        <w:t>Interfaces</w:t>
+      <w:r>
+        <w:rPr>
+          <w:color w:val="000000" w:themeColor="text1"/>
+        </w:rPr>
+        <w:t>UtenteDAO</w:t>
       </w:r>
       <w:bookmarkEnd w:id="10"/>
-      <w:proofErr w:type="spellEnd"/>
-    </w:p>
-    <w:p>
-      <w:pPr>
-        <w:rPr>
-          <w:rFonts w:eastAsia="Calibri"/>
-        </w:rPr>
-      </w:pPr>
-      <w:r>
-        <w:rPr>
-          <w:rFonts w:eastAsia="Calibri"/>
-        </w:rPr>
-        <w:t>Questa sezione descrive le interfacce pubbliche delle classi chiave per i sottosistemi da implementare.</w:t>
-      </w:r>
-    </w:p>
-    <w:p>
-      <w:pPr>
-        <w:rPr>
-          <w:rFonts w:eastAsia="Calibri"/>
-        </w:rPr>
-      </w:pPr>
-    </w:p>
-    <w:p>
-      <w:pPr>
-        <w:pStyle w:val="Titolo2"/>
-        <w:rPr>
-          <w:rFonts w:eastAsia="Calibri"/>
-        </w:rPr>
-      </w:pPr>
-      <w:bookmarkStart w:id="11" w:name="_Toc217324637"/>
-      <w:r>
-        <w:rPr>
-          <w:rFonts w:eastAsia="Calibri"/>
-        </w:rPr>
-        <w:t xml:space="preserve">Sottosistema </w:t>
-      </w:r>
-      <w:proofErr w:type="spellStart"/>
-      <w:r>
-        <w:rPr>
-          <w:rFonts w:eastAsia="Calibri"/>
-        </w:rPr>
-        <w:t>UserManagement</w:t>
-      </w:r>
-      <w:bookmarkEnd w:id="11"/>
-      <w:proofErr w:type="spellEnd"/>
-    </w:p>
-    <w:p>
-      <w:pPr>
-        <w:pStyle w:val="Titolo3"/>
-        <w:rPr>
-          <w:color w:val="000000" w:themeColor="text1"/>
-        </w:rPr>
-      </w:pPr>
-      <w:bookmarkStart w:id="12" w:name="_Toc217324638"/>
-      <w:r>
-        <w:rPr>
-          <w:color w:val="000000" w:themeColor="text1"/>
-        </w:rPr>
-        <w:t xml:space="preserve">Class: </w:t>
-      </w:r>
-      <w:proofErr w:type="spellStart"/>
-      <w:r>
-        <w:rPr>
-          <w:color w:val="000000" w:themeColor="text1"/>
-        </w:rPr>
-        <w:t>UtenteDAO</w:t>
-      </w:r>
-      <w:bookmarkEnd w:id="12"/>
       <w:proofErr w:type="spellEnd"/>
     </w:p>
     <w:p>
@@ -6337,7 +7008,7 @@
           <w:color w:val="000000" w:themeColor="text1"/>
         </w:rPr>
       </w:pPr>
-      <w:bookmarkStart w:id="13" w:name="_Toc217324639"/>
+      <w:bookmarkStart w:id="11" w:name="_Toc217324639"/>
       <w:r>
         <w:rPr>
           <w:color w:val="000000" w:themeColor="text1"/>
@@ -6372,7 +7043,7 @@
         </w:rPr>
         <w:t>)</w:t>
       </w:r>
-      <w:bookmarkEnd w:id="13"/>
+      <w:bookmarkEnd w:id="11"/>
     </w:p>
     <w:p>
       <w:pPr>
@@ -6505,7 +7176,7 @@
           <w:rFonts w:eastAsia="Calibri"/>
         </w:rPr>
       </w:pPr>
-      <w:bookmarkStart w:id="14" w:name="_Toc217324640"/>
+      <w:bookmarkStart w:id="12" w:name="_Toc217324640"/>
       <w:r>
         <w:rPr>
           <w:rFonts w:eastAsia="Calibri"/>
@@ -6519,7 +7190,7 @@
         </w:rPr>
         <w:t>CatalogManagement</w:t>
       </w:r>
-      <w:bookmarkEnd w:id="14"/>
+      <w:bookmarkEnd w:id="12"/>
       <w:proofErr w:type="spellEnd"/>
     </w:p>
     <w:p>
@@ -6529,7 +7200,7 @@
           <w:color w:val="000000" w:themeColor="text1"/>
         </w:rPr>
       </w:pPr>
-      <w:bookmarkStart w:id="15" w:name="_Toc217324641"/>
+      <w:bookmarkStart w:id="13" w:name="_Toc217324641"/>
       <w:r>
         <w:rPr>
           <w:color w:val="000000" w:themeColor="text1"/>
@@ -6543,7 +7214,7 @@
         </w:rPr>
         <w:t>ProdottoDao</w:t>
       </w:r>
-      <w:bookmarkEnd w:id="15"/>
+      <w:bookmarkEnd w:id="13"/>
       <w:proofErr w:type="spellEnd"/>
     </w:p>
     <w:p>
@@ -6762,14 +7433,14 @@
           <w:rFonts w:eastAsia="Calibri"/>
         </w:rPr>
       </w:pPr>
-      <w:bookmarkStart w:id="16" w:name="_Toc217324642"/>
+      <w:bookmarkStart w:id="14" w:name="_Toc217324642"/>
       <w:r>
         <w:rPr>
           <w:rFonts w:eastAsia="Calibri"/>
         </w:rPr>
         <w:t>Sottosistema Cart</w:t>
       </w:r>
-      <w:bookmarkEnd w:id="16"/>
+      <w:bookmarkEnd w:id="14"/>
     </w:p>
     <w:p>
       <w:pPr>
@@ -6778,14 +7449,14 @@
           <w:color w:val="000000" w:themeColor="text1"/>
         </w:rPr>
       </w:pPr>
-      <w:bookmarkStart w:id="17" w:name="_Toc217324643"/>
+      <w:bookmarkStart w:id="15" w:name="_Toc217324643"/>
       <w:r>
         <w:rPr>
           <w:color w:val="000000" w:themeColor="text1"/>
         </w:rPr>
         <w:t>Class: Carrello</w:t>
       </w:r>
-      <w:bookmarkEnd w:id="17"/>
+      <w:bookmarkEnd w:id="15"/>
       <w:r>
         <w:rPr>
           <w:color w:val="000000" w:themeColor="text1"/>
@@ -7085,7 +7756,6 @@
           <w:rFonts w:eastAsia="Calibri"/>
           <w:lang w:val="en-US"/>
         </w:rPr>
-        <w:lastRenderedPageBreak/>
         <w:t xml:space="preserve">public void </w:t>
       </w:r>
       <w:proofErr w:type="spellStart"/>
@@ -7169,6 +7839,7 @@
         <w:rPr>
           <w:rFonts w:eastAsia="Calibri"/>
         </w:rPr>
+        <w:lastRenderedPageBreak/>
         <w:t xml:space="preserve">public </w:t>
       </w:r>
       <w:proofErr w:type="spellStart"/>
@@ -7375,7 +8046,7 @@
           <w:rFonts w:eastAsia="Calibri"/>
         </w:rPr>
       </w:pPr>
-      <w:bookmarkStart w:id="18" w:name="_Toc217324644"/>
+      <w:bookmarkStart w:id="16" w:name="_Toc217324644"/>
       <w:r>
         <w:rPr>
           <w:rFonts w:eastAsia="Calibri"/>
@@ -7389,7 +8060,7 @@
         </w:rPr>
         <w:t>OrderManagement</w:t>
       </w:r>
-      <w:bookmarkEnd w:id="18"/>
+      <w:bookmarkEnd w:id="16"/>
       <w:proofErr w:type="spellEnd"/>
     </w:p>
     <w:p>
@@ -7399,7 +8070,7 @@
           <w:color w:val="000000" w:themeColor="text1"/>
         </w:rPr>
       </w:pPr>
-      <w:bookmarkStart w:id="19" w:name="_Toc217324645"/>
+      <w:bookmarkStart w:id="17" w:name="_Toc217324645"/>
       <w:r>
         <w:rPr>
           <w:color w:val="000000" w:themeColor="text1"/>
@@ -7413,7 +8084,7 @@
         </w:rPr>
         <w:t>OrdineDAO</w:t>
       </w:r>
-      <w:bookmarkEnd w:id="19"/>
+      <w:bookmarkEnd w:id="17"/>
       <w:proofErr w:type="spellEnd"/>
       <w:r>
         <w:rPr>
@@ -7812,7 +8483,7 @@
           <w:color w:val="000000" w:themeColor="text1"/>
         </w:rPr>
       </w:pPr>
-      <w:bookmarkStart w:id="20" w:name="_Toc217324646"/>
+      <w:bookmarkStart w:id="18" w:name="_Toc217324646"/>
       <w:r>
         <w:rPr>
           <w:color w:val="000000" w:themeColor="text1"/>
@@ -7847,7 +8518,7 @@
         </w:rPr>
         <w:t>)</w:t>
       </w:r>
-      <w:bookmarkEnd w:id="20"/>
+      <w:bookmarkEnd w:id="18"/>
       <w:r>
         <w:rPr>
           <w:color w:val="000000" w:themeColor="text1"/>
@@ -8019,7 +8690,7 @@
           <w:rFonts w:eastAsia="Calibri"/>
         </w:rPr>
       </w:pPr>
-      <w:bookmarkStart w:id="21" w:name="_Toc217324647"/>
+      <w:bookmarkStart w:id="19" w:name="_Toc217324647"/>
       <w:r>
         <w:rPr>
           <w:rFonts w:eastAsia="Calibri"/>
@@ -8033,7 +8704,7 @@
         </w:rPr>
         <w:t>Adminitration</w:t>
       </w:r>
-      <w:bookmarkEnd w:id="21"/>
+      <w:bookmarkEnd w:id="19"/>
       <w:proofErr w:type="spellEnd"/>
     </w:p>
     <w:p>
@@ -8043,7 +8714,7 @@
           <w:color w:val="000000" w:themeColor="text1"/>
         </w:rPr>
       </w:pPr>
-      <w:bookmarkStart w:id="22" w:name="_Toc217324648"/>
+      <w:bookmarkStart w:id="20" w:name="_Toc217324648"/>
       <w:r>
         <w:rPr>
           <w:color w:val="000000" w:themeColor="text1"/>
@@ -8057,7 +8728,7 @@
         </w:rPr>
         <w:t>AdminProdottoDAO</w:t>
       </w:r>
-      <w:bookmarkEnd w:id="22"/>
+      <w:bookmarkEnd w:id="20"/>
       <w:proofErr w:type="spellEnd"/>
       <w:r>
         <w:rPr>
@@ -8467,7 +9138,7 @@
           <w:color w:val="000000" w:themeColor="text1"/>
         </w:rPr>
       </w:pPr>
-      <w:bookmarkStart w:id="23" w:name="_Toc217324649"/>
+      <w:bookmarkStart w:id="21" w:name="_Toc217324649"/>
       <w:r>
         <w:rPr>
           <w:color w:val="000000" w:themeColor="text1"/>
@@ -8481,7 +9152,7 @@
         </w:rPr>
         <w:t>AdminOrdineDAO</w:t>
       </w:r>
-      <w:bookmarkEnd w:id="23"/>
+      <w:bookmarkEnd w:id="21"/>
       <w:proofErr w:type="spellEnd"/>
       <w:r>
         <w:rPr>
@@ -8647,7 +9318,6 @@
         <w:rPr>
           <w:rFonts w:eastAsia="Calibri"/>
         </w:rPr>
-        <w:lastRenderedPageBreak/>
         <w:t xml:space="preserve">public List&lt;Ordine&gt; </w:t>
       </w:r>
       <w:proofErr w:type="spellStart"/>

--- a/Deliverables/Object Design Document_LaCantina.docx
+++ b/Deliverables/Object Design Document_LaCantina.docx
@@ -5194,7 +5194,6 @@
         </w:rPr>
         <w:t xml:space="preserve"> mentre un’altra sottocartella IMG contiene tutti i file multimediali utilizzati. Inoltre, </w:t>
       </w:r>
-      <w:proofErr w:type="gramStart"/>
       <w:r>
         <w:rPr>
           <w:rFonts w:eastAsia="Calibri"/>
@@ -5207,13 +5206,6 @@
         </w:rPr>
         <w:t xml:space="preserve"> codice sorgente</w:t>
       </w:r>
-      <w:r>
-        <w:rPr>
-          <w:rFonts w:eastAsia="Calibri"/>
-        </w:rPr>
-        <w:t>,</w:t>
-      </w:r>
-      <w:proofErr w:type="gramEnd"/>
       <w:r>
         <w:rPr>
           <w:rFonts w:eastAsia="Calibri"/>
@@ -5654,6 +5646,20 @@
         <w:rPr>
           <w:rFonts w:eastAsia="Calibri"/>
         </w:rPr>
+        <w:t xml:space="preserve">, </w:t>
+      </w:r>
+      <w:proofErr w:type="spellStart"/>
+      <w:r>
+        <w:rPr>
+          <w:rFonts w:eastAsia="Calibri"/>
+        </w:rPr>
+        <w:t>CarrelloDAO</w:t>
+      </w:r>
+      <w:proofErr w:type="spellEnd"/>
+      <w:r>
+        <w:rPr>
+          <w:rFonts w:eastAsia="Calibri"/>
+        </w:rPr>
         <w:t>.</w:t>
       </w:r>
     </w:p>
@@ -5682,13 +5688,35 @@
         <w:t xml:space="preserve"> </w:t>
       </w:r>
       <w:proofErr w:type="spellStart"/>
-      <w:r>
-        <w:rPr>
-          <w:rFonts w:eastAsia="Calibri"/>
-        </w:rPr>
-        <w:t>it.lacantina.model</w:t>
+      <w:proofErr w:type="gramStart"/>
+      <w:r>
+        <w:rPr>
+          <w:rFonts w:eastAsia="Calibri"/>
+        </w:rPr>
+        <w:t>it.</w:t>
+      </w:r>
+      <w:r>
+        <w:rPr>
+          <w:rFonts w:eastAsia="Calibri"/>
+        </w:rPr>
+        <w:t>unisa</w:t>
+      </w:r>
+      <w:proofErr w:type="gramEnd"/>
+      <w:r>
+        <w:rPr>
+          <w:rFonts w:eastAsia="Calibri"/>
+        </w:rPr>
+        <w:t>.</w:t>
+      </w:r>
+      <w:proofErr w:type="gramStart"/>
+      <w:r>
+        <w:rPr>
+          <w:rFonts w:eastAsia="Calibri"/>
+        </w:rPr>
+        <w:t>lacantina.model</w:t>
       </w:r>
       <w:proofErr w:type="spellEnd"/>
+      <w:proofErr w:type="gramEnd"/>
       <w:r>
         <w:rPr>
           <w:rFonts w:eastAsia="Calibri"/>
@@ -5721,8 +5749,16 @@
         <w:rPr>
           <w:rFonts w:eastAsia="Calibri"/>
         </w:rPr>
-        <w:t>, java.util</w:t>
-      </w:r>
+        <w:t xml:space="preserve">, </w:t>
+      </w:r>
+      <w:proofErr w:type="spellStart"/>
+      <w:r>
+        <w:rPr>
+          <w:rFonts w:eastAsia="Calibri"/>
+        </w:rPr>
+        <w:t>java.util</w:t>
+      </w:r>
+      <w:proofErr w:type="spellEnd"/>
       <w:r>
         <w:rPr>
           <w:rFonts w:eastAsia="Calibri"/>
@@ -6086,16 +6122,30 @@
         <w:rPr>
           <w:rFonts w:eastAsia="Calibri"/>
         </w:rPr>
-        <w:t>it.lacantina</w:t>
+        <w:t>it.</w:t>
+      </w:r>
+      <w:r>
+        <w:rPr>
+          <w:rFonts w:eastAsia="Calibri"/>
+        </w:rPr>
+        <w:t>unisa</w:t>
       </w:r>
       <w:proofErr w:type="gramEnd"/>
       <w:r>
         <w:rPr>
           <w:rFonts w:eastAsia="Calibri"/>
         </w:rPr>
-        <w:t>.model</w:t>
+        <w:t>.</w:t>
+      </w:r>
+      <w:proofErr w:type="gramStart"/>
+      <w:r>
+        <w:rPr>
+          <w:rFonts w:eastAsia="Calibri"/>
+        </w:rPr>
+        <w:t>lacantina.model</w:t>
       </w:r>
       <w:proofErr w:type="spellEnd"/>
+      <w:proofErr w:type="gramEnd"/>
       <w:r>
         <w:rPr>
           <w:rFonts w:eastAsia="Calibri"/>
@@ -6107,9 +6157,51 @@
         <w:rPr>
           <w:rFonts w:eastAsia="Calibri"/>
         </w:rPr>
-        <w:t>it.lacantina.model.dao</w:t>
+        <w:t>it.</w:t>
+      </w:r>
+      <w:r>
+        <w:rPr>
+          <w:rFonts w:eastAsia="Calibri"/>
+        </w:rPr>
+        <w:t>unisa.</w:t>
+      </w:r>
+      <w:r>
+        <w:rPr>
+          <w:rFonts w:eastAsia="Calibri"/>
+        </w:rPr>
+        <w:t>lacantina.model.dao</w:t>
       </w:r>
       <w:proofErr w:type="spellEnd"/>
+      <w:r>
+        <w:rPr>
+          <w:rFonts w:eastAsia="Calibri"/>
+        </w:rPr>
+        <w:t xml:space="preserve">, </w:t>
+      </w:r>
+      <w:proofErr w:type="spellStart"/>
+      <w:proofErr w:type="gramStart"/>
+      <w:r>
+        <w:rPr>
+          <w:rFonts w:eastAsia="Calibri"/>
+        </w:rPr>
+        <w:t>it.unisa</w:t>
+      </w:r>
+      <w:proofErr w:type="gramEnd"/>
+      <w:r>
+        <w:rPr>
+          <w:rFonts w:eastAsia="Calibri"/>
+        </w:rPr>
+        <w:t>.</w:t>
+      </w:r>
+      <w:proofErr w:type="gramStart"/>
+      <w:r>
+        <w:rPr>
+          <w:rFonts w:eastAsia="Calibri"/>
+        </w:rPr>
+        <w:t>lacantina.util</w:t>
+      </w:r>
+      <w:proofErr w:type="spellEnd"/>
+      <w:proofErr w:type="gramEnd"/>
     </w:p>
     <w:p>
       <w:pPr>
@@ -6299,26 +6391,292 @@
         <w:t>Package</w:t>
       </w:r>
     </w:p>
-    <w:p>
-      <w:pPr>
-        <w:rPr>
-          <w:rFonts w:eastAsia="Calibri"/>
-        </w:rPr>
-      </w:pPr>
-    </w:p>
-    <w:p>
-      <w:pPr>
-        <w:rPr>
-          <w:rFonts w:eastAsia="Calibri"/>
-        </w:rPr>
-      </w:pPr>
-    </w:p>
-    <w:p>
-      <w:pPr>
-        <w:rPr>
-          <w:rFonts w:eastAsia="Calibri"/>
-        </w:rPr>
-      </w:pPr>
+    <w:p/>
+    <w:p>
+      <w:pPr>
+        <w:rPr>
+          <w:b/>
+          <w:bCs/>
+          <w:sz w:val="28"/>
+          <w:szCs w:val="28"/>
+        </w:rPr>
+      </w:pPr>
+      <w:r>
+        <w:rPr>
+          <w:b/>
+          <w:bCs/>
+          <w:sz w:val="28"/>
+          <w:szCs w:val="28"/>
+        </w:rPr>
+        <w:t xml:space="preserve">3.1 </w:t>
+      </w:r>
+      <w:proofErr w:type="spellStart"/>
+      <w:r>
+        <w:rPr>
+          <w:b/>
+          <w:bCs/>
+          <w:sz w:val="28"/>
+          <w:szCs w:val="28"/>
+        </w:rPr>
+        <w:t>UserManagement</w:t>
+      </w:r>
+      <w:proofErr w:type="spellEnd"/>
+    </w:p>
+    <w:p/>
+    <w:p>
+      <w:pPr>
+        <w:rPr>
+          <w:b/>
+          <w:bCs/>
+        </w:rPr>
+      </w:pPr>
+      <w:r>
+        <w:t xml:space="preserve">Questo package contiene le classi degli oggetti del dominio applicativo con le relative classi DAO per la manipolazione dei rispettivi dati sul Database </w:t>
+      </w:r>
+      <w:r>
+        <w:rPr>
+          <w:b/>
+          <w:bCs/>
+        </w:rPr>
+        <w:t>in merito alla gestione dell’utente</w:t>
+      </w:r>
+      <w:r>
+        <w:rPr>
+          <w:b/>
+          <w:bCs/>
+        </w:rPr>
+        <w:t>.</w:t>
+      </w:r>
+    </w:p>
+    <w:p/>
+    <w:p>
+      <w:pPr>
+        <w:rPr>
+          <w:rFonts w:eastAsia="Calibri"/>
+        </w:rPr>
+      </w:pPr>
+      <w:r>
+        <w:rPr>
+          <w:rFonts w:eastAsia="Calibri"/>
+          <w:noProof/>
+        </w:rPr>
+        <w:drawing>
+          <wp:inline distT="0" distB="0" distL="0" distR="0" wp14:anchorId="7AC6B105" wp14:editId="260F2681">
+            <wp:extent cx="5778500" cy="2921000"/>
+            <wp:effectExtent l="0" t="0" r="0" b="0"/>
+            <wp:docPr id="308827320" name="Immagine 1" descr="Immagine che contiene testo, schermata, linea, diagramma&#10;&#10;Il contenuto generato dall'IA potrebbe non essere corretto."/>
+            <wp:cNvGraphicFramePr>
+              <a:graphicFrameLocks xmlns:a="http://schemas.openxmlformats.org/drawingml/2006/main" noChangeAspect="1"/>
+            </wp:cNvGraphicFramePr>
+            <a:graphic xmlns:a="http://schemas.openxmlformats.org/drawingml/2006/main">
+              <a:graphicData uri="http://schemas.openxmlformats.org/drawingml/2006/picture">
+                <pic:pic xmlns:pic="http://schemas.openxmlformats.org/drawingml/2006/picture">
+                  <pic:nvPicPr>
+                    <pic:cNvPr id="308827320" name="Immagine 1" descr="Immagine che contiene testo, schermata, linea, diagramma&#10;&#10;Il contenuto generato dall'IA potrebbe non essere corretto."/>
+                    <pic:cNvPicPr/>
+                  </pic:nvPicPr>
+                  <pic:blipFill>
+                    <a:blip r:embed="rId12">
+                      <a:extLst>
+                        <a:ext uri="{28A0092B-C50C-407E-A947-70E740481C1C}">
+                          <a14:useLocalDpi xmlns:a14="http://schemas.microsoft.com/office/drawing/2010/main" val="0"/>
+                        </a:ext>
+                      </a:extLst>
+                    </a:blip>
+                    <a:stretch>
+                      <a:fillRect/>
+                    </a:stretch>
+                  </pic:blipFill>
+                  <pic:spPr>
+                    <a:xfrm>
+                      <a:off x="0" y="0"/>
+                      <a:ext cx="5778500" cy="2921000"/>
+                    </a:xfrm>
+                    <a:prstGeom prst="rect">
+                      <a:avLst/>
+                    </a:prstGeom>
+                  </pic:spPr>
+                </pic:pic>
+              </a:graphicData>
+            </a:graphic>
+          </wp:inline>
+        </w:drawing>
+      </w:r>
+    </w:p>
+    <w:p>
+      <w:pPr>
+        <w:rPr>
+          <w:rFonts w:eastAsia="Calibri"/>
+        </w:rPr>
+      </w:pPr>
+    </w:p>
+    <w:p>
+      <w:pPr>
+        <w:rPr>
+          <w:rFonts w:eastAsia="Calibri"/>
+          <w:b/>
+          <w:bCs/>
+        </w:rPr>
+      </w:pPr>
+    </w:p>
+    <w:p>
+      <w:pPr>
+        <w:rPr>
+          <w:rFonts w:eastAsia="Calibri"/>
+          <w:b/>
+          <w:bCs/>
+        </w:rPr>
+      </w:pPr>
+    </w:p>
+    <w:p>
+      <w:pPr>
+        <w:rPr>
+          <w:rFonts w:eastAsia="Calibri"/>
+          <w:b/>
+          <w:bCs/>
+        </w:rPr>
+      </w:pPr>
+    </w:p>
+    <w:p>
+      <w:pPr>
+        <w:rPr>
+          <w:rFonts w:eastAsia="Calibri"/>
+          <w:b/>
+          <w:bCs/>
+        </w:rPr>
+      </w:pPr>
+    </w:p>
+    <w:p>
+      <w:pPr>
+        <w:rPr>
+          <w:rFonts w:eastAsia="Calibri"/>
+          <w:b/>
+          <w:bCs/>
+        </w:rPr>
+      </w:pPr>
+    </w:p>
+    <w:p>
+      <w:pPr>
+        <w:rPr>
+          <w:rFonts w:eastAsia="Calibri"/>
+          <w:b/>
+          <w:bCs/>
+        </w:rPr>
+      </w:pPr>
+    </w:p>
+    <w:p>
+      <w:pPr>
+        <w:rPr>
+          <w:rFonts w:eastAsia="Calibri"/>
+          <w:b/>
+          <w:bCs/>
+        </w:rPr>
+      </w:pPr>
+    </w:p>
+    <w:p>
+      <w:pPr>
+        <w:rPr>
+          <w:rFonts w:eastAsia="Calibri"/>
+          <w:b/>
+          <w:bCs/>
+        </w:rPr>
+      </w:pPr>
+    </w:p>
+    <w:p>
+      <w:pPr>
+        <w:rPr>
+          <w:rFonts w:eastAsia="Calibri"/>
+          <w:b/>
+          <w:bCs/>
+        </w:rPr>
+      </w:pPr>
+    </w:p>
+    <w:p>
+      <w:pPr>
+        <w:rPr>
+          <w:rFonts w:eastAsia="Calibri"/>
+          <w:b/>
+          <w:bCs/>
+        </w:rPr>
+      </w:pPr>
+    </w:p>
+    <w:p>
+      <w:pPr>
+        <w:rPr>
+          <w:rFonts w:eastAsia="Calibri"/>
+          <w:b/>
+          <w:bCs/>
+        </w:rPr>
+      </w:pPr>
+    </w:p>
+    <w:p>
+      <w:pPr>
+        <w:rPr>
+          <w:rFonts w:eastAsia="Calibri"/>
+          <w:b/>
+          <w:bCs/>
+        </w:rPr>
+      </w:pPr>
+    </w:p>
+    <w:p>
+      <w:pPr>
+        <w:rPr>
+          <w:rFonts w:eastAsia="Calibri"/>
+          <w:b/>
+          <w:bCs/>
+        </w:rPr>
+      </w:pPr>
+      <w:r>
+        <w:rPr>
+          <w:rFonts w:eastAsia="Calibri"/>
+          <w:b/>
+          <w:bCs/>
+        </w:rPr>
+        <w:lastRenderedPageBreak/>
+        <w:t xml:space="preserve">3.2 </w:t>
+      </w:r>
+      <w:proofErr w:type="spellStart"/>
+      <w:r>
+        <w:rPr>
+          <w:rFonts w:eastAsia="Calibri"/>
+          <w:b/>
+          <w:bCs/>
+        </w:rPr>
+        <w:t>CatalogManagement</w:t>
+      </w:r>
+      <w:proofErr w:type="spellEnd"/>
+    </w:p>
+    <w:p>
+      <w:pPr>
+        <w:rPr>
+          <w:rFonts w:eastAsia="Calibri"/>
+        </w:rPr>
+      </w:pPr>
+    </w:p>
+    <w:p>
+      <w:pPr>
+        <w:rPr>
+          <w:b/>
+          <w:bCs/>
+        </w:rPr>
+      </w:pPr>
+      <w:r>
+        <w:t xml:space="preserve">Questo package contiene le classi degli oggetti del dominio applicativo con le relative classi DAO per la manipolazione dei rispettivi dati sul Database </w:t>
+      </w:r>
+      <w:r>
+        <w:rPr>
+          <w:b/>
+          <w:bCs/>
+        </w:rPr>
+        <w:t xml:space="preserve">in merito alla </w:t>
+      </w:r>
+      <w:r>
+        <w:rPr>
+          <w:b/>
+          <w:bCs/>
+        </w:rPr>
+        <w:t>visualizzazione dei prodotti all’interno dello shop del sito.</w:t>
+      </w:r>
     </w:p>
     <w:p>
       <w:pPr>
@@ -6329,6 +6687,56 @@
           <w:sz w:val="28"/>
         </w:rPr>
       </w:pPr>
+      <w:r>
+        <w:rPr>
+          <w:rFonts w:eastAsia="Calibri"/>
+          <w:b/>
+          <w:i/>
+          <w:noProof/>
+          <w:sz w:val="28"/>
+        </w:rPr>
+        <w:drawing>
+          <wp:inline distT="0" distB="0" distL="0" distR="0" wp14:anchorId="1C7EAB4A" wp14:editId="386E76D3">
+            <wp:extent cx="6260465" cy="4906645"/>
+            <wp:effectExtent l="0" t="0" r="635" b="0"/>
+            <wp:docPr id="344645729" name="Immagine 2" descr="Immagine che contiene testo, ricevuta, schermata, documento&#10;&#10;Il contenuto generato dall'IA potrebbe non essere corretto."/>
+            <wp:cNvGraphicFramePr>
+              <a:graphicFrameLocks xmlns:a="http://schemas.openxmlformats.org/drawingml/2006/main" noChangeAspect="1"/>
+            </wp:cNvGraphicFramePr>
+            <a:graphic xmlns:a="http://schemas.openxmlformats.org/drawingml/2006/main">
+              <a:graphicData uri="http://schemas.openxmlformats.org/drawingml/2006/picture">
+                <pic:pic xmlns:pic="http://schemas.openxmlformats.org/drawingml/2006/picture">
+                  <pic:nvPicPr>
+                    <pic:cNvPr id="344645729" name="Immagine 2" descr="Immagine che contiene testo, ricevuta, schermata, documento&#10;&#10;Il contenuto generato dall'IA potrebbe non essere corretto."/>
+                    <pic:cNvPicPr/>
+                  </pic:nvPicPr>
+                  <pic:blipFill>
+                    <a:blip r:embed="rId13">
+                      <a:extLst>
+                        <a:ext uri="{28A0092B-C50C-407E-A947-70E740481C1C}">
+                          <a14:useLocalDpi xmlns:a14="http://schemas.microsoft.com/office/drawing/2010/main" val="0"/>
+                        </a:ext>
+                      </a:extLst>
+                    </a:blip>
+                    <a:stretch>
+                      <a:fillRect/>
+                    </a:stretch>
+                  </pic:blipFill>
+                  <pic:spPr>
+                    <a:xfrm>
+                      <a:off x="0" y="0"/>
+                      <a:ext cx="6260465" cy="4906645"/>
+                    </a:xfrm>
+                    <a:prstGeom prst="rect">
+                      <a:avLst/>
+                    </a:prstGeom>
+                  </pic:spPr>
+                </pic:pic>
+              </a:graphicData>
+            </a:graphic>
+          </wp:inline>
+        </w:drawing>
+      </w:r>
     </w:p>
     <w:p>
       <w:pPr>
@@ -6475,10 +6883,99 @@
         <w:rPr>
           <w:rFonts w:eastAsia="Calibri"/>
           <w:b/>
-          <w:i/>
-          <w:sz w:val="28"/>
-        </w:rPr>
-      </w:pPr>
+          <w:bCs/>
+        </w:rPr>
+      </w:pPr>
+      <w:r>
+        <w:rPr>
+          <w:rFonts w:eastAsia="Calibri"/>
+          <w:b/>
+          <w:bCs/>
+        </w:rPr>
+        <w:t>3.</w:t>
+      </w:r>
+      <w:r>
+        <w:rPr>
+          <w:rFonts w:eastAsia="Calibri"/>
+          <w:b/>
+          <w:bCs/>
+        </w:rPr>
+        <w:t>3</w:t>
+      </w:r>
+      <w:r>
+        <w:rPr>
+          <w:rFonts w:eastAsia="Calibri"/>
+          <w:b/>
+          <w:bCs/>
+        </w:rPr>
+        <w:t xml:space="preserve"> </w:t>
+      </w:r>
+      <w:proofErr w:type="spellStart"/>
+      <w:r>
+        <w:rPr>
+          <w:rFonts w:eastAsia="Calibri"/>
+          <w:b/>
+          <w:bCs/>
+        </w:rPr>
+        <w:t>Order</w:t>
+      </w:r>
+      <w:r>
+        <w:rPr>
+          <w:rFonts w:eastAsia="Calibri"/>
+          <w:b/>
+          <w:bCs/>
+        </w:rPr>
+        <w:t>Management</w:t>
+      </w:r>
+      <w:proofErr w:type="spellEnd"/>
+    </w:p>
+    <w:p>
+      <w:pPr>
+        <w:rPr>
+          <w:rFonts w:eastAsia="Calibri"/>
+        </w:rPr>
+      </w:pPr>
+    </w:p>
+    <w:p>
+      <w:pPr>
+        <w:rPr>
+          <w:b/>
+          <w:bCs/>
+        </w:rPr>
+      </w:pPr>
+      <w:r>
+        <w:t xml:space="preserve">Questo package contiene le classi degli oggetti del dominio applicativo con le relative classi DAO per la manipolazione dei rispettivi dati sul Database </w:t>
+      </w:r>
+      <w:r>
+        <w:rPr>
+          <w:b/>
+          <w:bCs/>
+        </w:rPr>
+        <w:t>in merito all</w:t>
+      </w:r>
+      <w:r>
+        <w:rPr>
+          <w:b/>
+          <w:bCs/>
+        </w:rPr>
+        <w:t xml:space="preserve">a gestione degli acquisiti </w:t>
+      </w:r>
+      <w:proofErr w:type="gramStart"/>
+      <w:r>
+        <w:rPr>
+          <w:b/>
+          <w:bCs/>
+        </w:rPr>
+        <w:t>dei</w:t>
+      </w:r>
+      <w:proofErr w:type="gramEnd"/>
+      <w:r>
+        <w:rPr>
+          <w:b/>
+          <w:bCs/>
+        </w:rPr>
+        <w:t xml:space="preserve"> clienti.</w:t>
+      </w:r>
     </w:p>
     <w:p>
       <w:pPr>
@@ -6489,6 +6986,56 @@
           <w:sz w:val="28"/>
         </w:rPr>
       </w:pPr>
+      <w:r>
+        <w:rPr>
+          <w:rFonts w:eastAsia="Calibri"/>
+          <w:b/>
+          <w:i/>
+          <w:noProof/>
+          <w:sz w:val="28"/>
+        </w:rPr>
+        <w:drawing>
+          <wp:inline distT="0" distB="0" distL="0" distR="0" wp14:anchorId="3BC32C32" wp14:editId="24079F07">
+            <wp:extent cx="6260465" cy="5782310"/>
+            <wp:effectExtent l="0" t="0" r="635" b="0"/>
+            <wp:docPr id="550207755" name="Immagine 1" descr="Immagine che contiene testo, diagramma, Parallelo, schermata&#10;&#10;Il contenuto generato dall'IA potrebbe non essere corretto."/>
+            <wp:cNvGraphicFramePr>
+              <a:graphicFrameLocks xmlns:a="http://schemas.openxmlformats.org/drawingml/2006/main" noChangeAspect="1"/>
+            </wp:cNvGraphicFramePr>
+            <a:graphic xmlns:a="http://schemas.openxmlformats.org/drawingml/2006/main">
+              <a:graphicData uri="http://schemas.openxmlformats.org/drawingml/2006/picture">
+                <pic:pic xmlns:pic="http://schemas.openxmlformats.org/drawingml/2006/picture">
+                  <pic:nvPicPr>
+                    <pic:cNvPr id="550207755" name="Immagine 1" descr="Immagine che contiene testo, diagramma, Parallelo, schermata&#10;&#10;Il contenuto generato dall'IA potrebbe non essere corretto."/>
+                    <pic:cNvPicPr/>
+                  </pic:nvPicPr>
+                  <pic:blipFill>
+                    <a:blip r:embed="rId14">
+                      <a:extLst>
+                        <a:ext uri="{28A0092B-C50C-407E-A947-70E740481C1C}">
+                          <a14:useLocalDpi xmlns:a14="http://schemas.microsoft.com/office/drawing/2010/main" val="0"/>
+                        </a:ext>
+                      </a:extLst>
+                    </a:blip>
+                    <a:stretch>
+                      <a:fillRect/>
+                    </a:stretch>
+                  </pic:blipFill>
+                  <pic:spPr>
+                    <a:xfrm>
+                      <a:off x="0" y="0"/>
+                      <a:ext cx="6260465" cy="5782310"/>
+                    </a:xfrm>
+                    <a:prstGeom prst="rect">
+                      <a:avLst/>
+                    </a:prstGeom>
+                  </pic:spPr>
+                </pic:pic>
+              </a:graphicData>
+            </a:graphic>
+          </wp:inline>
+        </w:drawing>
+      </w:r>
     </w:p>
     <w:p>
       <w:pPr>
@@ -6574,6 +7121,46 @@
       <w:pPr>
         <w:rPr>
           <w:rFonts w:eastAsia="Calibri"/>
+          <w:b/>
+          <w:i/>
+          <w:sz w:val="28"/>
+        </w:rPr>
+      </w:pPr>
+    </w:p>
+    <w:p>
+      <w:pPr>
+        <w:rPr>
+          <w:rFonts w:eastAsia="Calibri"/>
+          <w:b/>
+          <w:i/>
+          <w:sz w:val="28"/>
+        </w:rPr>
+      </w:pPr>
+    </w:p>
+    <w:p>
+      <w:pPr>
+        <w:rPr>
+          <w:rFonts w:eastAsia="Calibri"/>
+          <w:b/>
+          <w:i/>
+          <w:sz w:val="28"/>
+        </w:rPr>
+      </w:pPr>
+    </w:p>
+    <w:p>
+      <w:pPr>
+        <w:rPr>
+          <w:rFonts w:eastAsia="Calibri"/>
+          <w:b/>
+          <w:i/>
+          <w:sz w:val="28"/>
+        </w:rPr>
+      </w:pPr>
+    </w:p>
+    <w:p>
+      <w:pPr>
+        <w:rPr>
+          <w:rFonts w:eastAsia="Calibri"/>
         </w:rPr>
       </w:pPr>
     </w:p>
@@ -6583,7 +7170,6 @@
       </w:pPr>
       <w:bookmarkStart w:id="8" w:name="_Toc217324636"/>
       <w:r>
-        <w:lastRenderedPageBreak/>
         <w:t xml:space="preserve">Class </w:t>
       </w:r>
       <w:proofErr w:type="spellStart"/>
@@ -6605,6 +7191,119 @@
         </w:rPr>
         <w:t>Questa sezione descrive le interfacce pubbliche delle classi chiave per i sottosistemi da implementare.</w:t>
       </w:r>
+      <w:r>
+        <w:rPr>
+          <w:rFonts w:eastAsia="Calibri"/>
+        </w:rPr>
+        <w:t xml:space="preserve"> </w:t>
+      </w:r>
+      <w:r>
+        <w:rPr>
+          <w:rFonts w:eastAsia="Calibri"/>
+          <w:b/>
+          <w:bCs/>
+          <w:i/>
+          <w:iCs/>
+          <w:u w:val="single"/>
+        </w:rPr>
+        <w:t xml:space="preserve">Per tutte le classi vale la regola che la connessione al database sia effettuata e che quindi la variabile di sessione con non sia </w:t>
+      </w:r>
+      <w:proofErr w:type="spellStart"/>
+      <w:r>
+        <w:rPr>
+          <w:rFonts w:eastAsia="Calibri"/>
+          <w:b/>
+          <w:bCs/>
+          <w:i/>
+          <w:iCs/>
+          <w:u w:val="single"/>
+        </w:rPr>
+        <w:t>null</w:t>
+      </w:r>
+      <w:proofErr w:type="spellEnd"/>
+      <w:r>
+        <w:rPr>
+          <w:rFonts w:eastAsia="Calibri"/>
+          <w:b/>
+          <w:bCs/>
+          <w:i/>
+          <w:iCs/>
+          <w:u w:val="single"/>
+        </w:rPr>
+        <w:t xml:space="preserve">, ossia, </w:t>
+      </w:r>
+      <w:proofErr w:type="spellStart"/>
+      <w:r>
+        <w:rPr>
+          <w:rFonts w:eastAsia="Calibri"/>
+          <w:b/>
+          <w:bCs/>
+          <w:i/>
+          <w:iCs/>
+          <w:u w:val="single"/>
+        </w:rPr>
+        <w:t>pre</w:t>
+      </w:r>
+      <w:proofErr w:type="spellEnd"/>
+      <w:r>
+        <w:rPr>
+          <w:rFonts w:eastAsia="Calibri"/>
+          <w:b/>
+          <w:bCs/>
+          <w:i/>
+          <w:iCs/>
+          <w:u w:val="single"/>
+        </w:rPr>
+        <w:t xml:space="preserve">: </w:t>
+      </w:r>
+      <w:proofErr w:type="spellStart"/>
+      <w:r>
+        <w:rPr>
+          <w:rFonts w:eastAsia="Calibri"/>
+          <w:b/>
+          <w:bCs/>
+          <w:i/>
+          <w:iCs/>
+          <w:u w:val="single"/>
+        </w:rPr>
+        <w:t>self.con</w:t>
+      </w:r>
+      <w:proofErr w:type="spellEnd"/>
+      <w:r>
+        <w:rPr>
+          <w:rFonts w:eastAsia="Calibri"/>
+          <w:b/>
+          <w:bCs/>
+          <w:i/>
+          <w:iCs/>
+          <w:u w:val="single"/>
+        </w:rPr>
+        <w:t>&lt;&gt;</w:t>
+      </w:r>
+      <w:proofErr w:type="spellStart"/>
+      <w:r>
+        <w:rPr>
+          <w:rFonts w:eastAsia="Calibri"/>
+          <w:b/>
+          <w:bCs/>
+          <w:i/>
+          <w:iCs/>
+          <w:u w:val="single"/>
+        </w:rPr>
+        <w:t>null</w:t>
+      </w:r>
+      <w:proofErr w:type="spellEnd"/>
+      <w:r>
+        <w:rPr>
+          <w:rFonts w:eastAsia="Calibri"/>
+          <w:b/>
+          <w:bCs/>
+          <w:i/>
+          <w:iCs/>
+          <w:u w:val="single"/>
+        </w:rPr>
+        <w:t>.</w:t>
+      </w:r>
     </w:p>
     <w:p>
       <w:pPr>
@@ -6641,12 +7340,16 @@
       <w:pPr>
         <w:pStyle w:val="Titolo3"/>
         <w:rPr>
+          <w:b/>
+          <w:bCs/>
           <w:color w:val="000000" w:themeColor="text1"/>
         </w:rPr>
       </w:pPr>
       <w:bookmarkStart w:id="10" w:name="_Toc217324638"/>
       <w:r>
         <w:rPr>
+          <w:b/>
+          <w:bCs/>
           <w:color w:val="000000" w:themeColor="text1"/>
         </w:rPr>
         <w:t xml:space="preserve">Class: </w:t>
@@ -6654,12 +7357,2264 @@
       <w:proofErr w:type="spellStart"/>
       <w:r>
         <w:rPr>
+          <w:b/>
+          <w:bCs/>
           <w:color w:val="000000" w:themeColor="text1"/>
         </w:rPr>
         <w:t>UtenteDAO</w:t>
       </w:r>
       <w:bookmarkEnd w:id="10"/>
       <w:proofErr w:type="spellEnd"/>
+    </w:p>
+    <w:tbl>
+      <w:tblPr>
+        <w:tblStyle w:val="Grigliatabella"/>
+        <w:tblW w:w="0" w:type="auto"/>
+        <w:tblInd w:w="123" w:type="dxa"/>
+        <w:tblLook w:val="04A0" w:firstRow="1" w:lastRow="0" w:firstColumn="1" w:lastColumn="0" w:noHBand="0" w:noVBand="1"/>
+      </w:tblPr>
+      <w:tblGrid>
+        <w:gridCol w:w="2140"/>
+        <w:gridCol w:w="7586"/>
+      </w:tblGrid>
+      <w:tr>
+        <w:tc>
+          <w:tcPr>
+            <w:tcW w:w="9726" w:type="dxa"/>
+            <w:gridSpan w:val="2"/>
+          </w:tcPr>
+          <w:p>
+            <w:pPr>
+              <w:ind w:left="0" w:firstLine="0"/>
+              <w:jc w:val="center"/>
+            </w:pPr>
+            <w:proofErr w:type="spellStart"/>
+            <w:r>
+              <w:t>UtenteDao</w:t>
+            </w:r>
+            <w:proofErr w:type="spellEnd"/>
+          </w:p>
+        </w:tc>
+      </w:tr>
+      <w:tr>
+        <w:tc>
+          <w:tcPr>
+            <w:tcW w:w="2140" w:type="dxa"/>
+          </w:tcPr>
+          <w:p>
+            <w:pPr>
+              <w:ind w:left="0" w:firstLine="0"/>
+            </w:pPr>
+            <w:r>
+              <w:t>Descrizione Classe</w:t>
+            </w:r>
+          </w:p>
+        </w:tc>
+        <w:tc>
+          <w:tcPr>
+            <w:tcW w:w="7586" w:type="dxa"/>
+          </w:tcPr>
+          <w:p>
+            <w:pPr>
+              <w:ind w:left="0" w:firstLine="0"/>
+            </w:pPr>
+            <w:r>
+              <w:t>Questa classe si interfaccia con il DB, permettendo di gestire le operazioni relative all’account utente</w:t>
+            </w:r>
+          </w:p>
+        </w:tc>
+      </w:tr>
+      <w:tr>
+        <w:trPr>
+          <w:trHeight w:val="3852"/>
+        </w:trPr>
+        <w:tc>
+          <w:tcPr>
+            <w:tcW w:w="2140" w:type="dxa"/>
+          </w:tcPr>
+          <w:p>
+            <w:pPr>
+              <w:ind w:left="0" w:firstLine="0"/>
+              <w:jc w:val="right"/>
+            </w:pPr>
+            <w:r>
+              <w:t>Pre-condizioni</w:t>
+            </w:r>
+          </w:p>
+        </w:tc>
+        <w:tc>
+          <w:tcPr>
+            <w:tcW w:w="7586" w:type="dxa"/>
+          </w:tcPr>
+          <w:p>
+            <w:pPr>
+              <w:ind w:left="0" w:firstLine="0"/>
+            </w:pPr>
+          </w:p>
+          <w:p>
+            <w:pPr>
+              <w:ind w:left="0" w:firstLine="0"/>
+              <w:rPr>
+                <w:lang w:val="en-US"/>
+              </w:rPr>
+            </w:pPr>
+            <w:r>
+              <w:rPr>
+                <w:lang w:val="en-US"/>
+              </w:rPr>
+              <w:t xml:space="preserve">Context </w:t>
+            </w:r>
+            <w:proofErr w:type="spellStart"/>
+            <w:proofErr w:type="gramStart"/>
+            <w:r>
+              <w:rPr>
+                <w:lang w:val="en-US"/>
+              </w:rPr>
+              <w:t>UtenteDao</w:t>
+            </w:r>
+            <w:proofErr w:type="spellEnd"/>
+            <w:r>
+              <w:rPr>
+                <w:lang w:val="en-US"/>
+              </w:rPr>
+              <w:t>:</w:t>
+            </w:r>
+            <w:r>
+              <w:rPr>
+                <w:lang w:val="en-US"/>
+              </w:rPr>
+              <w:t>:</w:t>
+            </w:r>
+            <w:proofErr w:type="spellStart"/>
+            <w:r>
+              <w:rPr>
+                <w:lang w:val="en-US"/>
+              </w:rPr>
+              <w:t>userRegistration</w:t>
+            </w:r>
+            <w:proofErr w:type="spellEnd"/>
+            <w:r>
+              <w:rPr>
+                <w:lang w:val="en-US"/>
+              </w:rPr>
+              <w:t>(</w:t>
+            </w:r>
+            <w:proofErr w:type="spellStart"/>
+            <w:r>
+              <w:rPr>
+                <w:lang w:val="en-US"/>
+              </w:rPr>
+              <w:t>nome:String</w:t>
+            </w:r>
+            <w:proofErr w:type="spellEnd"/>
+            <w:proofErr w:type="gramEnd"/>
+            <w:r>
+              <w:rPr>
+                <w:lang w:val="en-US"/>
+              </w:rPr>
+              <w:t>, email: String, pa</w:t>
+            </w:r>
+            <w:r>
+              <w:rPr>
+                <w:lang w:val="en-US"/>
+              </w:rPr>
+              <w:t>ssword: String</w:t>
+            </w:r>
+            <w:r>
+              <w:rPr>
+                <w:lang w:val="en-US"/>
+              </w:rPr>
+              <w:t>)</w:t>
+            </w:r>
+          </w:p>
+          <w:p>
+            <w:pPr>
+              <w:ind w:left="0" w:firstLine="0"/>
+              <w:rPr>
+                <w:lang w:val="en-US"/>
+              </w:rPr>
+            </w:pPr>
+            <w:r>
+              <w:rPr>
+                <w:lang w:val="en-US"/>
+              </w:rPr>
+              <w:t xml:space="preserve">Pre: </w:t>
+            </w:r>
+            <w:proofErr w:type="spellStart"/>
+            <w:r>
+              <w:rPr>
+                <w:lang w:val="en-US"/>
+              </w:rPr>
+              <w:t>nome</w:t>
+            </w:r>
+            <w:proofErr w:type="spellEnd"/>
+            <w:r>
+              <w:rPr>
+                <w:lang w:val="en-US"/>
+              </w:rPr>
+              <w:t xml:space="preserve">&lt;&gt;null and email&lt;&gt; null </w:t>
+            </w:r>
+            <w:r>
+              <w:rPr>
+                <w:lang w:val="en-US"/>
+              </w:rPr>
+              <w:t xml:space="preserve">and </w:t>
+            </w:r>
+            <w:proofErr w:type="spellStart"/>
+            <w:r>
+              <w:rPr>
+                <w:lang w:val="en-US"/>
+              </w:rPr>
+              <w:t>Utente.allInstances</w:t>
+            </w:r>
+            <w:proofErr w:type="spellEnd"/>
+            <w:r>
+              <w:rPr>
+                <w:lang w:val="en-US"/>
+              </w:rPr>
+              <w:t>()-&gt;</w:t>
+            </w:r>
+            <w:proofErr w:type="spellStart"/>
+            <w:proofErr w:type="gramStart"/>
+            <w:r>
+              <w:rPr>
+                <w:lang w:val="en-US"/>
+              </w:rPr>
+              <w:t>forAll</w:t>
+            </w:r>
+            <w:proofErr w:type="spellEnd"/>
+            <w:r>
+              <w:rPr>
+                <w:lang w:val="en-US"/>
+              </w:rPr>
+              <w:t>(</w:t>
+            </w:r>
+            <w:proofErr w:type="gramEnd"/>
+            <w:r>
+              <w:rPr>
+                <w:lang w:val="en-US"/>
+              </w:rPr>
+              <w:t xml:space="preserve">u | </w:t>
+            </w:r>
+            <w:proofErr w:type="spellStart"/>
+            <w:proofErr w:type="gramStart"/>
+            <w:r>
+              <w:rPr>
+                <w:lang w:val="en-US"/>
+              </w:rPr>
+              <w:t>u.email</w:t>
+            </w:r>
+            <w:proofErr w:type="spellEnd"/>
+            <w:proofErr w:type="gramEnd"/>
+            <w:r>
+              <w:rPr>
+                <w:lang w:val="en-US"/>
+              </w:rPr>
+              <w:t xml:space="preserve">&lt;&gt;email) </w:t>
+            </w:r>
+            <w:r>
+              <w:rPr>
+                <w:lang w:val="en-US"/>
+              </w:rPr>
+              <w:t xml:space="preserve">and </w:t>
+            </w:r>
+            <w:r>
+              <w:rPr>
+                <w:lang w:val="en-US"/>
+              </w:rPr>
+              <w:t>password &lt;&gt;null</w:t>
+            </w:r>
+            <w:r>
+              <w:rPr>
+                <w:lang w:val="en-US"/>
+              </w:rPr>
+              <w:t xml:space="preserve"> </w:t>
+            </w:r>
+          </w:p>
+          <w:p>
+            <w:pPr>
+              <w:ind w:left="0" w:firstLine="0"/>
+              <w:rPr>
+                <w:lang w:val="en-US"/>
+              </w:rPr>
+            </w:pPr>
+          </w:p>
+          <w:p>
+            <w:pPr>
+              <w:ind w:left="0" w:firstLine="0"/>
+              <w:rPr>
+                <w:lang w:val="en-US"/>
+              </w:rPr>
+            </w:pPr>
+            <w:r>
+              <w:rPr>
+                <w:lang w:val="en-US"/>
+              </w:rPr>
+              <w:t xml:space="preserve">Context </w:t>
+            </w:r>
+            <w:proofErr w:type="spellStart"/>
+            <w:proofErr w:type="gramStart"/>
+            <w:r>
+              <w:rPr>
+                <w:lang w:val="en-US"/>
+              </w:rPr>
+              <w:t>UtenteDao</w:t>
+            </w:r>
+            <w:proofErr w:type="spellEnd"/>
+            <w:r>
+              <w:rPr>
+                <w:lang w:val="en-US"/>
+              </w:rPr>
+              <w:t>:</w:t>
+            </w:r>
+            <w:r>
+              <w:rPr>
+                <w:lang w:val="en-US"/>
+              </w:rPr>
+              <w:t>:</w:t>
+            </w:r>
+            <w:proofErr w:type="spellStart"/>
+            <w:r>
+              <w:rPr>
+                <w:lang w:val="en-US"/>
+              </w:rPr>
+              <w:t>userLogin</w:t>
+            </w:r>
+            <w:proofErr w:type="spellEnd"/>
+            <w:r>
+              <w:rPr>
+                <w:lang w:val="en-US"/>
+              </w:rPr>
+              <w:t>(</w:t>
+            </w:r>
+            <w:proofErr w:type="gramEnd"/>
+            <w:r>
+              <w:rPr>
+                <w:lang w:val="en-US"/>
+              </w:rPr>
+              <w:t>email: String, password: String)</w:t>
+            </w:r>
+          </w:p>
+          <w:p>
+            <w:pPr>
+              <w:ind w:left="0" w:firstLine="0"/>
+              <w:rPr>
+                <w:lang w:val="en-US"/>
+              </w:rPr>
+            </w:pPr>
+            <w:r>
+              <w:rPr>
+                <w:lang w:val="en-US"/>
+              </w:rPr>
+              <w:t>Pre:</w:t>
+            </w:r>
+            <w:r>
+              <w:rPr>
+                <w:lang w:val="en-US"/>
+              </w:rPr>
+              <w:t xml:space="preserve"> </w:t>
+            </w:r>
+            <w:r>
+              <w:rPr>
+                <w:lang w:val="en-US"/>
+              </w:rPr>
+              <w:t xml:space="preserve">email&lt;&gt; null and </w:t>
+            </w:r>
+            <w:r>
+              <w:rPr>
+                <w:lang w:val="en-US"/>
+              </w:rPr>
+              <w:t>password &lt;&gt;null</w:t>
+            </w:r>
+          </w:p>
+          <w:p>
+            <w:pPr>
+              <w:ind w:left="0" w:firstLine="0"/>
+              <w:rPr>
+                <w:lang w:val="en-US"/>
+              </w:rPr>
+            </w:pPr>
+          </w:p>
+          <w:p>
+            <w:pPr>
+              <w:ind w:left="0" w:firstLine="0"/>
+              <w:rPr>
+                <w:lang w:val="en-US"/>
+              </w:rPr>
+            </w:pPr>
+            <w:r>
+              <w:rPr>
+                <w:lang w:val="en-US"/>
+              </w:rPr>
+              <w:t xml:space="preserve">Context </w:t>
+            </w:r>
+            <w:proofErr w:type="spellStart"/>
+            <w:proofErr w:type="gramStart"/>
+            <w:r>
+              <w:rPr>
+                <w:lang w:val="en-US"/>
+              </w:rPr>
+              <w:t>UtenteDao</w:t>
+            </w:r>
+            <w:proofErr w:type="spellEnd"/>
+            <w:r>
+              <w:rPr>
+                <w:lang w:val="en-US"/>
+              </w:rPr>
+              <w:t>:</w:t>
+            </w:r>
+            <w:r>
+              <w:rPr>
+                <w:lang w:val="en-US"/>
+              </w:rPr>
+              <w:t>:</w:t>
+            </w:r>
+            <w:proofErr w:type="spellStart"/>
+            <w:r>
+              <w:rPr>
+                <w:lang w:val="en-US"/>
+              </w:rPr>
+              <w:t>getNomeById</w:t>
+            </w:r>
+            <w:proofErr w:type="spellEnd"/>
+            <w:r>
+              <w:rPr>
+                <w:lang w:val="en-US"/>
+              </w:rPr>
+              <w:t>(</w:t>
+            </w:r>
+            <w:proofErr w:type="gramEnd"/>
+            <w:r>
+              <w:rPr>
+                <w:lang w:val="en-US"/>
+              </w:rPr>
+              <w:t>id: int)</w:t>
+            </w:r>
+          </w:p>
+          <w:p>
+            <w:pPr>
+              <w:ind w:left="0" w:firstLine="0"/>
+              <w:rPr>
+                <w:lang w:val="en-US"/>
+              </w:rPr>
+            </w:pPr>
+            <w:r>
+              <w:rPr>
+                <w:lang w:val="en-US"/>
+              </w:rPr>
+              <w:t>Pre: id&gt;0</w:t>
+            </w:r>
+            <w:r>
+              <w:rPr>
+                <w:lang w:val="en-US"/>
+              </w:rPr>
+              <w:t xml:space="preserve"> </w:t>
+            </w:r>
+            <w:r>
+              <w:rPr>
+                <w:lang w:val="en-US"/>
+              </w:rPr>
+              <w:t xml:space="preserve">and </w:t>
+            </w:r>
+            <w:proofErr w:type="spellStart"/>
+            <w:r>
+              <w:rPr>
+                <w:lang w:val="en-US"/>
+              </w:rPr>
+              <w:t>Utente.allInstances</w:t>
+            </w:r>
+            <w:proofErr w:type="spellEnd"/>
+            <w:r>
+              <w:rPr>
+                <w:lang w:val="en-US"/>
+              </w:rPr>
+              <w:t>()-&gt;</w:t>
+            </w:r>
+            <w:proofErr w:type="gramStart"/>
+            <w:r>
+              <w:rPr>
+                <w:lang w:val="en-US"/>
+              </w:rPr>
+              <w:t>exists(</w:t>
+            </w:r>
+            <w:proofErr w:type="gramEnd"/>
+            <w:r>
+              <w:rPr>
+                <w:lang w:val="en-US"/>
+              </w:rPr>
+              <w:t>u | u.id = id)</w:t>
+            </w:r>
+          </w:p>
+          <w:p>
+            <w:pPr>
+              <w:ind w:left="0" w:firstLine="0"/>
+              <w:rPr>
+                <w:lang w:val="en-US"/>
+              </w:rPr>
+            </w:pPr>
+          </w:p>
+          <w:p>
+            <w:pPr>
+              <w:ind w:left="0" w:firstLine="0"/>
+              <w:rPr>
+                <w:lang w:val="en-US"/>
+              </w:rPr>
+            </w:pPr>
+            <w:r>
+              <w:rPr>
+                <w:lang w:val="en-US"/>
+              </w:rPr>
+              <w:t xml:space="preserve">Context </w:t>
+            </w:r>
+            <w:proofErr w:type="spellStart"/>
+            <w:proofErr w:type="gramStart"/>
+            <w:r>
+              <w:rPr>
+                <w:lang w:val="en-US"/>
+              </w:rPr>
+              <w:t>UtenteDao</w:t>
+            </w:r>
+            <w:proofErr w:type="spellEnd"/>
+            <w:r>
+              <w:rPr>
+                <w:lang w:val="en-US"/>
+              </w:rPr>
+              <w:t>::</w:t>
+            </w:r>
+            <w:proofErr w:type="spellStart"/>
+            <w:r>
+              <w:rPr>
+                <w:lang w:val="en-US"/>
+              </w:rPr>
+              <w:t>getSingleUser</w:t>
+            </w:r>
+            <w:proofErr w:type="spellEnd"/>
+            <w:r>
+              <w:rPr>
+                <w:lang w:val="en-US"/>
+              </w:rPr>
+              <w:t>(</w:t>
+            </w:r>
+            <w:proofErr w:type="gramEnd"/>
+            <w:r>
+              <w:rPr>
+                <w:lang w:val="en-US"/>
+              </w:rPr>
+              <w:t>id: int)</w:t>
+            </w:r>
+          </w:p>
+          <w:p>
+            <w:pPr>
+              <w:ind w:left="0" w:firstLine="0"/>
+              <w:rPr>
+                <w:lang w:val="en-US"/>
+              </w:rPr>
+            </w:pPr>
+            <w:r>
+              <w:rPr>
+                <w:lang w:val="en-US"/>
+              </w:rPr>
+              <w:t xml:space="preserve">Pre: id&gt;0 and </w:t>
+            </w:r>
+            <w:proofErr w:type="spellStart"/>
+            <w:r>
+              <w:rPr>
+                <w:lang w:val="en-US"/>
+              </w:rPr>
+              <w:t>Utente.allInstances</w:t>
+            </w:r>
+            <w:proofErr w:type="spellEnd"/>
+            <w:r>
+              <w:rPr>
+                <w:lang w:val="en-US"/>
+              </w:rPr>
+              <w:t>()-&gt;</w:t>
+            </w:r>
+            <w:proofErr w:type="gramStart"/>
+            <w:r>
+              <w:rPr>
+                <w:lang w:val="en-US"/>
+              </w:rPr>
+              <w:t>exists(</w:t>
+            </w:r>
+            <w:proofErr w:type="gramEnd"/>
+            <w:r>
+              <w:rPr>
+                <w:lang w:val="en-US"/>
+              </w:rPr>
+              <w:t>u | u.id = id)</w:t>
+            </w:r>
+          </w:p>
+          <w:p>
+            <w:pPr>
+              <w:ind w:left="0" w:firstLine="0"/>
+              <w:rPr>
+                <w:lang w:val="en-US"/>
+              </w:rPr>
+            </w:pPr>
+          </w:p>
+          <w:p>
+            <w:pPr>
+              <w:ind w:left="0" w:firstLine="0"/>
+              <w:rPr>
+                <w:lang w:val="en-US"/>
+              </w:rPr>
+            </w:pPr>
+            <w:r>
+              <w:rPr>
+                <w:lang w:val="en-US"/>
+              </w:rPr>
+              <w:t xml:space="preserve">Context </w:t>
+            </w:r>
+            <w:proofErr w:type="spellStart"/>
+            <w:proofErr w:type="gramStart"/>
+            <w:r>
+              <w:rPr>
+                <w:lang w:val="en-US"/>
+              </w:rPr>
+              <w:t>UtenteDao</w:t>
+            </w:r>
+            <w:proofErr w:type="spellEnd"/>
+            <w:r>
+              <w:rPr>
+                <w:lang w:val="en-US"/>
+              </w:rPr>
+              <w:t>::</w:t>
+            </w:r>
+            <w:proofErr w:type="spellStart"/>
+            <w:proofErr w:type="gramEnd"/>
+            <w:r>
+              <w:rPr>
+                <w:lang w:val="en-US"/>
+              </w:rPr>
+              <w:t>UserCheck</w:t>
+            </w:r>
+            <w:proofErr w:type="spellEnd"/>
+            <w:r>
+              <w:rPr>
+                <w:lang w:val="en-US"/>
+              </w:rPr>
+              <w:t xml:space="preserve"> (email: String)</w:t>
+            </w:r>
+          </w:p>
+          <w:p>
+            <w:pPr>
+              <w:ind w:left="0" w:firstLine="0"/>
+              <w:rPr>
+                <w:lang w:val="en-US"/>
+              </w:rPr>
+            </w:pPr>
+            <w:r>
+              <w:rPr>
+                <w:lang w:val="en-US"/>
+              </w:rPr>
+              <w:t>Pre: email&lt;&gt;null</w:t>
+            </w:r>
+          </w:p>
+          <w:p>
+            <w:pPr>
+              <w:ind w:left="0" w:firstLine="0"/>
+              <w:rPr>
+                <w:lang w:val="en-US"/>
+              </w:rPr>
+            </w:pPr>
+          </w:p>
+          <w:p>
+            <w:pPr>
+              <w:ind w:left="0" w:firstLine="0"/>
+              <w:rPr>
+                <w:lang w:val="en-US"/>
+              </w:rPr>
+            </w:pPr>
+          </w:p>
+          <w:p>
+            <w:pPr>
+              <w:ind w:left="0" w:firstLine="0"/>
+              <w:rPr>
+                <w:lang w:val="en-US"/>
+              </w:rPr>
+            </w:pPr>
+          </w:p>
+        </w:tc>
+      </w:tr>
+      <w:tr>
+        <w:tc>
+          <w:tcPr>
+            <w:tcW w:w="2140" w:type="dxa"/>
+          </w:tcPr>
+          <w:p>
+            <w:pPr>
+              <w:ind w:left="0" w:firstLine="0"/>
+              <w:jc w:val="right"/>
+              <w:rPr>
+                <w:lang w:val="en-US"/>
+              </w:rPr>
+            </w:pPr>
+            <w:r>
+              <w:rPr>
+                <w:lang w:val="en-US"/>
+              </w:rPr>
+              <w:t>Post-</w:t>
+            </w:r>
+            <w:proofErr w:type="spellStart"/>
+            <w:r>
+              <w:rPr>
+                <w:lang w:val="en-US"/>
+              </w:rPr>
+              <w:t>condizioni</w:t>
+            </w:r>
+            <w:proofErr w:type="spellEnd"/>
+          </w:p>
+        </w:tc>
+        <w:tc>
+          <w:tcPr>
+            <w:tcW w:w="7586" w:type="dxa"/>
+          </w:tcPr>
+          <w:p>
+            <w:pPr>
+              <w:ind w:left="0" w:firstLine="0"/>
+              <w:rPr>
+                <w:lang w:val="en-US"/>
+              </w:rPr>
+            </w:pPr>
+          </w:p>
+          <w:p>
+            <w:pPr>
+              <w:ind w:left="0" w:firstLine="0"/>
+              <w:rPr>
+                <w:lang w:val="en-US"/>
+              </w:rPr>
+            </w:pPr>
+            <w:r>
+              <w:rPr>
+                <w:lang w:val="en-US"/>
+              </w:rPr>
+              <w:t xml:space="preserve">Context </w:t>
+            </w:r>
+            <w:proofErr w:type="spellStart"/>
+            <w:proofErr w:type="gramStart"/>
+            <w:r>
+              <w:rPr>
+                <w:lang w:val="en-US"/>
+              </w:rPr>
+              <w:t>UtenteDao</w:t>
+            </w:r>
+            <w:proofErr w:type="spellEnd"/>
+            <w:r>
+              <w:rPr>
+                <w:lang w:val="en-US"/>
+              </w:rPr>
+              <w:t>::</w:t>
+            </w:r>
+            <w:proofErr w:type="spellStart"/>
+            <w:r>
+              <w:rPr>
+                <w:lang w:val="en-US"/>
+              </w:rPr>
+              <w:t>userRegistration</w:t>
+            </w:r>
+            <w:proofErr w:type="spellEnd"/>
+            <w:r>
+              <w:rPr>
+                <w:lang w:val="en-US"/>
+              </w:rPr>
+              <w:t>(</w:t>
+            </w:r>
+            <w:proofErr w:type="spellStart"/>
+            <w:r>
+              <w:rPr>
+                <w:lang w:val="en-US"/>
+              </w:rPr>
+              <w:t>nome:String</w:t>
+            </w:r>
+            <w:proofErr w:type="spellEnd"/>
+            <w:proofErr w:type="gramEnd"/>
+            <w:r>
+              <w:rPr>
+                <w:lang w:val="en-US"/>
+              </w:rPr>
+              <w:t>, email: String, password: String)</w:t>
+            </w:r>
+          </w:p>
+          <w:p>
+            <w:pPr>
+              <w:ind w:left="0" w:firstLine="0"/>
+              <w:rPr>
+                <w:lang w:val="en-US"/>
+              </w:rPr>
+            </w:pPr>
+            <w:r>
+              <w:rPr>
+                <w:lang w:val="en-US"/>
+              </w:rPr>
+              <w:t xml:space="preserve">Post: </w:t>
+            </w:r>
+            <w:proofErr w:type="spellStart"/>
+            <w:r>
+              <w:rPr>
+                <w:lang w:val="en-US"/>
+              </w:rPr>
+              <w:t>Utente.allInstances</w:t>
+            </w:r>
+            <w:proofErr w:type="spellEnd"/>
+            <w:r>
+              <w:rPr>
+                <w:lang w:val="en-US"/>
+              </w:rPr>
+              <w:t>()-&gt;</w:t>
+            </w:r>
+            <w:proofErr w:type="gramStart"/>
+            <w:r>
+              <w:rPr>
+                <w:lang w:val="en-US"/>
+              </w:rPr>
+              <w:t>exists(</w:t>
+            </w:r>
+            <w:proofErr w:type="gramEnd"/>
+            <w:r>
+              <w:rPr>
+                <w:lang w:val="en-US"/>
+              </w:rPr>
+              <w:t xml:space="preserve">u| </w:t>
+            </w:r>
+            <w:proofErr w:type="spellStart"/>
+            <w:proofErr w:type="gramStart"/>
+            <w:r>
+              <w:rPr>
+                <w:lang w:val="en-US"/>
+              </w:rPr>
+              <w:t>u.nome</w:t>
+            </w:r>
+            <w:proofErr w:type="spellEnd"/>
+            <w:proofErr w:type="gramEnd"/>
+            <w:r>
+              <w:rPr>
+                <w:lang w:val="en-US"/>
+              </w:rPr>
+              <w:t xml:space="preserve"> = </w:t>
+            </w:r>
+            <w:proofErr w:type="spellStart"/>
+            <w:r>
+              <w:rPr>
+                <w:lang w:val="en-US"/>
+              </w:rPr>
+              <w:t>nome</w:t>
+            </w:r>
+            <w:proofErr w:type="spellEnd"/>
+            <w:r>
+              <w:rPr>
+                <w:lang w:val="en-US"/>
+              </w:rPr>
+              <w:t xml:space="preserve"> and </w:t>
+            </w:r>
+            <w:proofErr w:type="spellStart"/>
+            <w:proofErr w:type="gramStart"/>
+            <w:r>
+              <w:rPr>
+                <w:lang w:val="en-US"/>
+              </w:rPr>
+              <w:t>u.email</w:t>
+            </w:r>
+            <w:proofErr w:type="spellEnd"/>
+            <w:proofErr w:type="gramEnd"/>
+            <w:r>
+              <w:rPr>
+                <w:lang w:val="en-US"/>
+              </w:rPr>
+              <w:t xml:space="preserve"> = email and </w:t>
+            </w:r>
+            <w:proofErr w:type="spellStart"/>
+            <w:proofErr w:type="gramStart"/>
+            <w:r>
+              <w:rPr>
+                <w:lang w:val="en-US"/>
+              </w:rPr>
+              <w:t>u.password</w:t>
+            </w:r>
+            <w:proofErr w:type="spellEnd"/>
+            <w:proofErr w:type="gramEnd"/>
+            <w:r>
+              <w:rPr>
+                <w:lang w:val="en-US"/>
+              </w:rPr>
+              <w:t xml:space="preserve"> = password)</w:t>
+            </w:r>
+          </w:p>
+          <w:p>
+            <w:pPr>
+              <w:ind w:left="0" w:firstLine="0"/>
+              <w:rPr>
+                <w:lang w:val="en-US"/>
+              </w:rPr>
+            </w:pPr>
+          </w:p>
+          <w:p>
+            <w:pPr>
+              <w:ind w:left="0" w:firstLine="0"/>
+              <w:rPr>
+                <w:lang w:val="en-US"/>
+              </w:rPr>
+            </w:pPr>
+            <w:r>
+              <w:rPr>
+                <w:lang w:val="en-US"/>
+              </w:rPr>
+              <w:t xml:space="preserve">Context </w:t>
+            </w:r>
+            <w:proofErr w:type="spellStart"/>
+            <w:proofErr w:type="gramStart"/>
+            <w:r>
+              <w:rPr>
+                <w:lang w:val="en-US"/>
+              </w:rPr>
+              <w:t>UtenteDao</w:t>
+            </w:r>
+            <w:proofErr w:type="spellEnd"/>
+            <w:r>
+              <w:rPr>
+                <w:lang w:val="en-US"/>
+              </w:rPr>
+              <w:t>::</w:t>
+            </w:r>
+            <w:proofErr w:type="spellStart"/>
+            <w:r>
+              <w:rPr>
+                <w:lang w:val="en-US"/>
+              </w:rPr>
+              <w:t>userLogin</w:t>
+            </w:r>
+            <w:proofErr w:type="spellEnd"/>
+            <w:r>
+              <w:rPr>
+                <w:lang w:val="en-US"/>
+              </w:rPr>
+              <w:t>(</w:t>
+            </w:r>
+            <w:proofErr w:type="gramEnd"/>
+            <w:r>
+              <w:rPr>
+                <w:lang w:val="en-US"/>
+              </w:rPr>
+              <w:t>email: String, password: String</w:t>
+            </w:r>
+            <w:r>
+              <w:rPr>
+                <w:lang w:val="en-US"/>
+              </w:rPr>
+              <w:t>)</w:t>
+            </w:r>
+          </w:p>
+          <w:p>
+            <w:pPr>
+              <w:ind w:left="0" w:firstLine="0"/>
+              <w:rPr>
+                <w:lang w:val="en-US"/>
+              </w:rPr>
+            </w:pPr>
+            <w:r>
+              <w:rPr>
+                <w:lang w:val="en-US"/>
+              </w:rPr>
+              <w:t xml:space="preserve">Post: result &lt;&gt;null implies </w:t>
+            </w:r>
+            <w:proofErr w:type="spellStart"/>
+            <w:r>
+              <w:rPr>
+                <w:lang w:val="en-US"/>
+              </w:rPr>
+              <w:t>Utente.allInstances</w:t>
+            </w:r>
+            <w:proofErr w:type="spellEnd"/>
+            <w:r>
+              <w:rPr>
+                <w:lang w:val="en-US"/>
+              </w:rPr>
+              <w:t>()-&gt;</w:t>
+            </w:r>
+            <w:proofErr w:type="gramStart"/>
+            <w:r>
+              <w:rPr>
+                <w:lang w:val="en-US"/>
+              </w:rPr>
+              <w:t>exists(</w:t>
+            </w:r>
+            <w:proofErr w:type="gramEnd"/>
+            <w:r>
+              <w:rPr>
+                <w:lang w:val="en-US"/>
+              </w:rPr>
+              <w:t xml:space="preserve">u| </w:t>
+            </w:r>
+            <w:proofErr w:type="spellStart"/>
+            <w:proofErr w:type="gramStart"/>
+            <w:r>
+              <w:rPr>
+                <w:lang w:val="en-US"/>
+              </w:rPr>
+              <w:t>u.email</w:t>
+            </w:r>
+            <w:proofErr w:type="spellEnd"/>
+            <w:proofErr w:type="gramEnd"/>
+            <w:r>
+              <w:rPr>
+                <w:lang w:val="en-US"/>
+              </w:rPr>
+              <w:t xml:space="preserve"> = email and </w:t>
+            </w:r>
+            <w:proofErr w:type="spellStart"/>
+            <w:proofErr w:type="gramStart"/>
+            <w:r>
+              <w:rPr>
+                <w:lang w:val="en-US"/>
+              </w:rPr>
+              <w:t>u.password</w:t>
+            </w:r>
+            <w:proofErr w:type="spellEnd"/>
+            <w:proofErr w:type="gramEnd"/>
+            <w:r>
+              <w:rPr>
+                <w:lang w:val="en-US"/>
+              </w:rPr>
+              <w:t xml:space="preserve"> = password</w:t>
+            </w:r>
+            <w:r>
+              <w:rPr>
+                <w:lang w:val="en-US"/>
+              </w:rPr>
+              <w:t>)</w:t>
+            </w:r>
+            <w:r>
+              <w:rPr>
+                <w:lang w:val="en-US"/>
+              </w:rPr>
+              <w:t xml:space="preserve"> </w:t>
+            </w:r>
+          </w:p>
+          <w:p>
+            <w:pPr>
+              <w:ind w:left="0" w:firstLine="0"/>
+              <w:rPr>
+                <w:lang w:val="en-US"/>
+              </w:rPr>
+            </w:pPr>
+            <w:r>
+              <w:rPr>
+                <w:lang w:val="en-US"/>
+              </w:rPr>
+              <w:lastRenderedPageBreak/>
+              <w:t xml:space="preserve">and (result = null) implies </w:t>
+            </w:r>
+            <w:proofErr w:type="spellStart"/>
+            <w:r>
+              <w:rPr>
+                <w:lang w:val="en-US"/>
+              </w:rPr>
+              <w:t>Utente.allInstances</w:t>
+            </w:r>
+            <w:proofErr w:type="spellEnd"/>
+            <w:r>
+              <w:rPr>
+                <w:lang w:val="en-US"/>
+              </w:rPr>
+              <w:t>()-&gt;</w:t>
+            </w:r>
+            <w:proofErr w:type="spellStart"/>
+            <w:r>
+              <w:rPr>
+                <w:lang w:val="en-US"/>
+              </w:rPr>
+              <w:t>forAll</w:t>
+            </w:r>
+            <w:proofErr w:type="spellEnd"/>
+            <w:r>
+              <w:rPr>
+                <w:lang w:val="en-US"/>
+              </w:rPr>
+              <w:t>(</w:t>
+            </w:r>
+            <w:proofErr w:type="spellStart"/>
+            <w:proofErr w:type="gramStart"/>
+            <w:r>
+              <w:rPr>
+                <w:lang w:val="en-US"/>
+              </w:rPr>
+              <w:t>u.email</w:t>
+            </w:r>
+            <w:proofErr w:type="spellEnd"/>
+            <w:proofErr w:type="gramEnd"/>
+            <w:r>
+              <w:rPr>
+                <w:lang w:val="en-US"/>
+              </w:rPr>
+              <w:t xml:space="preserve">&lt;&gt;email </w:t>
+            </w:r>
+            <w:r>
+              <w:rPr>
+                <w:lang w:val="en-US"/>
+              </w:rPr>
+              <w:t xml:space="preserve">or </w:t>
+            </w:r>
+            <w:proofErr w:type="spellStart"/>
+            <w:proofErr w:type="gramStart"/>
+            <w:r>
+              <w:rPr>
+                <w:lang w:val="en-US"/>
+              </w:rPr>
+              <w:t>u.password</w:t>
+            </w:r>
+            <w:proofErr w:type="spellEnd"/>
+            <w:proofErr w:type="gramEnd"/>
+            <w:r>
+              <w:rPr>
+                <w:lang w:val="en-US"/>
+              </w:rPr>
+              <w:t>&lt;&gt;password)</w:t>
+            </w:r>
+          </w:p>
+          <w:p>
+            <w:pPr>
+              <w:ind w:left="0" w:firstLine="0"/>
+              <w:rPr>
+                <w:lang w:val="en-US"/>
+              </w:rPr>
+            </w:pPr>
+            <w:r>
+              <w:rPr>
+                <w:lang w:val="en-US"/>
+              </w:rPr>
+              <w:t xml:space="preserve">Context </w:t>
+            </w:r>
+            <w:proofErr w:type="spellStart"/>
+            <w:proofErr w:type="gramStart"/>
+            <w:r>
+              <w:rPr>
+                <w:lang w:val="en-US"/>
+              </w:rPr>
+              <w:t>UtenteDao</w:t>
+            </w:r>
+            <w:proofErr w:type="spellEnd"/>
+            <w:r>
+              <w:rPr>
+                <w:lang w:val="en-US"/>
+              </w:rPr>
+              <w:t>::</w:t>
+            </w:r>
+            <w:proofErr w:type="spellStart"/>
+            <w:r>
+              <w:rPr>
+                <w:lang w:val="en-US"/>
+              </w:rPr>
+              <w:t>getNomeById</w:t>
+            </w:r>
+            <w:proofErr w:type="spellEnd"/>
+            <w:r>
+              <w:rPr>
+                <w:lang w:val="en-US"/>
+              </w:rPr>
+              <w:t>(</w:t>
+            </w:r>
+            <w:proofErr w:type="gramEnd"/>
+            <w:r>
+              <w:rPr>
+                <w:lang w:val="en-US"/>
+              </w:rPr>
+              <w:t>id: int)</w:t>
+            </w:r>
+          </w:p>
+          <w:p>
+            <w:pPr>
+              <w:ind w:left="0" w:firstLine="0"/>
+              <w:rPr>
+                <w:lang w:val="en-US"/>
+              </w:rPr>
+            </w:pPr>
+            <w:r>
+              <w:rPr>
+                <w:lang w:val="en-US"/>
+              </w:rPr>
+              <w:t>P</w:t>
+            </w:r>
+            <w:r>
+              <w:rPr>
+                <w:lang w:val="en-US"/>
+              </w:rPr>
+              <w:t xml:space="preserve">ost: </w:t>
+            </w:r>
+            <w:r>
+              <w:rPr>
+                <w:lang w:val="en-US"/>
+              </w:rPr>
+              <w:t xml:space="preserve">result = </w:t>
+            </w:r>
+            <w:proofErr w:type="spellStart"/>
+            <w:r>
+              <w:rPr>
+                <w:lang w:val="en-US"/>
+              </w:rPr>
+              <w:t>Utente.allInstances</w:t>
+            </w:r>
+            <w:proofErr w:type="spellEnd"/>
+            <w:r>
+              <w:rPr>
+                <w:lang w:val="en-US"/>
+              </w:rPr>
+              <w:t>()-&gt;</w:t>
+            </w:r>
+            <w:proofErr w:type="gramStart"/>
+            <w:r>
+              <w:rPr>
+                <w:lang w:val="en-US"/>
+              </w:rPr>
+              <w:t>any(</w:t>
+            </w:r>
+            <w:proofErr w:type="gramEnd"/>
+            <w:r>
+              <w:rPr>
+                <w:lang w:val="en-US"/>
+              </w:rPr>
+              <w:t>u| u.id = id</w:t>
+            </w:r>
+            <w:proofErr w:type="gramStart"/>
+            <w:r>
+              <w:rPr>
+                <w:lang w:val="en-US"/>
+              </w:rPr>
+              <w:t>).</w:t>
+            </w:r>
+            <w:proofErr w:type="spellStart"/>
+            <w:r>
+              <w:rPr>
+                <w:lang w:val="en-US"/>
+              </w:rPr>
+              <w:t>nome</w:t>
+            </w:r>
+            <w:proofErr w:type="spellEnd"/>
+            <w:proofErr w:type="gramEnd"/>
+          </w:p>
+          <w:p>
+            <w:pPr>
+              <w:ind w:left="0" w:firstLine="0"/>
+              <w:rPr>
+                <w:lang w:val="en-US"/>
+              </w:rPr>
+            </w:pPr>
+          </w:p>
+          <w:p>
+            <w:pPr>
+              <w:ind w:left="0" w:firstLine="0"/>
+              <w:rPr>
+                <w:lang w:val="en-US"/>
+              </w:rPr>
+            </w:pPr>
+            <w:r>
+              <w:rPr>
+                <w:lang w:val="en-US"/>
+              </w:rPr>
+              <w:t xml:space="preserve">Context </w:t>
+            </w:r>
+            <w:proofErr w:type="spellStart"/>
+            <w:proofErr w:type="gramStart"/>
+            <w:r>
+              <w:rPr>
+                <w:lang w:val="en-US"/>
+              </w:rPr>
+              <w:t>UtenteDao</w:t>
+            </w:r>
+            <w:proofErr w:type="spellEnd"/>
+            <w:r>
+              <w:rPr>
+                <w:lang w:val="en-US"/>
+              </w:rPr>
+              <w:t>::</w:t>
+            </w:r>
+            <w:proofErr w:type="spellStart"/>
+            <w:r>
+              <w:rPr>
+                <w:lang w:val="en-US"/>
+              </w:rPr>
+              <w:t>getSingleUser</w:t>
+            </w:r>
+            <w:proofErr w:type="spellEnd"/>
+            <w:r>
+              <w:rPr>
+                <w:lang w:val="en-US"/>
+              </w:rPr>
+              <w:t>(</w:t>
+            </w:r>
+            <w:proofErr w:type="gramEnd"/>
+            <w:r>
+              <w:rPr>
+                <w:lang w:val="en-US"/>
+              </w:rPr>
+              <w:t>id: int)</w:t>
+            </w:r>
+          </w:p>
+          <w:p>
+            <w:pPr>
+              <w:ind w:left="0" w:firstLine="0"/>
+              <w:rPr>
+                <w:lang w:val="en-US"/>
+              </w:rPr>
+            </w:pPr>
+            <w:r>
+              <w:rPr>
+                <w:lang w:val="en-US"/>
+              </w:rPr>
+              <w:t>P</w:t>
+            </w:r>
+            <w:r>
+              <w:rPr>
+                <w:lang w:val="en-US"/>
+              </w:rPr>
+              <w:t>ost</w:t>
+            </w:r>
+            <w:r>
+              <w:rPr>
+                <w:lang w:val="en-US"/>
+              </w:rPr>
+              <w:t>:</w:t>
+            </w:r>
+            <w:r>
+              <w:rPr>
+                <w:lang w:val="en-US"/>
+              </w:rPr>
+              <w:t xml:space="preserve"> (result&lt;&gt;null implies </w:t>
+            </w:r>
+            <w:proofErr w:type="spellStart"/>
+            <w:r>
+              <w:rPr>
+                <w:lang w:val="en-US"/>
+              </w:rPr>
+              <w:t>Utente.allInstances</w:t>
+            </w:r>
+            <w:proofErr w:type="spellEnd"/>
+            <w:r>
+              <w:rPr>
+                <w:lang w:val="en-US"/>
+              </w:rPr>
+              <w:t>()-&gt;</w:t>
+            </w:r>
+            <w:proofErr w:type="gramStart"/>
+            <w:r>
+              <w:rPr>
+                <w:lang w:val="en-US"/>
+              </w:rPr>
+              <w:t>exists(</w:t>
+            </w:r>
+            <w:proofErr w:type="gramEnd"/>
+            <w:r>
+              <w:rPr>
+                <w:lang w:val="en-US"/>
+              </w:rPr>
+              <w:t>u | u.id = id and u = result)) and</w:t>
+            </w:r>
+          </w:p>
+          <w:p>
+            <w:pPr>
+              <w:ind w:left="0" w:firstLine="0"/>
+              <w:rPr>
+                <w:lang w:val="en-US"/>
+              </w:rPr>
+            </w:pPr>
+            <w:r>
+              <w:rPr>
+                <w:lang w:val="en-US"/>
+              </w:rPr>
+              <w:t xml:space="preserve">(result = null implies </w:t>
+            </w:r>
+            <w:proofErr w:type="spellStart"/>
+            <w:r>
+              <w:rPr>
+                <w:lang w:val="en-US"/>
+              </w:rPr>
+              <w:t>Utente.allInstances</w:t>
+            </w:r>
+            <w:proofErr w:type="spellEnd"/>
+            <w:r>
+              <w:rPr>
+                <w:lang w:val="en-US"/>
+              </w:rPr>
+              <w:t>()-&gt;</w:t>
+            </w:r>
+            <w:proofErr w:type="spellStart"/>
+            <w:proofErr w:type="gramStart"/>
+            <w:r>
+              <w:rPr>
+                <w:lang w:val="en-US"/>
+              </w:rPr>
+              <w:t>forAll</w:t>
+            </w:r>
+            <w:proofErr w:type="spellEnd"/>
+            <w:r>
+              <w:rPr>
+                <w:lang w:val="en-US"/>
+              </w:rPr>
+              <w:t>(</w:t>
+            </w:r>
+            <w:proofErr w:type="gramEnd"/>
+            <w:r>
+              <w:rPr>
+                <w:lang w:val="en-US"/>
+              </w:rPr>
+              <w:t>u| u.id &lt;&gt; id))</w:t>
+            </w:r>
+            <w:r>
+              <w:rPr>
+                <w:lang w:val="en-US"/>
+              </w:rPr>
+              <w:t xml:space="preserve"> </w:t>
+            </w:r>
+          </w:p>
+          <w:p>
+            <w:pPr>
+              <w:ind w:left="0" w:firstLine="0"/>
+              <w:rPr>
+                <w:lang w:val="en-US"/>
+              </w:rPr>
+            </w:pPr>
+          </w:p>
+          <w:p>
+            <w:pPr>
+              <w:ind w:left="0" w:firstLine="0"/>
+              <w:rPr>
+                <w:lang w:val="en-US"/>
+              </w:rPr>
+            </w:pPr>
+            <w:r>
+              <w:rPr>
+                <w:lang w:val="en-US"/>
+              </w:rPr>
+              <w:t xml:space="preserve">Context </w:t>
+            </w:r>
+            <w:proofErr w:type="spellStart"/>
+            <w:proofErr w:type="gramStart"/>
+            <w:r>
+              <w:rPr>
+                <w:lang w:val="en-US"/>
+              </w:rPr>
+              <w:t>UtenteDao</w:t>
+            </w:r>
+            <w:proofErr w:type="spellEnd"/>
+            <w:r>
+              <w:rPr>
+                <w:lang w:val="en-US"/>
+              </w:rPr>
+              <w:t>::</w:t>
+            </w:r>
+            <w:proofErr w:type="spellStart"/>
+            <w:proofErr w:type="gramEnd"/>
+            <w:r>
+              <w:rPr>
+                <w:lang w:val="en-US"/>
+              </w:rPr>
+              <w:t>UserCheck</w:t>
+            </w:r>
+            <w:proofErr w:type="spellEnd"/>
+            <w:r>
+              <w:rPr>
+                <w:lang w:val="en-US"/>
+              </w:rPr>
+              <w:t xml:space="preserve"> (email: String)</w:t>
+            </w:r>
+          </w:p>
+          <w:p>
+            <w:pPr>
+              <w:ind w:left="0" w:firstLine="0"/>
+              <w:rPr>
+                <w:lang w:val="en-US"/>
+              </w:rPr>
+            </w:pPr>
+            <w:r>
+              <w:rPr>
+                <w:lang w:val="en-US"/>
+              </w:rPr>
+              <w:t xml:space="preserve">Post: (result=true implies </w:t>
+            </w:r>
+            <w:proofErr w:type="spellStart"/>
+            <w:r>
+              <w:rPr>
+                <w:lang w:val="en-US"/>
+              </w:rPr>
+              <w:t>Utente.allInstances</w:t>
+            </w:r>
+            <w:proofErr w:type="spellEnd"/>
+            <w:r>
+              <w:rPr>
+                <w:lang w:val="en-US"/>
+              </w:rPr>
+              <w:t>()-&gt;</w:t>
+            </w:r>
+            <w:proofErr w:type="gramStart"/>
+            <w:r>
+              <w:rPr>
+                <w:lang w:val="en-US"/>
+              </w:rPr>
+              <w:t>exists(</w:t>
+            </w:r>
+            <w:proofErr w:type="gramEnd"/>
+            <w:r>
+              <w:rPr>
+                <w:lang w:val="en-US"/>
+              </w:rPr>
+              <w:t xml:space="preserve">u| </w:t>
+            </w:r>
+            <w:proofErr w:type="spellStart"/>
+            <w:proofErr w:type="gramStart"/>
+            <w:r>
+              <w:rPr>
+                <w:lang w:val="en-US"/>
+              </w:rPr>
+              <w:t>u.email</w:t>
+            </w:r>
+            <w:proofErr w:type="spellEnd"/>
+            <w:proofErr w:type="gramEnd"/>
+            <w:r>
+              <w:rPr>
+                <w:lang w:val="en-US"/>
+              </w:rPr>
+              <w:t xml:space="preserve"> =email))</w:t>
+            </w:r>
+          </w:p>
+          <w:p>
+            <w:pPr>
+              <w:ind w:left="0" w:firstLine="0"/>
+              <w:rPr>
+                <w:lang w:val="en-US"/>
+              </w:rPr>
+            </w:pPr>
+            <w:r>
+              <w:rPr>
+                <w:lang w:val="en-US"/>
+              </w:rPr>
+              <w:t xml:space="preserve">and (result = false implies </w:t>
+            </w:r>
+            <w:proofErr w:type="spellStart"/>
+            <w:r>
+              <w:rPr>
+                <w:lang w:val="en-US"/>
+              </w:rPr>
+              <w:t>Utente.allInstances</w:t>
+            </w:r>
+            <w:proofErr w:type="spellEnd"/>
+            <w:r>
+              <w:rPr>
+                <w:lang w:val="en-US"/>
+              </w:rPr>
+              <w:t>()-&gt;</w:t>
+            </w:r>
+            <w:proofErr w:type="spellStart"/>
+            <w:proofErr w:type="gramStart"/>
+            <w:r>
+              <w:rPr>
+                <w:lang w:val="en-US"/>
+              </w:rPr>
+              <w:t>forAll</w:t>
+            </w:r>
+            <w:proofErr w:type="spellEnd"/>
+            <w:r>
+              <w:rPr>
+                <w:lang w:val="en-US"/>
+              </w:rPr>
+              <w:t>(</w:t>
+            </w:r>
+            <w:proofErr w:type="gramEnd"/>
+            <w:r>
+              <w:rPr>
+                <w:lang w:val="en-US"/>
+              </w:rPr>
+              <w:t xml:space="preserve">u| </w:t>
+            </w:r>
+            <w:proofErr w:type="spellStart"/>
+            <w:proofErr w:type="gramStart"/>
+            <w:r>
+              <w:rPr>
+                <w:lang w:val="en-US"/>
+              </w:rPr>
+              <w:t>u.email</w:t>
+            </w:r>
+            <w:proofErr w:type="spellEnd"/>
+            <w:proofErr w:type="gramEnd"/>
+            <w:r>
+              <w:rPr>
+                <w:lang w:val="en-US"/>
+              </w:rPr>
+              <w:t xml:space="preserve"> &lt;&gt;email))</w:t>
+            </w:r>
+          </w:p>
+          <w:p>
+            <w:pPr>
+              <w:ind w:left="0" w:firstLine="0"/>
+              <w:rPr>
+                <w:lang w:val="en-US"/>
+              </w:rPr>
+            </w:pPr>
+          </w:p>
+          <w:p>
+            <w:pPr>
+              <w:ind w:left="0" w:firstLine="0"/>
+              <w:rPr>
+                <w:lang w:val="en-US"/>
+              </w:rPr>
+            </w:pPr>
+          </w:p>
+          <w:p>
+            <w:pPr>
+              <w:ind w:left="0" w:firstLine="0"/>
+              <w:rPr>
+                <w:lang w:val="en-US"/>
+              </w:rPr>
+            </w:pPr>
+          </w:p>
+          <w:p>
+            <w:pPr>
+              <w:ind w:left="0" w:firstLine="0"/>
+              <w:rPr>
+                <w:lang w:val="en-US"/>
+              </w:rPr>
+            </w:pPr>
+          </w:p>
+          <w:p>
+            <w:pPr>
+              <w:ind w:left="0" w:firstLine="0"/>
+              <w:rPr>
+                <w:lang w:val="en-US"/>
+              </w:rPr>
+            </w:pPr>
+          </w:p>
+          <w:p>
+            <w:pPr>
+              <w:ind w:left="0" w:firstLine="0"/>
+              <w:rPr>
+                <w:lang w:val="en-US"/>
+              </w:rPr>
+            </w:pPr>
+          </w:p>
+          <w:p>
+            <w:pPr>
+              <w:ind w:left="0" w:firstLine="0"/>
+              <w:rPr>
+                <w:lang w:val="en-US"/>
+              </w:rPr>
+            </w:pPr>
+          </w:p>
+        </w:tc>
+      </w:tr>
+      <w:tr>
+        <w:tc>
+          <w:tcPr>
+            <w:tcW w:w="2140" w:type="dxa"/>
+          </w:tcPr>
+          <w:p>
+            <w:pPr>
+              <w:ind w:left="0" w:firstLine="0"/>
+              <w:jc w:val="right"/>
+              <w:rPr>
+                <w:lang w:val="en-US"/>
+              </w:rPr>
+            </w:pPr>
+            <w:proofErr w:type="spellStart"/>
+            <w:r>
+              <w:rPr>
+                <w:lang w:val="en-US"/>
+              </w:rPr>
+              <w:lastRenderedPageBreak/>
+              <w:t>Invarianti</w:t>
+            </w:r>
+            <w:proofErr w:type="spellEnd"/>
+          </w:p>
+        </w:tc>
+        <w:tc>
+          <w:tcPr>
+            <w:tcW w:w="7586" w:type="dxa"/>
+          </w:tcPr>
+          <w:p>
+            <w:pPr>
+              <w:ind w:left="0" w:firstLine="0"/>
+              <w:rPr>
+                <w:lang w:val="en-US"/>
+              </w:rPr>
+            </w:pPr>
+            <w:r>
+              <w:rPr>
+                <w:lang w:val="en-US"/>
+              </w:rPr>
+              <w:t xml:space="preserve">Context </w:t>
+            </w:r>
+            <w:proofErr w:type="spellStart"/>
+            <w:r>
+              <w:rPr>
+                <w:lang w:val="en-US"/>
+              </w:rPr>
+              <w:t>Utente</w:t>
+            </w:r>
+            <w:proofErr w:type="spellEnd"/>
+          </w:p>
+          <w:p>
+            <w:pPr>
+              <w:ind w:left="0" w:firstLine="0"/>
+              <w:rPr>
+                <w:lang w:val="en-US"/>
+              </w:rPr>
+            </w:pPr>
+            <w:r>
+              <w:rPr>
+                <w:lang w:val="en-US"/>
+              </w:rPr>
+              <w:t>inv: id&gt;0</w:t>
+            </w:r>
+          </w:p>
+          <w:p>
+            <w:pPr>
+              <w:ind w:left="0" w:firstLine="0"/>
+              <w:rPr>
+                <w:lang w:val="en-US"/>
+              </w:rPr>
+            </w:pPr>
+            <w:r>
+              <w:rPr>
+                <w:lang w:val="en-US"/>
+              </w:rPr>
+              <w:t>inv: email&lt;&gt;null</w:t>
+            </w:r>
+          </w:p>
+          <w:p>
+            <w:pPr>
+              <w:ind w:left="0" w:firstLine="0"/>
+              <w:rPr>
+                <w:lang w:val="en-US"/>
+              </w:rPr>
+            </w:pPr>
+            <w:proofErr w:type="spellStart"/>
+            <w:proofErr w:type="gramStart"/>
+            <w:r>
+              <w:rPr>
+                <w:lang w:val="en-US"/>
+              </w:rPr>
+              <w:t>inv:password</w:t>
+            </w:r>
+            <w:proofErr w:type="spellEnd"/>
+            <w:proofErr w:type="gramEnd"/>
+            <w:r>
+              <w:rPr>
+                <w:lang w:val="en-US"/>
+              </w:rPr>
+              <w:t>&lt;&gt;null</w:t>
+            </w:r>
+          </w:p>
+          <w:p>
+            <w:pPr>
+              <w:ind w:left="0" w:firstLine="0"/>
+              <w:rPr>
+                <w:lang w:val="en-US"/>
+              </w:rPr>
+            </w:pPr>
+          </w:p>
+        </w:tc>
+      </w:tr>
+    </w:tbl>
+    <w:p>
+      <w:pPr>
+        <w:rPr>
+          <w:lang w:val="en-US"/>
+        </w:rPr>
+      </w:pPr>
+    </w:p>
+    <w:p>
+      <w:pPr>
+        <w:rPr>
+          <w:sz w:val="28"/>
+          <w:szCs w:val="28"/>
+          <w:lang w:val="en-US"/>
+        </w:rPr>
+      </w:pPr>
+      <w:r>
+        <w:rPr>
+          <w:sz w:val="28"/>
+          <w:szCs w:val="28"/>
+          <w:lang w:val="en-US"/>
+        </w:rPr>
+        <w:t xml:space="preserve">4.2 </w:t>
+      </w:r>
+      <w:proofErr w:type="spellStart"/>
+      <w:r>
+        <w:rPr>
+          <w:sz w:val="28"/>
+          <w:szCs w:val="28"/>
+          <w:lang w:val="en-US"/>
+        </w:rPr>
+        <w:t>Sottosistema</w:t>
+      </w:r>
+      <w:proofErr w:type="spellEnd"/>
+      <w:r>
+        <w:rPr>
+          <w:sz w:val="28"/>
+          <w:szCs w:val="28"/>
+          <w:lang w:val="en-US"/>
+        </w:rPr>
+        <w:t xml:space="preserve"> </w:t>
+      </w:r>
+      <w:proofErr w:type="spellStart"/>
+      <w:r>
+        <w:rPr>
+          <w:sz w:val="28"/>
+          <w:szCs w:val="28"/>
+          <w:lang w:val="en-US"/>
+        </w:rPr>
+        <w:t>CatalogManagement</w:t>
+      </w:r>
+      <w:proofErr w:type="spellEnd"/>
+    </w:p>
+    <w:p>
+      <w:pPr>
+        <w:pStyle w:val="Titolo3"/>
+        <w:rPr>
+          <w:b/>
+          <w:bCs/>
+          <w:color w:val="000000" w:themeColor="text1"/>
+        </w:rPr>
+      </w:pPr>
+      <w:r>
+        <w:rPr>
+          <w:b/>
+          <w:bCs/>
+          <w:color w:val="000000" w:themeColor="text1"/>
+        </w:rPr>
+        <w:t xml:space="preserve">Class: </w:t>
+      </w:r>
+      <w:proofErr w:type="spellStart"/>
+      <w:r>
+        <w:rPr>
+          <w:b/>
+          <w:bCs/>
+          <w:color w:val="000000" w:themeColor="text1"/>
+        </w:rPr>
+        <w:t>ProdottoDao</w:t>
+      </w:r>
+      <w:proofErr w:type="spellEnd"/>
+    </w:p>
+    <w:tbl>
+      <w:tblPr>
+        <w:tblStyle w:val="Grigliatabella"/>
+        <w:tblW w:w="0" w:type="auto"/>
+        <w:tblInd w:w="123" w:type="dxa"/>
+        <w:tblLook w:val="04A0" w:firstRow="1" w:lastRow="0" w:firstColumn="1" w:lastColumn="0" w:noHBand="0" w:noVBand="1"/>
+      </w:tblPr>
+      <w:tblGrid>
+        <w:gridCol w:w="2140"/>
+        <w:gridCol w:w="7586"/>
+      </w:tblGrid>
+      <w:tr>
+        <w:tc>
+          <w:tcPr>
+            <w:tcW w:w="9726" w:type="dxa"/>
+            <w:gridSpan w:val="2"/>
+          </w:tcPr>
+          <w:p>
+            <w:pPr>
+              <w:ind w:left="0" w:firstLine="0"/>
+              <w:jc w:val="center"/>
+            </w:pPr>
+            <w:proofErr w:type="spellStart"/>
+            <w:r>
+              <w:t>ProdottoDao</w:t>
+            </w:r>
+            <w:proofErr w:type="spellEnd"/>
+          </w:p>
+        </w:tc>
+      </w:tr>
+      <w:tr>
+        <w:tc>
+          <w:tcPr>
+            <w:tcW w:w="2140" w:type="dxa"/>
+          </w:tcPr>
+          <w:p>
+            <w:pPr>
+              <w:ind w:left="0" w:firstLine="0"/>
+            </w:pPr>
+            <w:r>
+              <w:t>Descrizione Classe</w:t>
+            </w:r>
+          </w:p>
+        </w:tc>
+        <w:tc>
+          <w:tcPr>
+            <w:tcW w:w="7586" w:type="dxa"/>
+          </w:tcPr>
+          <w:p>
+            <w:pPr>
+              <w:ind w:left="0" w:firstLine="0"/>
+            </w:pPr>
+            <w:r>
+              <w:t xml:space="preserve">Questa classe si interfaccia con il DB, permettendo di gestire </w:t>
+            </w:r>
+            <w:r>
+              <w:t>i prodotti registrati sul DB.</w:t>
+            </w:r>
+          </w:p>
+        </w:tc>
+      </w:tr>
+      <w:tr>
+        <w:trPr>
+          <w:trHeight w:val="3852"/>
+        </w:trPr>
+        <w:tc>
+          <w:tcPr>
+            <w:tcW w:w="2140" w:type="dxa"/>
+          </w:tcPr>
+          <w:p>
+            <w:pPr>
+              <w:ind w:left="0" w:firstLine="0"/>
+              <w:jc w:val="right"/>
+            </w:pPr>
+            <w:r>
+              <w:t>Pre-condizioni</w:t>
+            </w:r>
+          </w:p>
+        </w:tc>
+        <w:tc>
+          <w:tcPr>
+            <w:tcW w:w="7586" w:type="dxa"/>
+          </w:tcPr>
+          <w:p>
+            <w:pPr>
+              <w:ind w:left="0" w:firstLine="0"/>
+              <w:rPr>
+                <w:lang w:val="en-US"/>
+              </w:rPr>
+            </w:pPr>
+          </w:p>
+          <w:p>
+            <w:pPr>
+              <w:ind w:left="0" w:firstLine="0"/>
+            </w:pPr>
+            <w:proofErr w:type="spellStart"/>
+            <w:r>
+              <w:t>Context</w:t>
+            </w:r>
+            <w:proofErr w:type="spellEnd"/>
+            <w:r>
+              <w:t xml:space="preserve"> </w:t>
+            </w:r>
+            <w:proofErr w:type="spellStart"/>
+            <w:proofErr w:type="gramStart"/>
+            <w:r>
+              <w:t>ProdottoDao</w:t>
+            </w:r>
+            <w:proofErr w:type="spellEnd"/>
+            <w:r>
+              <w:t>::</w:t>
+            </w:r>
+            <w:proofErr w:type="spellStart"/>
+            <w:r>
+              <w:t>getAllProdotti</w:t>
+            </w:r>
+            <w:proofErr w:type="spellEnd"/>
+            <w:r>
+              <w:t>(</w:t>
+            </w:r>
+            <w:proofErr w:type="gramEnd"/>
+            <w:r>
+              <w:t>)</w:t>
+            </w:r>
+          </w:p>
+          <w:p>
+            <w:pPr>
+              <w:ind w:left="0" w:firstLine="0"/>
+              <w:rPr>
+                <w:lang w:val="en-US"/>
+              </w:rPr>
+            </w:pPr>
+            <w:r>
+              <w:rPr>
+                <w:lang w:val="en-US"/>
+              </w:rPr>
+              <w:t xml:space="preserve">Pre: </w:t>
+            </w:r>
+          </w:p>
+          <w:p>
+            <w:pPr>
+              <w:ind w:left="0" w:firstLine="0"/>
+              <w:rPr>
+                <w:lang w:val="en-US"/>
+              </w:rPr>
+            </w:pPr>
+          </w:p>
+        </w:tc>
+      </w:tr>
+      <w:tr>
+        <w:tc>
+          <w:tcPr>
+            <w:tcW w:w="2140" w:type="dxa"/>
+          </w:tcPr>
+          <w:p>
+            <w:pPr>
+              <w:ind w:left="0" w:firstLine="0"/>
+              <w:jc w:val="right"/>
+              <w:rPr>
+                <w:lang w:val="en-US"/>
+              </w:rPr>
+            </w:pPr>
+            <w:r>
+              <w:rPr>
+                <w:lang w:val="en-US"/>
+              </w:rPr>
+              <w:lastRenderedPageBreak/>
+              <w:t>Post-</w:t>
+            </w:r>
+            <w:proofErr w:type="spellStart"/>
+            <w:r>
+              <w:rPr>
+                <w:lang w:val="en-US"/>
+              </w:rPr>
+              <w:t>condizioni</w:t>
+            </w:r>
+            <w:proofErr w:type="spellEnd"/>
+          </w:p>
+        </w:tc>
+        <w:tc>
+          <w:tcPr>
+            <w:tcW w:w="7586" w:type="dxa"/>
+          </w:tcPr>
+          <w:p>
+            <w:pPr>
+              <w:ind w:left="0" w:firstLine="0"/>
+              <w:rPr>
+                <w:lang w:val="en-US"/>
+              </w:rPr>
+            </w:pPr>
+          </w:p>
+          <w:p>
+            <w:pPr>
+              <w:ind w:left="0" w:firstLine="0"/>
+              <w:rPr>
+                <w:lang w:val="en-US"/>
+              </w:rPr>
+            </w:pPr>
+          </w:p>
+          <w:p>
+            <w:pPr>
+              <w:ind w:left="0" w:firstLine="0"/>
+              <w:rPr>
+                <w:lang w:val="en-US"/>
+              </w:rPr>
+            </w:pPr>
+          </w:p>
+          <w:p>
+            <w:pPr>
+              <w:ind w:left="0" w:firstLine="0"/>
+              <w:rPr>
+                <w:lang w:val="en-US"/>
+              </w:rPr>
+            </w:pPr>
+          </w:p>
+          <w:p>
+            <w:pPr>
+              <w:ind w:left="0" w:firstLine="0"/>
+              <w:rPr>
+                <w:lang w:val="en-US"/>
+              </w:rPr>
+            </w:pPr>
+          </w:p>
+          <w:p>
+            <w:pPr>
+              <w:ind w:left="0" w:firstLine="0"/>
+              <w:rPr>
+                <w:lang w:val="en-US"/>
+              </w:rPr>
+            </w:pPr>
+          </w:p>
+          <w:p>
+            <w:pPr>
+              <w:ind w:left="0" w:firstLine="0"/>
+              <w:rPr>
+                <w:lang w:val="en-US"/>
+              </w:rPr>
+            </w:pPr>
+          </w:p>
+          <w:p>
+            <w:pPr>
+              <w:ind w:left="0" w:firstLine="0"/>
+              <w:rPr>
+                <w:lang w:val="en-US"/>
+              </w:rPr>
+            </w:pPr>
+          </w:p>
+        </w:tc>
+      </w:tr>
+      <w:tr>
+        <w:tc>
+          <w:tcPr>
+            <w:tcW w:w="2140" w:type="dxa"/>
+          </w:tcPr>
+          <w:p>
+            <w:pPr>
+              <w:ind w:left="0" w:firstLine="0"/>
+              <w:jc w:val="right"/>
+              <w:rPr>
+                <w:lang w:val="en-US"/>
+              </w:rPr>
+            </w:pPr>
+            <w:proofErr w:type="spellStart"/>
+            <w:r>
+              <w:rPr>
+                <w:lang w:val="en-US"/>
+              </w:rPr>
+              <w:t>Invarianti</w:t>
+            </w:r>
+            <w:proofErr w:type="spellEnd"/>
+          </w:p>
+        </w:tc>
+        <w:tc>
+          <w:tcPr>
+            <w:tcW w:w="7586" w:type="dxa"/>
+          </w:tcPr>
+          <w:p>
+            <w:pPr>
+              <w:ind w:left="0" w:firstLine="0"/>
+              <w:rPr>
+                <w:lang w:val="en-US"/>
+              </w:rPr>
+            </w:pPr>
+            <w:r>
+              <w:rPr>
+                <w:lang w:val="en-US"/>
+              </w:rPr>
+              <w:t xml:space="preserve">Context </w:t>
+            </w:r>
+            <w:proofErr w:type="spellStart"/>
+            <w:r>
+              <w:rPr>
+                <w:lang w:val="en-US"/>
+              </w:rPr>
+              <w:t>Utente</w:t>
+            </w:r>
+            <w:proofErr w:type="spellEnd"/>
+          </w:p>
+          <w:p>
+            <w:pPr>
+              <w:ind w:left="0" w:firstLine="0"/>
+              <w:rPr>
+                <w:lang w:val="en-US"/>
+              </w:rPr>
+            </w:pPr>
+            <w:r>
+              <w:rPr>
+                <w:lang w:val="en-US"/>
+              </w:rPr>
+              <w:t>inv: id&gt;0</w:t>
+            </w:r>
+          </w:p>
+          <w:p>
+            <w:pPr>
+              <w:ind w:left="0" w:firstLine="0"/>
+              <w:rPr>
+                <w:lang w:val="en-US"/>
+              </w:rPr>
+            </w:pPr>
+            <w:r>
+              <w:rPr>
+                <w:lang w:val="en-US"/>
+              </w:rPr>
+              <w:t>inv: email&lt;&gt;null</w:t>
+            </w:r>
+          </w:p>
+          <w:p>
+            <w:pPr>
+              <w:ind w:left="0" w:firstLine="0"/>
+              <w:rPr>
+                <w:lang w:val="en-US"/>
+              </w:rPr>
+            </w:pPr>
+            <w:proofErr w:type="spellStart"/>
+            <w:proofErr w:type="gramStart"/>
+            <w:r>
+              <w:rPr>
+                <w:lang w:val="en-US"/>
+              </w:rPr>
+              <w:t>inv:password</w:t>
+            </w:r>
+            <w:proofErr w:type="spellEnd"/>
+            <w:proofErr w:type="gramEnd"/>
+            <w:r>
+              <w:rPr>
+                <w:lang w:val="en-US"/>
+              </w:rPr>
+              <w:t>&lt;&gt;null</w:t>
+            </w:r>
+          </w:p>
+          <w:p>
+            <w:pPr>
+              <w:ind w:left="0" w:firstLine="0"/>
+              <w:rPr>
+                <w:lang w:val="en-US"/>
+              </w:rPr>
+            </w:pPr>
+          </w:p>
+        </w:tc>
+      </w:tr>
+    </w:tbl>
+    <w:p>
+      <w:pPr>
+        <w:rPr>
+          <w:lang w:val="en-US"/>
+        </w:rPr>
+      </w:pPr>
+    </w:p>
+    <w:p>
+      <w:pPr>
+        <w:rPr>
+          <w:lang w:val="en-US"/>
+        </w:rPr>
+      </w:pPr>
+    </w:p>
+    <w:p>
+      <w:pPr>
+        <w:rPr>
+          <w:lang w:val="en-US"/>
+        </w:rPr>
+      </w:pPr>
+    </w:p>
+    <w:p>
+      <w:pPr>
+        <w:rPr>
+          <w:lang w:val="en-US"/>
+        </w:rPr>
+      </w:pPr>
+    </w:p>
+    <w:p>
+      <w:pPr>
+        <w:rPr>
+          <w:lang w:val="en-US"/>
+        </w:rPr>
+      </w:pPr>
+    </w:p>
+    <w:p>
+      <w:pPr>
+        <w:rPr>
+          <w:lang w:val="en-US"/>
+        </w:rPr>
+      </w:pPr>
+    </w:p>
+    <w:p>
+      <w:pPr>
+        <w:rPr>
+          <w:lang w:val="en-US"/>
+        </w:rPr>
+      </w:pPr>
+    </w:p>
+    <w:p>
+      <w:pPr>
+        <w:rPr>
+          <w:lang w:val="en-US"/>
+        </w:rPr>
+      </w:pPr>
+    </w:p>
+    <w:p>
+      <w:pPr>
+        <w:rPr>
+          <w:lang w:val="en-US"/>
+        </w:rPr>
+      </w:pPr>
     </w:p>
     <w:p>
       <w:pPr>
@@ -7327,6 +10282,7 @@
           <w:rFonts w:eastAsia="Calibri"/>
           <w:lang w:val="en-US"/>
         </w:rPr>
+        <w:lastRenderedPageBreak/>
         <w:t xml:space="preserve">public </w:t>
       </w:r>
       <w:proofErr w:type="spellStart"/>
@@ -7839,7 +10795,6 @@
         <w:rPr>
           <w:rFonts w:eastAsia="Calibri"/>
         </w:rPr>
-        <w:lastRenderedPageBreak/>
         <w:t xml:space="preserve">public </w:t>
       </w:r>
       <w:proofErr w:type="spellStart"/>
@@ -8695,6 +11650,7 @@
         <w:rPr>
           <w:rFonts w:eastAsia="Calibri"/>
         </w:rPr>
+        <w:lastRenderedPageBreak/>
         <w:t xml:space="preserve">Sottosistema </w:t>
       </w:r>
       <w:proofErr w:type="spellStart"/>
@@ -9376,7 +12332,7 @@
       </w:pPr>
     </w:p>
     <w:sectPr>
-      <w:footerReference w:type="default" r:id="rId12"/>
+      <w:footerReference w:type="default" r:id="rId15"/>
       <w:pgSz w:w="11911" w:h="16841"/>
       <w:pgMar w:top="1123" w:right="1032" w:bottom="358" w:left="1020" w:header="567" w:footer="720" w:gutter="0"/>
       <w:cols w:space="720"/>
@@ -19736,6 +22692,25 @@
       <w:color w:val="0A2F40" w:themeColor="accent1" w:themeShade="7F"/>
     </w:rPr>
   </w:style>
+  <w:style w:type="table" w:styleId="Grigliatabella">
+    <w:name w:val="Table Grid"/>
+    <w:basedOn w:val="Tabellanormale"/>
+    <w:uiPriority w:val="39"/>
+    <w:rsid w:val="00916D5B"/>
+    <w:pPr>
+      <w:spacing w:after="0" w:line="240" w:lineRule="auto"/>
+    </w:pPr>
+    <w:tblPr>
+      <w:tblBorders>
+        <w:top w:val="single" w:sz="4" w:space="0" w:color="auto"/>
+        <w:left w:val="single" w:sz="4" w:space="0" w:color="auto"/>
+        <w:bottom w:val="single" w:sz="4" w:space="0" w:color="auto"/>
+        <w:right w:val="single" w:sz="4" w:space="0" w:color="auto"/>
+        <w:insideH w:val="single" w:sz="4" w:space="0" w:color="auto"/>
+        <w:insideV w:val="single" w:sz="4" w:space="0" w:color="auto"/>
+      </w:tblBorders>
+    </w:tblPr>
+  </w:style>
 </w:styles>
 </file>
 
@@ -20055,10 +23030,21 @@
 </file>
 
 <file path=customXml/item1.xml><?xml version="1.0" encoding="utf-8"?>
-<b:Sources xmlns:b="http://schemas.openxmlformats.org/officeDocument/2006/bibliography" xmlns="http://schemas.openxmlformats.org/officeDocument/2006/bibliography" SelectedStyle="\APASixthEditionOfficeOnline.xsl" StyleName="APA" Version="6"/>
+<p:properties xmlns:p="http://schemas.microsoft.com/office/2006/metadata/properties" xmlns:xsi="http://www.w3.org/2001/XMLSchema-instance" xmlns:pc="http://schemas.microsoft.com/office/infopath/2007/PartnerControls">
+  <documentManagement/>
+</p:properties>
 </file>
 
 <file path=customXml/item2.xml><?xml version="1.0" encoding="utf-8"?>
+<?mso-contentType ?>
+<FormTemplates xmlns="http://schemas.microsoft.com/sharepoint/v3/contenttype/forms">
+  <Display>DocumentLibraryForm</Display>
+  <Edit>DocumentLibraryForm</Edit>
+  <New>DocumentLibraryForm</New>
+</FormTemplates>
+</file>
+
+<file path=customXml/item3.xml><?xml version="1.0" encoding="utf-8"?>
 <ct:contentTypeSchema xmlns:ct="http://schemas.microsoft.com/office/2006/metadata/contentType" xmlns:ma="http://schemas.microsoft.com/office/2006/metadata/properties/metaAttributes" ct:_="" ma:_="" ma:contentTypeName="Documento" ma:contentTypeID="0x0101008735E1A1E3DB9B468BD081DF3D5EE4C5" ma:contentTypeVersion="5" ma:contentTypeDescription="Creare un nuovo documento." ma:contentTypeScope="" ma:versionID="4cffa7bdbf8f556a59a6086f420dbf55">
   <xsd:schema xmlns:xsd="http://www.w3.org/2001/XMLSchema" xmlns:xs="http://www.w3.org/2001/XMLSchema" xmlns:p="http://schemas.microsoft.com/office/2006/metadata/properties" xmlns:ns3="278bc505-b149-4ee6-b4a0-87f1604e9ae3" targetNamespace="http://schemas.microsoft.com/office/2006/metadata/properties" ma:root="true" ma:fieldsID="3e08cdb1cdba0e97dee47bf0dd687e4a" ns3:_="">
     <xsd:import namespace="278bc505-b149-4ee6-b4a0-87f1604e9ae3"/>
@@ -20208,30 +23194,28 @@
 </ct:contentTypeSchema>
 </file>
 
-<file path=customXml/item3.xml><?xml version="1.0" encoding="utf-8"?>
-<?mso-contentType ?>
-<FormTemplates xmlns="http://schemas.microsoft.com/sharepoint/v3/contenttype/forms">
-  <Display>DocumentLibraryForm</Display>
-  <Edit>DocumentLibraryForm</Edit>
-  <New>DocumentLibraryForm</New>
-</FormTemplates>
-</file>
-
 <file path=customXml/item4.xml><?xml version="1.0" encoding="utf-8"?>
-<p:properties xmlns:p="http://schemas.microsoft.com/office/2006/metadata/properties" xmlns:xsi="http://www.w3.org/2001/XMLSchema-instance" xmlns:pc="http://schemas.microsoft.com/office/infopath/2007/PartnerControls">
-  <documentManagement/>
-</p:properties>
+<b:Sources xmlns:b="http://schemas.openxmlformats.org/officeDocument/2006/bibliography" xmlns="http://schemas.openxmlformats.org/officeDocument/2006/bibliography" SelectedStyle="\APASixthEditionOfficeOnline.xsl" StyleName="APA" Version="6"/>
 </file>
 
 <file path=customXml/itemProps1.xml><?xml version="1.0" encoding="utf-8"?>
-<ds:datastoreItem xmlns:ds="http://schemas.openxmlformats.org/officeDocument/2006/customXml" ds:itemID="{B726DA7B-7F08-4F38-91B3-8F37E803A1DB}">
+<ds:datastoreItem xmlns:ds="http://schemas.openxmlformats.org/officeDocument/2006/customXml" ds:itemID="{51DF1343-6F6A-49CF-8F0D-A1B9CDDAEF08}">
   <ds:schemaRefs>
-    <ds:schemaRef ds:uri="http://schemas.openxmlformats.org/officeDocument/2006/bibliography"/>
+    <ds:schemaRef ds:uri="http://schemas.microsoft.com/office/2006/metadata/properties"/>
+    <ds:schemaRef ds:uri="http://schemas.microsoft.com/office/infopath/2007/PartnerControls"/>
   </ds:schemaRefs>
 </ds:datastoreItem>
 </file>
 
 <file path=customXml/itemProps2.xml><?xml version="1.0" encoding="utf-8"?>
+<ds:datastoreItem xmlns:ds="http://schemas.openxmlformats.org/officeDocument/2006/customXml" ds:itemID="{958F5005-38DC-4AAA-8D36-40059757E2C1}">
+  <ds:schemaRefs>
+    <ds:schemaRef ds:uri="http://schemas.microsoft.com/sharepoint/v3/contenttype/forms"/>
+  </ds:schemaRefs>
+</ds:datastoreItem>
+</file>
+
+<file path=customXml/itemProps3.xml><?xml version="1.0" encoding="utf-8"?>
 <ds:datastoreItem xmlns:ds="http://schemas.openxmlformats.org/officeDocument/2006/customXml" ds:itemID="{CBDD167C-33D1-4502-87EE-7D3FEA7C29B7}">
   <ds:schemaRefs>
     <ds:schemaRef ds:uri="http://schemas.microsoft.com/office/2006/metadata/contentType"/>
@@ -20249,19 +23233,10 @@
 </ds:datastoreItem>
 </file>
 
-<file path=customXml/itemProps3.xml><?xml version="1.0" encoding="utf-8"?>
-<ds:datastoreItem xmlns:ds="http://schemas.openxmlformats.org/officeDocument/2006/customXml" ds:itemID="{958F5005-38DC-4AAA-8D36-40059757E2C1}">
+<file path=customXml/itemProps4.xml><?xml version="1.0" encoding="utf-8"?>
+<ds:datastoreItem xmlns:ds="http://schemas.openxmlformats.org/officeDocument/2006/customXml" ds:itemID="{B726DA7B-7F08-4F38-91B3-8F37E803A1DB}">
   <ds:schemaRefs>
-    <ds:schemaRef ds:uri="http://schemas.microsoft.com/sharepoint/v3/contenttype/forms"/>
-  </ds:schemaRefs>
-</ds:datastoreItem>
-</file>
-
-<file path=customXml/itemProps4.xml><?xml version="1.0" encoding="utf-8"?>
-<ds:datastoreItem xmlns:ds="http://schemas.openxmlformats.org/officeDocument/2006/customXml" ds:itemID="{51DF1343-6F6A-49CF-8F0D-A1B9CDDAEF08}">
-  <ds:schemaRefs>
-    <ds:schemaRef ds:uri="http://schemas.microsoft.com/office/2006/metadata/properties"/>
-    <ds:schemaRef ds:uri="http://schemas.microsoft.com/office/infopath/2007/PartnerControls"/>
+    <ds:schemaRef ds:uri="http://schemas.openxmlformats.org/officeDocument/2006/bibliography"/>
   </ds:schemaRefs>
 </ds:datastoreItem>
 </file>
--- a/Deliverables/Object Design Document_LaCantina.docx
+++ b/Deliverables/Object Design Document_LaCantina.docx
@@ -9330,6 +9330,696 @@
               </w:rPr>
               <w:t xml:space="preserve">Pre: </w:t>
             </w:r>
+            <w:r>
+              <w:rPr>
+                <w:lang w:val="en-US"/>
+              </w:rPr>
+              <w:t>true</w:t>
+            </w:r>
+          </w:p>
+          <w:p>
+            <w:pPr>
+              <w:ind w:left="0" w:firstLine="0"/>
+              <w:rPr>
+                <w:lang w:val="en-US"/>
+              </w:rPr>
+            </w:pPr>
+          </w:p>
+          <w:p>
+            <w:pPr>
+              <w:ind w:left="0" w:firstLine="0"/>
+              <w:rPr>
+                <w:lang w:val="en-US"/>
+              </w:rPr>
+            </w:pPr>
+            <w:r>
+              <w:rPr>
+                <w:lang w:val="en-US"/>
+              </w:rPr>
+              <w:t xml:space="preserve">Context </w:t>
+            </w:r>
+            <w:proofErr w:type="spellStart"/>
+            <w:proofErr w:type="gramStart"/>
+            <w:r>
+              <w:rPr>
+                <w:lang w:val="en-US"/>
+              </w:rPr>
+              <w:t>ProdottoDao</w:t>
+            </w:r>
+            <w:proofErr w:type="spellEnd"/>
+            <w:r>
+              <w:rPr>
+                <w:lang w:val="en-US"/>
+              </w:rPr>
+              <w:t>::</w:t>
+            </w:r>
+            <w:proofErr w:type="spellStart"/>
+            <w:r>
+              <w:rPr>
+                <w:lang w:val="en-US"/>
+              </w:rPr>
+              <w:t>getSingleProdotto</w:t>
+            </w:r>
+            <w:proofErr w:type="spellEnd"/>
+            <w:r>
+              <w:rPr>
+                <w:lang w:val="en-US"/>
+              </w:rPr>
+              <w:t>(</w:t>
+            </w:r>
+            <w:proofErr w:type="gramEnd"/>
+            <w:r>
+              <w:rPr>
+                <w:lang w:val="en-US"/>
+              </w:rPr>
+              <w:t>id: int)</w:t>
+            </w:r>
+          </w:p>
+          <w:p>
+            <w:pPr>
+              <w:ind w:left="0" w:firstLine="0"/>
+              <w:rPr>
+                <w:lang w:val="en-US"/>
+              </w:rPr>
+            </w:pPr>
+            <w:r>
+              <w:rPr>
+                <w:lang w:val="en-US"/>
+              </w:rPr>
+              <w:t xml:space="preserve">Pre: </w:t>
+            </w:r>
+            <w:r>
+              <w:rPr>
+                <w:lang w:val="en-US"/>
+              </w:rPr>
+              <w:t xml:space="preserve">id &gt; 0 and </w:t>
+            </w:r>
+            <w:proofErr w:type="spellStart"/>
+            <w:r>
+              <w:rPr>
+                <w:lang w:val="en-US"/>
+              </w:rPr>
+              <w:t>Prodotto.allInstances</w:t>
+            </w:r>
+            <w:proofErr w:type="spellEnd"/>
+            <w:r>
+              <w:rPr>
+                <w:lang w:val="en-US"/>
+              </w:rPr>
+              <w:t>()-&gt;</w:t>
+            </w:r>
+            <w:proofErr w:type="gramStart"/>
+            <w:r>
+              <w:rPr>
+                <w:lang w:val="en-US"/>
+              </w:rPr>
+              <w:t>exists(</w:t>
+            </w:r>
+            <w:proofErr w:type="gramEnd"/>
+            <w:r>
+              <w:rPr>
+                <w:lang w:val="en-US"/>
+              </w:rPr>
+              <w:t>p | p.id = id)</w:t>
+            </w:r>
+          </w:p>
+          <w:p>
+            <w:pPr>
+              <w:ind w:left="0" w:firstLine="0"/>
+              <w:rPr>
+                <w:lang w:val="en-US"/>
+              </w:rPr>
+            </w:pPr>
+          </w:p>
+          <w:p>
+            <w:pPr>
+              <w:ind w:left="0" w:firstLine="0"/>
+              <w:rPr>
+                <w:lang w:val="en-US"/>
+              </w:rPr>
+            </w:pPr>
+            <w:r>
+              <w:rPr>
+                <w:lang w:val="en-US"/>
+              </w:rPr>
+              <w:t xml:space="preserve">Context </w:t>
+            </w:r>
+            <w:proofErr w:type="spellStart"/>
+            <w:proofErr w:type="gramStart"/>
+            <w:r>
+              <w:rPr>
+                <w:lang w:val="en-US"/>
+              </w:rPr>
+              <w:t>ProdottoDao</w:t>
+            </w:r>
+            <w:proofErr w:type="spellEnd"/>
+            <w:r>
+              <w:rPr>
+                <w:lang w:val="en-US"/>
+              </w:rPr>
+              <w:t>::</w:t>
+            </w:r>
+            <w:proofErr w:type="spellStart"/>
+            <w:r>
+              <w:rPr>
+                <w:lang w:val="en-US"/>
+              </w:rPr>
+              <w:t>setNewStock</w:t>
+            </w:r>
+            <w:proofErr w:type="spellEnd"/>
+            <w:r>
+              <w:rPr>
+                <w:lang w:val="en-US"/>
+              </w:rPr>
+              <w:t>(</w:t>
+            </w:r>
+            <w:proofErr w:type="gramEnd"/>
+            <w:r>
+              <w:rPr>
+                <w:lang w:val="en-US"/>
+              </w:rPr>
+              <w:t>id: int, stock: int)</w:t>
+            </w:r>
+          </w:p>
+          <w:p>
+            <w:pPr>
+              <w:ind w:left="0" w:firstLine="0"/>
+              <w:rPr>
+                <w:lang w:val="en-US"/>
+              </w:rPr>
+            </w:pPr>
+            <w:r>
+              <w:rPr>
+                <w:lang w:val="en-US"/>
+              </w:rPr>
+              <w:t xml:space="preserve">Pre: stock&gt;=0 and id&gt;0 and </w:t>
+            </w:r>
+            <w:proofErr w:type="spellStart"/>
+            <w:r>
+              <w:rPr>
+                <w:lang w:val="en-US"/>
+              </w:rPr>
+              <w:t>Prodotto.allInstances</w:t>
+            </w:r>
+            <w:proofErr w:type="spellEnd"/>
+            <w:r>
+              <w:rPr>
+                <w:lang w:val="en-US"/>
+              </w:rPr>
+              <w:t>()-&gt;</w:t>
+            </w:r>
+            <w:proofErr w:type="gramStart"/>
+            <w:r>
+              <w:rPr>
+                <w:lang w:val="en-US"/>
+              </w:rPr>
+              <w:t>exists(</w:t>
+            </w:r>
+            <w:proofErr w:type="gramEnd"/>
+            <w:r>
+              <w:rPr>
+                <w:lang w:val="en-US"/>
+              </w:rPr>
+              <w:t>p| p.id = id)</w:t>
+            </w:r>
+          </w:p>
+          <w:p>
+            <w:pPr>
+              <w:ind w:left="0" w:firstLine="0"/>
+              <w:rPr>
+                <w:lang w:val="en-US"/>
+              </w:rPr>
+            </w:pPr>
+          </w:p>
+          <w:p>
+            <w:pPr>
+              <w:ind w:left="0" w:firstLine="0"/>
+              <w:rPr>
+                <w:lang w:val="en-US"/>
+              </w:rPr>
+            </w:pPr>
+          </w:p>
+          <w:p>
+            <w:pPr>
+              <w:ind w:left="0" w:firstLine="0"/>
+              <w:rPr>
+                <w:lang w:val="en-US"/>
+              </w:rPr>
+            </w:pPr>
+          </w:p>
+          <w:p>
+            <w:pPr>
+              <w:ind w:left="0" w:firstLine="0"/>
+              <w:rPr>
+                <w:lang w:val="en-US"/>
+              </w:rPr>
+            </w:pPr>
+          </w:p>
+          <w:p>
+            <w:pPr>
+              <w:ind w:left="0" w:firstLine="0"/>
+              <w:rPr>
+                <w:lang w:val="en-US"/>
+              </w:rPr>
+            </w:pPr>
+            <w:r>
+              <w:rPr>
+                <w:lang w:val="en-US"/>
+              </w:rPr>
+              <w:t xml:space="preserve">Context </w:t>
+            </w:r>
+            <w:proofErr w:type="spellStart"/>
+            <w:proofErr w:type="gramStart"/>
+            <w:r>
+              <w:rPr>
+                <w:lang w:val="en-US"/>
+              </w:rPr>
+              <w:t>ProdottoDao</w:t>
+            </w:r>
+            <w:proofErr w:type="spellEnd"/>
+            <w:r>
+              <w:rPr>
+                <w:lang w:val="en-US"/>
+              </w:rPr>
+              <w:t>::</w:t>
+            </w:r>
+            <w:proofErr w:type="spellStart"/>
+            <w:r>
+              <w:rPr>
+                <w:lang w:val="en-US"/>
+              </w:rPr>
+              <w:t>getStockFromId</w:t>
+            </w:r>
+            <w:proofErr w:type="spellEnd"/>
+            <w:r>
+              <w:rPr>
+                <w:lang w:val="en-US"/>
+              </w:rPr>
+              <w:t>(</w:t>
+            </w:r>
+            <w:proofErr w:type="gramEnd"/>
+            <w:r>
+              <w:rPr>
+                <w:lang w:val="en-US"/>
+              </w:rPr>
+              <w:t>id: int)</w:t>
+            </w:r>
+          </w:p>
+          <w:p>
+            <w:pPr>
+              <w:ind w:left="0" w:firstLine="0"/>
+              <w:rPr>
+                <w:lang w:val="en-US"/>
+              </w:rPr>
+            </w:pPr>
+            <w:r>
+              <w:rPr>
+                <w:lang w:val="en-US"/>
+              </w:rPr>
+              <w:t xml:space="preserve">Pre: </w:t>
+            </w:r>
+            <w:r>
+              <w:rPr>
+                <w:lang w:val="en-US"/>
+              </w:rPr>
+              <w:t xml:space="preserve">id&gt;0 and </w:t>
+            </w:r>
+            <w:proofErr w:type="spellStart"/>
+            <w:r>
+              <w:rPr>
+                <w:lang w:val="en-US"/>
+              </w:rPr>
+              <w:t>Prodotto.allInstances</w:t>
+            </w:r>
+            <w:proofErr w:type="spellEnd"/>
+            <w:r>
+              <w:rPr>
+                <w:lang w:val="en-US"/>
+              </w:rPr>
+              <w:t>()-&gt;</w:t>
+            </w:r>
+            <w:proofErr w:type="gramStart"/>
+            <w:r>
+              <w:rPr>
+                <w:lang w:val="en-US"/>
+              </w:rPr>
+              <w:t>exists(</w:t>
+            </w:r>
+            <w:proofErr w:type="gramEnd"/>
+            <w:r>
+              <w:rPr>
+                <w:lang w:val="en-US"/>
+              </w:rPr>
+              <w:t>p| p.id = id)</w:t>
+            </w:r>
+          </w:p>
+          <w:p>
+            <w:pPr>
+              <w:ind w:left="0" w:firstLine="0"/>
+              <w:rPr>
+                <w:lang w:val="en-US"/>
+              </w:rPr>
+            </w:pPr>
+          </w:p>
+          <w:p>
+            <w:pPr>
+              <w:ind w:left="0" w:firstLine="0"/>
+              <w:rPr>
+                <w:lang w:val="en-US"/>
+              </w:rPr>
+            </w:pPr>
+            <w:r>
+              <w:rPr>
+                <w:lang w:val="en-US"/>
+              </w:rPr>
+              <w:t>Context</w:t>
+            </w:r>
+            <w:r>
+              <w:rPr>
+                <w:lang w:val="en-US"/>
+              </w:rPr>
+              <w:t xml:space="preserve"> </w:t>
+            </w:r>
+            <w:proofErr w:type="spellStart"/>
+            <w:proofErr w:type="gramStart"/>
+            <w:r>
+              <w:rPr>
+                <w:lang w:val="en-US"/>
+              </w:rPr>
+              <w:t>ProdottoDao</w:t>
+            </w:r>
+            <w:proofErr w:type="spellEnd"/>
+            <w:r>
+              <w:rPr>
+                <w:lang w:val="en-US"/>
+              </w:rPr>
+              <w:t>::</w:t>
+            </w:r>
+            <w:proofErr w:type="spellStart"/>
+            <w:r>
+              <w:rPr>
+                <w:lang w:val="en-US"/>
+              </w:rPr>
+              <w:t>deleteById</w:t>
+            </w:r>
+            <w:proofErr w:type="spellEnd"/>
+            <w:r>
+              <w:rPr>
+                <w:lang w:val="en-US"/>
+              </w:rPr>
+              <w:t>(</w:t>
+            </w:r>
+            <w:proofErr w:type="gramEnd"/>
+            <w:r>
+              <w:rPr>
+                <w:lang w:val="en-US"/>
+              </w:rPr>
+              <w:t>id: int)</w:t>
+            </w:r>
+          </w:p>
+          <w:p>
+            <w:pPr>
+              <w:ind w:left="0" w:firstLine="0"/>
+              <w:rPr>
+                <w:lang w:val="en-US"/>
+              </w:rPr>
+            </w:pPr>
+            <w:r>
+              <w:rPr>
+                <w:lang w:val="en-US"/>
+              </w:rPr>
+              <w:t xml:space="preserve">Pre: id&gt;0 and </w:t>
+            </w:r>
+            <w:proofErr w:type="spellStart"/>
+            <w:r>
+              <w:rPr>
+                <w:lang w:val="en-US"/>
+              </w:rPr>
+              <w:t>Prodotto.allInstances</w:t>
+            </w:r>
+            <w:proofErr w:type="spellEnd"/>
+            <w:r>
+              <w:rPr>
+                <w:lang w:val="en-US"/>
+              </w:rPr>
+              <w:t>()-&gt;</w:t>
+            </w:r>
+            <w:proofErr w:type="gramStart"/>
+            <w:r>
+              <w:rPr>
+                <w:lang w:val="en-US"/>
+              </w:rPr>
+              <w:t>exists(</w:t>
+            </w:r>
+            <w:proofErr w:type="gramEnd"/>
+            <w:r>
+              <w:rPr>
+                <w:lang w:val="en-US"/>
+              </w:rPr>
+              <w:t>p| p.id = id)</w:t>
+            </w:r>
+          </w:p>
+          <w:p>
+            <w:pPr>
+              <w:ind w:left="0" w:firstLine="0"/>
+              <w:rPr>
+                <w:lang w:val="en-US"/>
+              </w:rPr>
+            </w:pPr>
+          </w:p>
+          <w:p>
+            <w:pPr>
+              <w:ind w:left="0" w:firstLine="0"/>
+              <w:rPr>
+                <w:lang w:val="en-US"/>
+              </w:rPr>
+            </w:pPr>
+            <w:r>
+              <w:rPr>
+                <w:lang w:val="en-US"/>
+              </w:rPr>
+              <w:t xml:space="preserve">Context </w:t>
+            </w:r>
+            <w:proofErr w:type="spellStart"/>
+            <w:proofErr w:type="gramStart"/>
+            <w:r>
+              <w:rPr>
+                <w:lang w:val="en-US"/>
+              </w:rPr>
+              <w:t>ProdottoDao:InsertProduct</w:t>
+            </w:r>
+            <w:proofErr w:type="spellEnd"/>
+            <w:proofErr w:type="gramEnd"/>
+            <w:r>
+              <w:rPr>
+                <w:lang w:val="en-US"/>
+              </w:rPr>
+              <w:t>()</w:t>
+            </w:r>
+          </w:p>
+          <w:p>
+            <w:pPr>
+              <w:ind w:left="0" w:firstLine="0"/>
+              <w:rPr>
+                <w:rStyle w:val="s1"/>
+                <w:lang w:val="en-US"/>
+              </w:rPr>
+            </w:pPr>
+            <w:r>
+              <w:rPr>
+                <w:lang w:val="en-US"/>
+              </w:rPr>
+              <w:t xml:space="preserve">Pre: </w:t>
+            </w:r>
+            <w:proofErr w:type="spellStart"/>
+            <w:r>
+              <w:rPr>
+                <w:lang w:val="en-US"/>
+              </w:rPr>
+              <w:t>nome</w:t>
+            </w:r>
+            <w:proofErr w:type="spellEnd"/>
+            <w:r>
+              <w:rPr>
+                <w:lang w:val="en-US"/>
+              </w:rPr>
+              <w:t xml:space="preserve"> &lt;&gt; </w:t>
+            </w:r>
+            <w:r>
+              <w:rPr>
+                <w:rStyle w:val="s1"/>
+                <w:lang w:val="en-US"/>
+              </w:rPr>
+              <w:t>null</w:t>
+            </w:r>
+            <w:r>
+              <w:rPr>
+                <w:lang w:val="en-US"/>
+              </w:rPr>
+              <w:t xml:space="preserve"> and </w:t>
+            </w:r>
+            <w:proofErr w:type="spellStart"/>
+            <w:r>
+              <w:rPr>
+                <w:lang w:val="en-US"/>
+              </w:rPr>
+              <w:t>categoria</w:t>
+            </w:r>
+            <w:proofErr w:type="spellEnd"/>
+            <w:r>
+              <w:rPr>
+                <w:lang w:val="en-US"/>
+              </w:rPr>
+              <w:t xml:space="preserve"> &lt;&gt; </w:t>
+            </w:r>
+            <w:r>
+              <w:rPr>
+                <w:rStyle w:val="s1"/>
+                <w:lang w:val="en-US"/>
+              </w:rPr>
+              <w:t>null</w:t>
+            </w:r>
+            <w:r>
+              <w:rPr>
+                <w:lang w:val="en-US"/>
+              </w:rPr>
+              <w:t xml:space="preserve"> and </w:t>
+            </w:r>
+            <w:proofErr w:type="spellStart"/>
+            <w:r>
+              <w:rPr>
+                <w:lang w:val="en-US"/>
+              </w:rPr>
+              <w:t>descrizione</w:t>
+            </w:r>
+            <w:proofErr w:type="spellEnd"/>
+            <w:r>
+              <w:rPr>
+                <w:lang w:val="en-US"/>
+              </w:rPr>
+              <w:t xml:space="preserve"> &lt;&gt; </w:t>
+            </w:r>
+            <w:r>
+              <w:rPr>
+                <w:rStyle w:val="s1"/>
+                <w:lang w:val="en-US"/>
+              </w:rPr>
+              <w:t>null</w:t>
+            </w:r>
+            <w:r>
+              <w:rPr>
+                <w:lang w:val="en-US"/>
+              </w:rPr>
+              <w:t xml:space="preserve"> and </w:t>
+            </w:r>
+            <w:proofErr w:type="spellStart"/>
+            <w:r>
+              <w:rPr>
+                <w:lang w:val="en-US"/>
+              </w:rPr>
+              <w:t>immagine</w:t>
+            </w:r>
+            <w:proofErr w:type="spellEnd"/>
+            <w:r>
+              <w:rPr>
+                <w:lang w:val="en-US"/>
+              </w:rPr>
+              <w:t xml:space="preserve"> &lt;&gt; </w:t>
+            </w:r>
+            <w:r>
+              <w:rPr>
+                <w:rStyle w:val="s1"/>
+                <w:lang w:val="en-US"/>
+              </w:rPr>
+              <w:t>null</w:t>
+            </w:r>
+            <w:r>
+              <w:rPr>
+                <w:rStyle w:val="s1"/>
+                <w:lang w:val="en-US"/>
+              </w:rPr>
+              <w:t xml:space="preserve"> </w:t>
+            </w:r>
+          </w:p>
+          <w:p>
+            <w:pPr>
+              <w:ind w:left="0" w:firstLine="0"/>
+              <w:rPr>
+                <w:rStyle w:val="s2"/>
+                <w:lang w:val="en-US"/>
+              </w:rPr>
+            </w:pPr>
+            <w:r>
+              <w:rPr>
+                <w:lang w:val="en-US"/>
+              </w:rPr>
+              <w:t xml:space="preserve">and stock &gt;= </w:t>
+            </w:r>
+            <w:r>
+              <w:rPr>
+                <w:rStyle w:val="s2"/>
+                <w:lang w:val="en-US"/>
+              </w:rPr>
+              <w:t>0</w:t>
+            </w:r>
+            <w:r>
+              <w:rPr>
+                <w:rStyle w:val="s2"/>
+                <w:lang w:val="en-US"/>
+              </w:rPr>
+              <w:t xml:space="preserve"> </w:t>
+            </w:r>
+          </w:p>
+          <w:p>
+            <w:pPr>
+              <w:ind w:left="0" w:firstLine="0"/>
+              <w:rPr>
+                <w:lang w:val="en-US"/>
+              </w:rPr>
+            </w:pPr>
+            <w:r>
+              <w:rPr>
+                <w:lang w:val="en-US"/>
+              </w:rPr>
+              <w:t xml:space="preserve">and </w:t>
+            </w:r>
+            <w:proofErr w:type="spellStart"/>
+            <w:r>
+              <w:rPr>
+                <w:lang w:val="en-US"/>
+              </w:rPr>
+              <w:t>prezzo</w:t>
+            </w:r>
+            <w:proofErr w:type="spellEnd"/>
+            <w:r>
+              <w:rPr>
+                <w:lang w:val="en-US"/>
+              </w:rPr>
+              <w:t xml:space="preserve"> &gt;= </w:t>
+            </w:r>
+            <w:r>
+              <w:rPr>
+                <w:rStyle w:val="s2"/>
+                <w:lang w:val="en-US"/>
+              </w:rPr>
+              <w:t>0</w:t>
+            </w:r>
+          </w:p>
+          <w:p>
+            <w:pPr>
+              <w:ind w:left="0" w:firstLine="0"/>
+              <w:rPr>
+                <w:lang w:val="en-US"/>
+              </w:rPr>
+            </w:pPr>
+          </w:p>
+          <w:p>
+            <w:pPr>
+              <w:ind w:left="0" w:firstLine="0"/>
+              <w:rPr>
+                <w:lang w:val="en-US"/>
+              </w:rPr>
+            </w:pPr>
           </w:p>
           <w:p>
             <w:pPr>
@@ -9386,6 +10076,381 @@
           <w:p>
             <w:pPr>
               <w:ind w:left="0" w:firstLine="0"/>
+            </w:pPr>
+            <w:proofErr w:type="spellStart"/>
+            <w:r>
+              <w:t>Context</w:t>
+            </w:r>
+            <w:proofErr w:type="spellEnd"/>
+            <w:r>
+              <w:t xml:space="preserve"> </w:t>
+            </w:r>
+            <w:proofErr w:type="spellStart"/>
+            <w:proofErr w:type="gramStart"/>
+            <w:r>
+              <w:t>ProdottoDao</w:t>
+            </w:r>
+            <w:proofErr w:type="spellEnd"/>
+            <w:r>
+              <w:t>::</w:t>
+            </w:r>
+            <w:proofErr w:type="spellStart"/>
+            <w:r>
+              <w:t>getAllProdotti</w:t>
+            </w:r>
+            <w:proofErr w:type="spellEnd"/>
+            <w:r>
+              <w:t>(</w:t>
+            </w:r>
+            <w:proofErr w:type="gramEnd"/>
+            <w:r>
+              <w:t>)</w:t>
+            </w:r>
+          </w:p>
+          <w:p>
+            <w:pPr>
+              <w:ind w:left="0" w:firstLine="0"/>
+              <w:rPr>
+                <w:lang w:val="en-US"/>
+              </w:rPr>
+            </w:pPr>
+            <w:r>
+              <w:rPr>
+                <w:lang w:val="en-US"/>
+              </w:rPr>
+              <w:t xml:space="preserve">Post: </w:t>
+            </w:r>
+            <w:r>
+              <w:rPr>
+                <w:lang w:val="en-US"/>
+              </w:rPr>
+              <w:t>result-&gt;</w:t>
+            </w:r>
+            <w:proofErr w:type="spellStart"/>
+            <w:r>
+              <w:rPr>
+                <w:lang w:val="en-US"/>
+              </w:rPr>
+              <w:t>forAll</w:t>
+            </w:r>
+            <w:proofErr w:type="spellEnd"/>
+            <w:r>
+              <w:rPr>
+                <w:lang w:val="en-US"/>
+              </w:rPr>
+              <w:t xml:space="preserve">(p | </w:t>
+            </w:r>
+          </w:p>
+          <w:p>
+            <w:pPr>
+              <w:ind w:left="0" w:firstLine="0"/>
+              <w:rPr>
+                <w:lang w:val="en-US"/>
+              </w:rPr>
+            </w:pPr>
+            <w:r>
+              <w:rPr>
+                <w:lang w:val="en-US"/>
+              </w:rPr>
+              <w:t xml:space="preserve">    p.id &gt; 0 and </w:t>
+            </w:r>
+          </w:p>
+          <w:p>
+            <w:pPr>
+              <w:ind w:left="0" w:firstLine="0"/>
+              <w:rPr>
+                <w:lang w:val="en-US"/>
+              </w:rPr>
+            </w:pPr>
+            <w:r>
+              <w:rPr>
+                <w:lang w:val="en-US"/>
+              </w:rPr>
+              <w:t xml:space="preserve">    </w:t>
+            </w:r>
+            <w:proofErr w:type="spellStart"/>
+            <w:proofErr w:type="gramStart"/>
+            <w:r>
+              <w:rPr>
+                <w:lang w:val="en-US"/>
+              </w:rPr>
+              <w:t>p.nome</w:t>
+            </w:r>
+            <w:proofErr w:type="spellEnd"/>
+            <w:proofErr w:type="gramEnd"/>
+            <w:r>
+              <w:rPr>
+                <w:lang w:val="en-US"/>
+              </w:rPr>
+              <w:t xml:space="preserve"> &lt;&gt; null and </w:t>
+            </w:r>
+          </w:p>
+          <w:p>
+            <w:pPr>
+              <w:ind w:left="0" w:firstLine="0"/>
+              <w:rPr>
+                <w:lang w:val="en-US"/>
+              </w:rPr>
+            </w:pPr>
+            <w:r>
+              <w:rPr>
+                <w:lang w:val="en-US"/>
+              </w:rPr>
+              <w:t xml:space="preserve">    </w:t>
+            </w:r>
+            <w:proofErr w:type="spellStart"/>
+            <w:proofErr w:type="gramStart"/>
+            <w:r>
+              <w:rPr>
+                <w:lang w:val="en-US"/>
+              </w:rPr>
+              <w:t>p.categoria</w:t>
+            </w:r>
+            <w:proofErr w:type="spellEnd"/>
+            <w:proofErr w:type="gramEnd"/>
+            <w:r>
+              <w:rPr>
+                <w:lang w:val="en-US"/>
+              </w:rPr>
+              <w:t xml:space="preserve"> &lt;&gt; null and </w:t>
+            </w:r>
+          </w:p>
+          <w:p>
+            <w:pPr>
+              <w:ind w:left="0" w:firstLine="0"/>
+              <w:rPr>
+                <w:lang w:val="en-US"/>
+              </w:rPr>
+            </w:pPr>
+            <w:r>
+              <w:rPr>
+                <w:lang w:val="en-US"/>
+              </w:rPr>
+              <w:t xml:space="preserve">    </w:t>
+            </w:r>
+            <w:proofErr w:type="spellStart"/>
+            <w:proofErr w:type="gramStart"/>
+            <w:r>
+              <w:rPr>
+                <w:lang w:val="en-US"/>
+              </w:rPr>
+              <w:t>p.descrizione</w:t>
+            </w:r>
+            <w:proofErr w:type="spellEnd"/>
+            <w:proofErr w:type="gramEnd"/>
+            <w:r>
+              <w:rPr>
+                <w:lang w:val="en-US"/>
+              </w:rPr>
+              <w:t xml:space="preserve"> &lt;&gt; null and </w:t>
+            </w:r>
+          </w:p>
+          <w:p>
+            <w:pPr>
+              <w:ind w:left="0" w:firstLine="0"/>
+              <w:rPr>
+                <w:lang w:val="en-US"/>
+              </w:rPr>
+            </w:pPr>
+            <w:r>
+              <w:rPr>
+                <w:lang w:val="en-US"/>
+              </w:rPr>
+              <w:t xml:space="preserve">    </w:t>
+            </w:r>
+            <w:proofErr w:type="spellStart"/>
+            <w:proofErr w:type="gramStart"/>
+            <w:r>
+              <w:rPr>
+                <w:lang w:val="en-US"/>
+              </w:rPr>
+              <w:t>p.immagine</w:t>
+            </w:r>
+            <w:proofErr w:type="spellEnd"/>
+            <w:proofErr w:type="gramEnd"/>
+            <w:r>
+              <w:rPr>
+                <w:lang w:val="en-US"/>
+              </w:rPr>
+              <w:t xml:space="preserve"> &lt;&gt; null and </w:t>
+            </w:r>
+          </w:p>
+          <w:p>
+            <w:pPr>
+              <w:ind w:left="0" w:firstLine="0"/>
+              <w:rPr>
+                <w:lang w:val="en-US"/>
+              </w:rPr>
+            </w:pPr>
+            <w:r>
+              <w:rPr>
+                <w:lang w:val="en-US"/>
+              </w:rPr>
+              <w:t xml:space="preserve">    </w:t>
+            </w:r>
+            <w:proofErr w:type="spellStart"/>
+            <w:proofErr w:type="gramStart"/>
+            <w:r>
+              <w:rPr>
+                <w:lang w:val="en-US"/>
+              </w:rPr>
+              <w:t>p.prezzo</w:t>
+            </w:r>
+            <w:proofErr w:type="spellEnd"/>
+            <w:proofErr w:type="gramEnd"/>
+            <w:r>
+              <w:rPr>
+                <w:lang w:val="en-US"/>
+              </w:rPr>
+              <w:t xml:space="preserve"> &gt;= 0 and </w:t>
+            </w:r>
+          </w:p>
+          <w:p>
+            <w:pPr>
+              <w:ind w:left="0" w:firstLine="0"/>
+              <w:rPr>
+                <w:lang w:val="en-US"/>
+              </w:rPr>
+            </w:pPr>
+            <w:r>
+              <w:rPr>
+                <w:lang w:val="en-US"/>
+              </w:rPr>
+              <w:t xml:space="preserve">    </w:t>
+            </w:r>
+            <w:proofErr w:type="spellStart"/>
+            <w:proofErr w:type="gramStart"/>
+            <w:r>
+              <w:rPr>
+                <w:lang w:val="en-US"/>
+              </w:rPr>
+              <w:t>p.stock</w:t>
+            </w:r>
+            <w:proofErr w:type="spellEnd"/>
+            <w:proofErr w:type="gramEnd"/>
+            <w:r>
+              <w:rPr>
+                <w:lang w:val="en-US"/>
+              </w:rPr>
+              <w:t xml:space="preserve"> &gt;= 0 and </w:t>
+            </w:r>
+          </w:p>
+          <w:p>
+            <w:pPr>
+              <w:ind w:left="0" w:firstLine="0"/>
+            </w:pPr>
+            <w:r>
+              <w:rPr>
+                <w:lang w:val="en-US"/>
+              </w:rPr>
+              <w:t xml:space="preserve">    </w:t>
+            </w:r>
+            <w:proofErr w:type="spellStart"/>
+            <w:proofErr w:type="gramStart"/>
+            <w:r>
+              <w:t>p.stato</w:t>
+            </w:r>
+            <w:proofErr w:type="spellEnd"/>
+            <w:proofErr w:type="gramEnd"/>
+            <w:r>
+              <w:t xml:space="preserve"> &lt;&gt; </w:t>
+            </w:r>
+            <w:proofErr w:type="spellStart"/>
+            <w:r>
+              <w:t>null</w:t>
+            </w:r>
+            <w:proofErr w:type="spellEnd"/>
+          </w:p>
+          <w:p>
+            <w:pPr>
+              <w:ind w:left="0" w:firstLine="0"/>
+            </w:pPr>
+            <w:r>
+              <w:t>)</w:t>
+            </w:r>
+          </w:p>
+          <w:p>
+            <w:pPr>
+              <w:ind w:left="0" w:firstLine="0"/>
+            </w:pPr>
+          </w:p>
+          <w:p>
+            <w:pPr>
+              <w:ind w:left="0" w:firstLine="0"/>
+              <w:rPr>
+                <w:lang w:val="en-US"/>
+              </w:rPr>
+            </w:pPr>
+            <w:r>
+              <w:rPr>
+                <w:lang w:val="en-US"/>
+              </w:rPr>
+              <w:t xml:space="preserve">Context </w:t>
+            </w:r>
+            <w:proofErr w:type="spellStart"/>
+            <w:proofErr w:type="gramStart"/>
+            <w:r>
+              <w:rPr>
+                <w:lang w:val="en-US"/>
+              </w:rPr>
+              <w:t>ProdottoDao</w:t>
+            </w:r>
+            <w:proofErr w:type="spellEnd"/>
+            <w:r>
+              <w:rPr>
+                <w:lang w:val="en-US"/>
+              </w:rPr>
+              <w:t>::</w:t>
+            </w:r>
+            <w:proofErr w:type="spellStart"/>
+            <w:proofErr w:type="gramEnd"/>
+            <w:r>
+              <w:rPr>
+                <w:lang w:val="en-US"/>
+              </w:rPr>
+              <w:t>getSingleProdotto</w:t>
+            </w:r>
+            <w:proofErr w:type="spellEnd"/>
+            <w:r>
+              <w:rPr>
+                <w:lang w:val="en-US"/>
+              </w:rPr>
+              <w:t>(id)</w:t>
+            </w:r>
+          </w:p>
+          <w:p>
+            <w:pPr>
+              <w:ind w:left="0" w:firstLine="0"/>
+              <w:rPr>
+                <w:lang w:val="en-US"/>
+              </w:rPr>
+            </w:pPr>
+            <w:r>
+              <w:rPr>
+                <w:lang w:val="en-US"/>
+              </w:rPr>
+              <w:t xml:space="preserve">Post: </w:t>
+            </w:r>
+          </w:p>
+          <w:p>
+            <w:pPr>
+              <w:ind w:left="0" w:firstLine="0"/>
+              <w:rPr>
+                <w:lang w:val="en-US"/>
+              </w:rPr>
+            </w:pPr>
+          </w:p>
+          <w:p>
+            <w:pPr>
+              <w:ind w:left="0" w:firstLine="0"/>
+              <w:rPr>
+                <w:lang w:val="en-US"/>
+              </w:rPr>
+            </w:pPr>
+          </w:p>
+          <w:p>
+            <w:pPr>
+              <w:ind w:left="0" w:firstLine="0"/>
               <w:rPr>
                 <w:lang w:val="en-US"/>
               </w:rPr>
@@ -10282,7 +11347,6 @@
           <w:rFonts w:eastAsia="Calibri"/>
           <w:lang w:val="en-US"/>
         </w:rPr>
-        <w:lastRenderedPageBreak/>
         <w:t xml:space="preserve">public </w:t>
       </w:r>
       <w:proofErr w:type="spellStart"/>
@@ -10712,6 +11776,7 @@
           <w:rFonts w:eastAsia="Calibri"/>
           <w:lang w:val="en-US"/>
         </w:rPr>
+        <w:lastRenderedPageBreak/>
         <w:t xml:space="preserve">public void </w:t>
       </w:r>
       <w:proofErr w:type="spellStart"/>
@@ -11650,7 +12715,6 @@
         <w:rPr>
           <w:rFonts w:eastAsia="Calibri"/>
         </w:rPr>
-        <w:lastRenderedPageBreak/>
         <w:t xml:space="preserve">Sottosistema </w:t>
       </w:r>
       <w:proofErr w:type="spellStart"/>
@@ -12274,6 +13338,7 @@
         <w:rPr>
           <w:rFonts w:eastAsia="Calibri"/>
         </w:rPr>
+        <w:lastRenderedPageBreak/>
         <w:t xml:space="preserve">public List&lt;Ordine&gt; </w:t>
       </w:r>
       <w:proofErr w:type="spellStart"/>
@@ -22711,6 +23776,35 @@
       </w:tblBorders>
     </w:tblPr>
   </w:style>
+  <w:style w:type="paragraph" w:customStyle="1" w:styleId="p1">
+    <w:name w:val="p1"/>
+    <w:basedOn w:val="Normale"/>
+    <w:rsid w:val="004B430D"/>
+    <w:pPr>
+      <w:spacing w:before="100" w:beforeAutospacing="1" w:after="100" w:afterAutospacing="1" w:line="240" w:lineRule="auto"/>
+      <w:ind w:left="0" w:firstLine="0"/>
+    </w:pPr>
+    <w:rPr>
+      <w:color w:val="auto"/>
+      <w:kern w:val="0"/>
+      <w14:ligatures w14:val="none"/>
+    </w:rPr>
+  </w:style>
+  <w:style w:type="character" w:customStyle="1" w:styleId="s1">
+    <w:name w:val="s1"/>
+    <w:basedOn w:val="Carpredefinitoparagrafo"/>
+    <w:rsid w:val="004B430D"/>
+  </w:style>
+  <w:style w:type="character" w:customStyle="1" w:styleId="apple-converted-space">
+    <w:name w:val="apple-converted-space"/>
+    <w:basedOn w:val="Carpredefinitoparagrafo"/>
+    <w:rsid w:val="004B430D"/>
+  </w:style>
+  <w:style w:type="character" w:customStyle="1" w:styleId="s2">
+    <w:name w:val="s2"/>
+    <w:basedOn w:val="Carpredefinitoparagrafo"/>
+    <w:rsid w:val="004B430D"/>
+  </w:style>
 </w:styles>
 </file>
 
